--- a/Seminars/TW 19/Tutorial 19.docx
+++ b/Seminars/TW 19/Tutorial 19.docx
@@ -87,14 +87,12 @@
         </w:rPr>
         <w:t xml:space="preserve"> to WIUT project and declare enumeration </w:t>
       </w:r>
-      <w:proofErr w:type="spellStart"/>
       <w:r>
         <w:rPr>
           <w:lang w:val="en-US"/>
         </w:rPr>
         <w:t>FormMode</w:t>
       </w:r>
-      <w:proofErr w:type="spellEnd"/>
     </w:p>
     <w:p>
       <w:pPr>
@@ -130,7 +128,6 @@
         </w:rPr>
         <w:t xml:space="preserve"> </w:t>
       </w:r>
-      <w:proofErr w:type="spellStart"/>
       <w:r>
         <w:rPr>
           <w:rFonts w:ascii="Consolas" w:hAnsi="Consolas" w:cs="Consolas"/>
@@ -141,7 +138,6 @@
         </w:rPr>
         <w:t>enum</w:t>
       </w:r>
-      <w:proofErr w:type="spellEnd"/>
       <w:r>
         <w:rPr>
           <w:rFonts w:ascii="Consolas" w:hAnsi="Consolas" w:cs="Consolas"/>
@@ -152,7 +148,6 @@
         </w:rPr>
         <w:t xml:space="preserve"> </w:t>
       </w:r>
-      <w:proofErr w:type="spellStart"/>
       <w:r>
         <w:rPr>
           <w:rFonts w:ascii="Consolas" w:hAnsi="Consolas" w:cs="Consolas"/>
@@ -163,7 +158,6 @@
         </w:rPr>
         <w:t>FormMode</w:t>
       </w:r>
-      <w:proofErr w:type="spellEnd"/>
     </w:p>
     <w:p>
       <w:pPr>
@@ -203,7 +197,6 @@
           <w:lang w:val="en-US" w:eastAsia="en-GB"/>
         </w:rPr>
       </w:pPr>
-      <w:proofErr w:type="spellStart"/>
       <w:r>
         <w:rPr>
           <w:rFonts w:ascii="Consolas" w:hAnsi="Consolas" w:cs="Consolas"/>
@@ -212,18 +205,7 @@
           <w:szCs w:val="19"/>
           <w:lang w:val="en-US" w:eastAsia="en-GB"/>
         </w:rPr>
-        <w:t>CreateNew</w:t>
-      </w:r>
-      <w:proofErr w:type="spellEnd"/>
-      <w:r>
-        <w:rPr>
-          <w:rFonts w:ascii="Consolas" w:hAnsi="Consolas" w:cs="Consolas"/>
-          <w:color w:val="000000"/>
-          <w:sz w:val="19"/>
-          <w:szCs w:val="19"/>
-          <w:lang w:val="en-US" w:eastAsia="en-GB"/>
-        </w:rPr>
-        <w:t>,</w:t>
+        <w:t>CreateNew,</w:t>
       </w:r>
     </w:p>
     <w:p>
@@ -302,16 +284,8 @@
         <w:rPr>
           <w:lang w:val="en-US"/>
         </w:rPr>
-        <w:t xml:space="preserve">, call it </w:t>
-      </w:r>
-      <w:proofErr w:type="spellStart"/>
-      <w:r>
-        <w:rPr>
-          <w:lang w:val="en-US"/>
-        </w:rPr>
-        <w:t>CourseEditForm</w:t>
-      </w:r>
-      <w:proofErr w:type="spellEnd"/>
+        <w:t>, call it CourseEditForm</w:t>
+      </w:r>
     </w:p>
     <w:p>
       <w:pPr>
@@ -344,7 +318,37 @@
         <w:rPr>
           <w:lang w:val="en-US"/>
         </w:rPr>
-        <w:t>Add corresponding controls to the form – label and textbox for name, buttons Save and Cancel</w:t>
+        <w:t>Add corresponding controls to the form – label and textbox</w:t>
+      </w:r>
+      <w:r>
+        <w:rPr>
+          <w:lang w:val="en-US"/>
+        </w:rPr>
+        <w:t xml:space="preserve"> (tbxName)</w:t>
+      </w:r>
+      <w:r>
+        <w:rPr>
+          <w:lang w:val="en-US"/>
+        </w:rPr>
+        <w:t xml:space="preserve"> for name, buttons Save</w:t>
+      </w:r>
+      <w:r>
+        <w:rPr>
+          <w:lang w:val="en-US"/>
+        </w:rPr>
+        <w:t xml:space="preserve"> (btnSave)</w:t>
+      </w:r>
+      <w:r>
+        <w:rPr>
+          <w:lang w:val="en-US"/>
+        </w:rPr>
+        <w:t xml:space="preserve"> and Cancel</w:t>
+      </w:r>
+      <w:r>
+        <w:rPr>
+          <w:lang w:val="en-US"/>
+        </w:rPr>
+        <w:t xml:space="preserve"> (btnCancel)</w:t>
       </w:r>
     </w:p>
     <w:p>
@@ -394,9 +398,9 @@
           <w:lang w:val="en-US" w:eastAsia="en-GB"/>
         </w:rPr>
       </w:pPr>
-      <w:bookmarkStart w:id="1" w:name="OLE_LINK10"/>
-      <w:bookmarkStart w:id="2" w:name="OLE_LINK11"/>
-      <w:bookmarkStart w:id="3" w:name="OLE_LINK2"/>
+      <w:bookmarkStart w:id="1" w:name="OLE_LINK2"/>
+      <w:bookmarkStart w:id="2" w:name="OLE_LINK10"/>
+      <w:bookmarkStart w:id="3" w:name="OLE_LINK11"/>
       <w:r>
         <w:rPr>
           <w:rFonts w:ascii="Cascadia Mono" w:hAnsi="Cascadia Mono" w:cs="Cascadia Mono"/>
@@ -415,20 +419,174 @@
           <w:szCs w:val="19"/>
           <w:lang w:val="en-US" w:eastAsia="en-GB"/>
         </w:rPr>
-        <w:t xml:space="preserve"> Course </w:t>
-      </w:r>
-      <w:proofErr w:type="spellStart"/>
-      <w:r>
-        <w:rPr>
-          <w:rFonts w:ascii="Cascadia Mono" w:hAnsi="Cascadia Mono" w:cs="Cascadia Mono"/>
-          <w:color w:val="000000"/>
-          <w:sz w:val="19"/>
-          <w:szCs w:val="19"/>
-          <w:lang w:val="en-US" w:eastAsia="en-GB"/>
-        </w:rPr>
-        <w:t>Course</w:t>
-      </w:r>
-      <w:proofErr w:type="spellEnd"/>
+        <w:t xml:space="preserve"> Course Course { </w:t>
+      </w:r>
+      <w:r>
+        <w:rPr>
+          <w:rFonts w:ascii="Cascadia Mono" w:hAnsi="Cascadia Mono" w:cs="Cascadia Mono"/>
+          <w:color w:val="0000FF"/>
+          <w:sz w:val="19"/>
+          <w:szCs w:val="19"/>
+          <w:lang w:val="en-US" w:eastAsia="en-GB"/>
+        </w:rPr>
+        <w:t>get</w:t>
+      </w:r>
+      <w:r>
+        <w:rPr>
+          <w:rFonts w:ascii="Cascadia Mono" w:hAnsi="Cascadia Mono" w:cs="Cascadia Mono"/>
+          <w:color w:val="000000"/>
+          <w:sz w:val="19"/>
+          <w:szCs w:val="19"/>
+          <w:lang w:val="en-US" w:eastAsia="en-GB"/>
+        </w:rPr>
+        <w:t xml:space="preserve">; </w:t>
+      </w:r>
+      <w:r>
+        <w:rPr>
+          <w:rFonts w:ascii="Cascadia Mono" w:hAnsi="Cascadia Mono" w:cs="Cascadia Mono"/>
+          <w:color w:val="0000FF"/>
+          <w:sz w:val="19"/>
+          <w:szCs w:val="19"/>
+          <w:lang w:val="en-US" w:eastAsia="en-GB"/>
+        </w:rPr>
+        <w:t>set</w:t>
+      </w:r>
+      <w:r>
+        <w:rPr>
+          <w:rFonts w:ascii="Cascadia Mono" w:hAnsi="Cascadia Mono" w:cs="Cascadia Mono"/>
+          <w:color w:val="000000"/>
+          <w:sz w:val="19"/>
+          <w:szCs w:val="19"/>
+          <w:lang w:val="en-US" w:eastAsia="en-GB"/>
+        </w:rPr>
+        <w:t>; }</w:t>
+      </w:r>
+    </w:p>
+    <w:p>
+      <w:pPr>
+        <w:autoSpaceDE w:val="0"/>
+        <w:autoSpaceDN w:val="0"/>
+        <w:adjustRightInd w:val="0"/>
+        <w:rPr>
+          <w:rFonts w:ascii="Cascadia Mono" w:hAnsi="Cascadia Mono" w:cs="Cascadia Mono"/>
+          <w:color w:val="000000"/>
+          <w:sz w:val="19"/>
+          <w:szCs w:val="19"/>
+          <w:lang w:val="en-US" w:eastAsia="en-GB"/>
+        </w:rPr>
+      </w:pPr>
+    </w:p>
+    <w:p>
+      <w:pPr>
+        <w:autoSpaceDE w:val="0"/>
+        <w:autoSpaceDN w:val="0"/>
+        <w:adjustRightInd w:val="0"/>
+        <w:rPr>
+          <w:rFonts w:ascii="Cascadia Mono" w:hAnsi="Cascadia Mono" w:cs="Cascadia Mono"/>
+          <w:color w:val="000000"/>
+          <w:sz w:val="19"/>
+          <w:szCs w:val="19"/>
+          <w:lang w:val="en-US" w:eastAsia="en-GB"/>
+        </w:rPr>
+      </w:pPr>
+      <w:r>
+        <w:rPr>
+          <w:rFonts w:ascii="Cascadia Mono" w:hAnsi="Cascadia Mono" w:cs="Cascadia Mono"/>
+          <w:color w:val="0000FF"/>
+          <w:sz w:val="19"/>
+          <w:szCs w:val="19"/>
+          <w:lang w:val="en-US" w:eastAsia="en-GB"/>
+        </w:rPr>
+        <w:t>public</w:t>
+      </w:r>
+      <w:r>
+        <w:rPr>
+          <w:rFonts w:ascii="Cascadia Mono" w:hAnsi="Cascadia Mono" w:cs="Cascadia Mono"/>
+          <w:color w:val="000000"/>
+          <w:sz w:val="19"/>
+          <w:szCs w:val="19"/>
+          <w:lang w:val="en-US" w:eastAsia="en-GB"/>
+        </w:rPr>
+        <w:t xml:space="preserve"> FormMode Mode { </w:t>
+      </w:r>
+      <w:r>
+        <w:rPr>
+          <w:rFonts w:ascii="Cascadia Mono" w:hAnsi="Cascadia Mono" w:cs="Cascadia Mono"/>
+          <w:color w:val="0000FF"/>
+          <w:sz w:val="19"/>
+          <w:szCs w:val="19"/>
+          <w:lang w:val="en-US" w:eastAsia="en-GB"/>
+        </w:rPr>
+        <w:t>get</w:t>
+      </w:r>
+      <w:r>
+        <w:rPr>
+          <w:rFonts w:ascii="Cascadia Mono" w:hAnsi="Cascadia Mono" w:cs="Cascadia Mono"/>
+          <w:color w:val="000000"/>
+          <w:sz w:val="19"/>
+          <w:szCs w:val="19"/>
+          <w:lang w:val="en-US" w:eastAsia="en-GB"/>
+        </w:rPr>
+        <w:t xml:space="preserve">; </w:t>
+      </w:r>
+      <w:r>
+        <w:rPr>
+          <w:rFonts w:ascii="Cascadia Mono" w:hAnsi="Cascadia Mono" w:cs="Cascadia Mono"/>
+          <w:color w:val="0000FF"/>
+          <w:sz w:val="19"/>
+          <w:szCs w:val="19"/>
+          <w:lang w:val="en-US" w:eastAsia="en-GB"/>
+        </w:rPr>
+        <w:t>set</w:t>
+      </w:r>
+      <w:r>
+        <w:rPr>
+          <w:rFonts w:ascii="Cascadia Mono" w:hAnsi="Cascadia Mono" w:cs="Cascadia Mono"/>
+          <w:color w:val="000000"/>
+          <w:sz w:val="19"/>
+          <w:szCs w:val="19"/>
+          <w:lang w:val="en-US" w:eastAsia="en-GB"/>
+        </w:rPr>
+        <w:t>; }</w:t>
+      </w:r>
+    </w:p>
+    <w:p>
+      <w:pPr>
+        <w:autoSpaceDE w:val="0"/>
+        <w:autoSpaceDN w:val="0"/>
+        <w:adjustRightInd w:val="0"/>
+        <w:rPr>
+          <w:rFonts w:ascii="Cascadia Mono" w:hAnsi="Cascadia Mono" w:cs="Cascadia Mono"/>
+          <w:color w:val="000000"/>
+          <w:sz w:val="19"/>
+          <w:szCs w:val="19"/>
+          <w:lang w:val="en-US" w:eastAsia="en-GB"/>
+        </w:rPr>
+      </w:pPr>
+    </w:p>
+    <w:p>
+      <w:pPr>
+        <w:autoSpaceDE w:val="0"/>
+        <w:autoSpaceDN w:val="0"/>
+        <w:adjustRightInd w:val="0"/>
+        <w:rPr>
+          <w:rFonts w:ascii="Cascadia Mono" w:hAnsi="Cascadia Mono" w:cs="Cascadia Mono"/>
+          <w:color w:val="000000"/>
+          <w:sz w:val="19"/>
+          <w:szCs w:val="19"/>
+          <w:lang w:val="en-US" w:eastAsia="en-GB"/>
+        </w:rPr>
+      </w:pPr>
+      <w:r>
+        <w:rPr>
+          <w:rFonts w:ascii="Cascadia Mono" w:hAnsi="Cascadia Mono" w:cs="Cascadia Mono"/>
+          <w:color w:val="0000FF"/>
+          <w:sz w:val="19"/>
+          <w:szCs w:val="19"/>
+          <w:lang w:val="en-US" w:eastAsia="en-GB"/>
+        </w:rPr>
+        <w:t>public</w:t>
+      </w:r>
       <w:r>
         <w:rPr>
           <w:rFonts w:ascii="Cascadia Mono" w:hAnsi="Cascadia Mono" w:cs="Cascadia Mono"/>
@@ -439,17 +597,6 @@
         </w:rPr>
         <w:t xml:space="preserve"> </w:t>
       </w:r>
-      <w:proofErr w:type="gramStart"/>
-      <w:r>
-        <w:rPr>
-          <w:rFonts w:ascii="Cascadia Mono" w:hAnsi="Cascadia Mono" w:cs="Cascadia Mono"/>
-          <w:color w:val="000000"/>
-          <w:sz w:val="19"/>
-          <w:szCs w:val="19"/>
-          <w:lang w:val="en-US" w:eastAsia="en-GB"/>
-        </w:rPr>
-        <w:t xml:space="preserve">{ </w:t>
-      </w:r>
       <w:r>
         <w:rPr>
           <w:rFonts w:ascii="Cascadia Mono" w:hAnsi="Cascadia Mono" w:cs="Cascadia Mono"/>
@@ -458,18 +605,91 @@
           <w:szCs w:val="19"/>
           <w:lang w:val="en-US" w:eastAsia="en-GB"/>
         </w:rPr>
-        <w:t>get</w:t>
-      </w:r>
-      <w:proofErr w:type="gramEnd"/>
-      <w:r>
-        <w:rPr>
-          <w:rFonts w:ascii="Cascadia Mono" w:hAnsi="Cascadia Mono" w:cs="Cascadia Mono"/>
-          <w:color w:val="000000"/>
-          <w:sz w:val="19"/>
-          <w:szCs w:val="19"/>
-          <w:lang w:val="en-US" w:eastAsia="en-GB"/>
-        </w:rPr>
-        <w:t xml:space="preserve">; </w:t>
+        <w:t>void</w:t>
+      </w:r>
+      <w:r>
+        <w:rPr>
+          <w:rFonts w:ascii="Cascadia Mono" w:hAnsi="Cascadia Mono" w:cs="Cascadia Mono"/>
+          <w:color w:val="000000"/>
+          <w:sz w:val="19"/>
+          <w:szCs w:val="19"/>
+          <w:lang w:val="en-US" w:eastAsia="en-GB"/>
+        </w:rPr>
+        <w:t xml:space="preserve"> CreateNewCourse()</w:t>
+      </w:r>
+    </w:p>
+    <w:p>
+      <w:pPr>
+        <w:autoSpaceDE w:val="0"/>
+        <w:autoSpaceDN w:val="0"/>
+        <w:adjustRightInd w:val="0"/>
+        <w:rPr>
+          <w:rFonts w:ascii="Cascadia Mono" w:hAnsi="Cascadia Mono" w:cs="Cascadia Mono"/>
+          <w:color w:val="000000"/>
+          <w:sz w:val="19"/>
+          <w:szCs w:val="19"/>
+          <w:lang w:val="en-US" w:eastAsia="en-GB"/>
+        </w:rPr>
+      </w:pPr>
+      <w:r>
+        <w:rPr>
+          <w:rFonts w:ascii="Cascadia Mono" w:hAnsi="Cascadia Mono" w:cs="Cascadia Mono"/>
+          <w:color w:val="000000"/>
+          <w:sz w:val="19"/>
+          <w:szCs w:val="19"/>
+          <w:lang w:val="en-US" w:eastAsia="en-GB"/>
+        </w:rPr>
+        <w:t>{</w:t>
+      </w:r>
+    </w:p>
+    <w:p>
+      <w:pPr>
+        <w:autoSpaceDE w:val="0"/>
+        <w:autoSpaceDN w:val="0"/>
+        <w:adjustRightInd w:val="0"/>
+        <w:ind w:firstLine="708"/>
+        <w:rPr>
+          <w:rFonts w:ascii="Cascadia Mono" w:hAnsi="Cascadia Mono" w:cs="Cascadia Mono"/>
+          <w:color w:val="000000"/>
+          <w:sz w:val="19"/>
+          <w:szCs w:val="19"/>
+          <w:lang w:val="en-US" w:eastAsia="en-GB"/>
+        </w:rPr>
+      </w:pPr>
+      <w:r>
+        <w:rPr>
+          <w:rFonts w:ascii="Cascadia Mono" w:hAnsi="Cascadia Mono" w:cs="Cascadia Mono"/>
+          <w:color w:val="000000"/>
+          <w:sz w:val="19"/>
+          <w:szCs w:val="19"/>
+          <w:lang w:val="en-US" w:eastAsia="en-GB"/>
+        </w:rPr>
+        <w:t>Mode = FormMode.CreateNew;</w:t>
+      </w:r>
+    </w:p>
+    <w:p>
+      <w:pPr>
+        <w:autoSpaceDE w:val="0"/>
+        <w:autoSpaceDN w:val="0"/>
+        <w:adjustRightInd w:val="0"/>
+        <w:ind w:firstLine="708"/>
+        <w:rPr>
+          <w:rFonts w:ascii="Cascadia Mono" w:hAnsi="Cascadia Mono" w:cs="Cascadia Mono"/>
+          <w:color w:val="000000"/>
+          <w:sz w:val="19"/>
+          <w:szCs w:val="19"/>
+          <w:lang w:val="en-US" w:eastAsia="en-GB"/>
+        </w:rPr>
+      </w:pPr>
+      <w:r>
+        <w:rPr>
+          <w:rFonts w:ascii="Cascadia Mono" w:hAnsi="Cascadia Mono" w:cs="Cascadia Mono"/>
+          <w:color w:val="000000"/>
+          <w:sz w:val="19"/>
+          <w:szCs w:val="19"/>
+          <w:lang w:val="en-US" w:eastAsia="en-GB"/>
+        </w:rPr>
+        <w:t xml:space="preserve">Course = </w:t>
       </w:r>
       <w:r>
         <w:rPr>
@@ -479,17 +699,116 @@
           <w:szCs w:val="19"/>
           <w:lang w:val="en-US" w:eastAsia="en-GB"/>
         </w:rPr>
-        <w:t>set</w:t>
-      </w:r>
-      <w:r>
-        <w:rPr>
-          <w:rFonts w:ascii="Cascadia Mono" w:hAnsi="Cascadia Mono" w:cs="Cascadia Mono"/>
-          <w:color w:val="000000"/>
-          <w:sz w:val="19"/>
-          <w:szCs w:val="19"/>
-          <w:lang w:val="en-US" w:eastAsia="en-GB"/>
-        </w:rPr>
-        <w:t>; }</w:t>
+        <w:t>new</w:t>
+      </w:r>
+      <w:r>
+        <w:rPr>
+          <w:rFonts w:ascii="Cascadia Mono" w:hAnsi="Cascadia Mono" w:cs="Cascadia Mono"/>
+          <w:color w:val="000000"/>
+          <w:sz w:val="19"/>
+          <w:szCs w:val="19"/>
+          <w:lang w:val="en-US" w:eastAsia="en-GB"/>
+        </w:rPr>
+        <w:t xml:space="preserve"> Course();</w:t>
+      </w:r>
+    </w:p>
+    <w:p>
+      <w:pPr>
+        <w:autoSpaceDE w:val="0"/>
+        <w:autoSpaceDN w:val="0"/>
+        <w:adjustRightInd w:val="0"/>
+        <w:ind w:firstLine="708"/>
+        <w:rPr>
+          <w:rFonts w:ascii="Cascadia Mono" w:hAnsi="Cascadia Mono" w:cs="Cascadia Mono"/>
+          <w:color w:val="000000"/>
+          <w:sz w:val="19"/>
+          <w:szCs w:val="19"/>
+          <w:lang w:val="en-US" w:eastAsia="en-GB"/>
+        </w:rPr>
+      </w:pPr>
+      <w:r>
+        <w:rPr>
+          <w:rFonts w:ascii="Cascadia Mono" w:hAnsi="Cascadia Mono" w:cs="Cascadia Mono"/>
+          <w:color w:val="000000"/>
+          <w:sz w:val="19"/>
+          <w:szCs w:val="19"/>
+          <w:lang w:val="en-US" w:eastAsia="en-GB"/>
+        </w:rPr>
+        <w:t>InitializeControls();</w:t>
+      </w:r>
+    </w:p>
+    <w:p>
+      <w:pPr>
+        <w:autoSpaceDE w:val="0"/>
+        <w:autoSpaceDN w:val="0"/>
+        <w:adjustRightInd w:val="0"/>
+        <w:ind w:firstLine="708"/>
+        <w:rPr>
+          <w:rFonts w:ascii="Cascadia Mono" w:hAnsi="Cascadia Mono" w:cs="Cascadia Mono"/>
+          <w:color w:val="000000"/>
+          <w:sz w:val="19"/>
+          <w:szCs w:val="19"/>
+          <w:lang w:val="en-US" w:eastAsia="en-GB"/>
+        </w:rPr>
+      </w:pPr>
+      <w:r>
+        <w:rPr>
+          <w:rFonts w:ascii="Cascadia Mono" w:hAnsi="Cascadia Mono" w:cs="Cascadia Mono"/>
+          <w:color w:val="000000"/>
+          <w:sz w:val="19"/>
+          <w:szCs w:val="19"/>
+          <w:lang w:val="en-US" w:eastAsia="en-GB"/>
+        </w:rPr>
+        <w:t>MdiParent = MyForms.GetForm&lt;ParentForm&gt;();</w:t>
+      </w:r>
+    </w:p>
+    <w:p>
+      <w:pPr>
+        <w:autoSpaceDE w:val="0"/>
+        <w:autoSpaceDN w:val="0"/>
+        <w:adjustRightInd w:val="0"/>
+        <w:ind w:firstLine="708"/>
+        <w:rPr>
+          <w:rFonts w:ascii="Cascadia Mono" w:hAnsi="Cascadia Mono" w:cs="Cascadia Mono"/>
+          <w:color w:val="000000"/>
+          <w:sz w:val="19"/>
+          <w:szCs w:val="19"/>
+          <w:lang w:val="en-US" w:eastAsia="en-GB"/>
+        </w:rPr>
+      </w:pPr>
+      <w:r>
+        <w:rPr>
+          <w:rFonts w:ascii="Cascadia Mono" w:hAnsi="Cascadia Mono" w:cs="Cascadia Mono"/>
+          <w:color w:val="000000"/>
+          <w:sz w:val="19"/>
+          <w:szCs w:val="19"/>
+          <w:lang w:val="en-US" w:eastAsia="en-GB"/>
+        </w:rPr>
+        <w:t>Show();</w:t>
+      </w:r>
+    </w:p>
+    <w:p>
+      <w:pPr>
+        <w:autoSpaceDE w:val="0"/>
+        <w:autoSpaceDN w:val="0"/>
+        <w:adjustRightInd w:val="0"/>
+        <w:rPr>
+          <w:rFonts w:ascii="Cascadia Mono" w:hAnsi="Cascadia Mono" w:cs="Cascadia Mono"/>
+          <w:color w:val="000000"/>
+          <w:sz w:val="19"/>
+          <w:szCs w:val="19"/>
+          <w:lang w:val="en-US" w:eastAsia="en-GB"/>
+        </w:rPr>
+      </w:pPr>
+      <w:r>
+        <w:rPr>
+          <w:rFonts w:ascii="Cascadia Mono" w:hAnsi="Cascadia Mono" w:cs="Cascadia Mono"/>
+          <w:color w:val="000000"/>
+          <w:sz w:val="19"/>
+          <w:szCs w:val="19"/>
+          <w:lang w:val="en-US" w:eastAsia="en-GB"/>
+        </w:rPr>
+        <w:t>}</w:t>
       </w:r>
     </w:p>
     <w:p>
@@ -539,39 +858,6 @@
         </w:rPr>
         <w:t xml:space="preserve"> </w:t>
       </w:r>
-      <w:proofErr w:type="spellStart"/>
-      <w:r>
-        <w:rPr>
-          <w:rFonts w:ascii="Cascadia Mono" w:hAnsi="Cascadia Mono" w:cs="Cascadia Mono"/>
-          <w:color w:val="000000"/>
-          <w:sz w:val="19"/>
-          <w:szCs w:val="19"/>
-          <w:lang w:val="en-US" w:eastAsia="en-GB"/>
-        </w:rPr>
-        <w:t>FormMode</w:t>
-      </w:r>
-      <w:proofErr w:type="spellEnd"/>
-      <w:r>
-        <w:rPr>
-          <w:rFonts w:ascii="Cascadia Mono" w:hAnsi="Cascadia Mono" w:cs="Cascadia Mono"/>
-          <w:color w:val="000000"/>
-          <w:sz w:val="19"/>
-          <w:szCs w:val="19"/>
-          <w:lang w:val="en-US" w:eastAsia="en-GB"/>
-        </w:rPr>
-        <w:t xml:space="preserve"> Mode </w:t>
-      </w:r>
-      <w:proofErr w:type="gramStart"/>
-      <w:r>
-        <w:rPr>
-          <w:rFonts w:ascii="Cascadia Mono" w:hAnsi="Cascadia Mono" w:cs="Cascadia Mono"/>
-          <w:color w:val="000000"/>
-          <w:sz w:val="19"/>
-          <w:szCs w:val="19"/>
-          <w:lang w:val="en-US" w:eastAsia="en-GB"/>
-        </w:rPr>
-        <w:t xml:space="preserve">{ </w:t>
-      </w:r>
       <w:r>
         <w:rPr>
           <w:rFonts w:ascii="Cascadia Mono" w:hAnsi="Cascadia Mono" w:cs="Cascadia Mono"/>
@@ -580,19 +866,244 @@
           <w:szCs w:val="19"/>
           <w:lang w:val="en-US" w:eastAsia="en-GB"/>
         </w:rPr>
-        <w:t>get</w:t>
-      </w:r>
-      <w:proofErr w:type="gramEnd"/>
-      <w:r>
-        <w:rPr>
-          <w:rFonts w:ascii="Cascadia Mono" w:hAnsi="Cascadia Mono" w:cs="Cascadia Mono"/>
-          <w:color w:val="000000"/>
-          <w:sz w:val="19"/>
-          <w:szCs w:val="19"/>
-          <w:lang w:val="en-US" w:eastAsia="en-GB"/>
-        </w:rPr>
-        <w:t xml:space="preserve">; </w:t>
-      </w:r>
+        <w:t>void</w:t>
+      </w:r>
+      <w:r>
+        <w:rPr>
+          <w:rFonts w:ascii="Cascadia Mono" w:hAnsi="Cascadia Mono" w:cs="Cascadia Mono"/>
+          <w:color w:val="000000"/>
+          <w:sz w:val="19"/>
+          <w:szCs w:val="19"/>
+          <w:lang w:val="en-US" w:eastAsia="en-GB"/>
+        </w:rPr>
+        <w:t xml:space="preserve"> UpdateCourse(Course course)</w:t>
+      </w:r>
+    </w:p>
+    <w:p>
+      <w:pPr>
+        <w:autoSpaceDE w:val="0"/>
+        <w:autoSpaceDN w:val="0"/>
+        <w:adjustRightInd w:val="0"/>
+        <w:rPr>
+          <w:rFonts w:ascii="Cascadia Mono" w:hAnsi="Cascadia Mono" w:cs="Cascadia Mono"/>
+          <w:color w:val="000000"/>
+          <w:sz w:val="19"/>
+          <w:szCs w:val="19"/>
+          <w:lang w:val="en-US" w:eastAsia="en-GB"/>
+        </w:rPr>
+      </w:pPr>
+      <w:r>
+        <w:rPr>
+          <w:rFonts w:ascii="Cascadia Mono" w:hAnsi="Cascadia Mono" w:cs="Cascadia Mono"/>
+          <w:color w:val="000000"/>
+          <w:sz w:val="19"/>
+          <w:szCs w:val="19"/>
+          <w:lang w:val="en-US" w:eastAsia="en-GB"/>
+        </w:rPr>
+        <w:t>{</w:t>
+      </w:r>
+    </w:p>
+    <w:p>
+      <w:pPr>
+        <w:autoSpaceDE w:val="0"/>
+        <w:autoSpaceDN w:val="0"/>
+        <w:adjustRightInd w:val="0"/>
+        <w:ind w:firstLine="708"/>
+        <w:rPr>
+          <w:rFonts w:ascii="Cascadia Mono" w:hAnsi="Cascadia Mono" w:cs="Cascadia Mono"/>
+          <w:color w:val="000000"/>
+          <w:sz w:val="19"/>
+          <w:szCs w:val="19"/>
+          <w:lang w:val="en-US" w:eastAsia="en-GB"/>
+        </w:rPr>
+      </w:pPr>
+      <w:r>
+        <w:rPr>
+          <w:rFonts w:ascii="Cascadia Mono" w:hAnsi="Cascadia Mono" w:cs="Cascadia Mono"/>
+          <w:color w:val="000000"/>
+          <w:sz w:val="19"/>
+          <w:szCs w:val="19"/>
+          <w:lang w:val="en-US" w:eastAsia="en-GB"/>
+        </w:rPr>
+        <w:t>Mode = FormMode.Update;</w:t>
+      </w:r>
+    </w:p>
+    <w:p>
+      <w:pPr>
+        <w:autoSpaceDE w:val="0"/>
+        <w:autoSpaceDN w:val="0"/>
+        <w:adjustRightInd w:val="0"/>
+        <w:ind w:firstLine="708"/>
+        <w:rPr>
+          <w:rFonts w:ascii="Cascadia Mono" w:hAnsi="Cascadia Mono" w:cs="Cascadia Mono"/>
+          <w:color w:val="000000"/>
+          <w:sz w:val="19"/>
+          <w:szCs w:val="19"/>
+          <w:lang w:val="en-US" w:eastAsia="en-GB"/>
+        </w:rPr>
+      </w:pPr>
+      <w:r>
+        <w:rPr>
+          <w:rFonts w:ascii="Cascadia Mono" w:hAnsi="Cascadia Mono" w:cs="Cascadia Mono"/>
+          <w:color w:val="000000"/>
+          <w:sz w:val="19"/>
+          <w:szCs w:val="19"/>
+          <w:lang w:val="en-US" w:eastAsia="en-GB"/>
+        </w:rPr>
+        <w:t>Course = course;</w:t>
+      </w:r>
+    </w:p>
+    <w:p>
+      <w:pPr>
+        <w:autoSpaceDE w:val="0"/>
+        <w:autoSpaceDN w:val="0"/>
+        <w:adjustRightInd w:val="0"/>
+        <w:ind w:firstLine="708"/>
+        <w:rPr>
+          <w:rFonts w:ascii="Cascadia Mono" w:hAnsi="Cascadia Mono" w:cs="Cascadia Mono"/>
+          <w:color w:val="000000"/>
+          <w:sz w:val="19"/>
+          <w:szCs w:val="19"/>
+          <w:lang w:val="en-US" w:eastAsia="en-GB"/>
+        </w:rPr>
+      </w:pPr>
+      <w:r>
+        <w:rPr>
+          <w:rFonts w:ascii="Cascadia Mono" w:hAnsi="Cascadia Mono" w:cs="Cascadia Mono"/>
+          <w:color w:val="000000"/>
+          <w:sz w:val="19"/>
+          <w:szCs w:val="19"/>
+          <w:lang w:val="en-US" w:eastAsia="en-GB"/>
+        </w:rPr>
+        <w:t>InitializeControls();</w:t>
+      </w:r>
+    </w:p>
+    <w:p>
+      <w:pPr>
+        <w:autoSpaceDE w:val="0"/>
+        <w:autoSpaceDN w:val="0"/>
+        <w:adjustRightInd w:val="0"/>
+        <w:ind w:firstLine="708"/>
+        <w:rPr>
+          <w:rFonts w:ascii="Cascadia Mono" w:hAnsi="Cascadia Mono" w:cs="Cascadia Mono"/>
+          <w:color w:val="000000"/>
+          <w:sz w:val="19"/>
+          <w:szCs w:val="19"/>
+          <w:lang w:val="en-US" w:eastAsia="en-GB"/>
+        </w:rPr>
+      </w:pPr>
+      <w:r>
+        <w:rPr>
+          <w:rFonts w:ascii="Cascadia Mono" w:hAnsi="Cascadia Mono" w:cs="Cascadia Mono"/>
+          <w:color w:val="000000"/>
+          <w:sz w:val="19"/>
+          <w:szCs w:val="19"/>
+          <w:lang w:val="en-US" w:eastAsia="en-GB"/>
+        </w:rPr>
+        <w:t>ShowCourseInControls();</w:t>
+      </w:r>
+    </w:p>
+    <w:p>
+      <w:pPr>
+        <w:autoSpaceDE w:val="0"/>
+        <w:autoSpaceDN w:val="0"/>
+        <w:adjustRightInd w:val="0"/>
+        <w:ind w:firstLine="708"/>
+        <w:rPr>
+          <w:rFonts w:ascii="Cascadia Mono" w:hAnsi="Cascadia Mono" w:cs="Cascadia Mono"/>
+          <w:color w:val="000000"/>
+          <w:sz w:val="19"/>
+          <w:szCs w:val="19"/>
+          <w:lang w:val="en-US" w:eastAsia="en-GB"/>
+        </w:rPr>
+      </w:pPr>
+      <w:r>
+        <w:rPr>
+          <w:rFonts w:ascii="Cascadia Mono" w:hAnsi="Cascadia Mono" w:cs="Cascadia Mono"/>
+          <w:color w:val="000000"/>
+          <w:sz w:val="19"/>
+          <w:szCs w:val="19"/>
+          <w:lang w:val="en-US" w:eastAsia="en-GB"/>
+        </w:rPr>
+        <w:t>MdiParent = MyForms.GetForm&lt;ParentForm&gt;();</w:t>
+      </w:r>
+    </w:p>
+    <w:p>
+      <w:pPr>
+        <w:autoSpaceDE w:val="0"/>
+        <w:autoSpaceDN w:val="0"/>
+        <w:adjustRightInd w:val="0"/>
+        <w:ind w:firstLine="708"/>
+        <w:rPr>
+          <w:rFonts w:ascii="Cascadia Mono" w:hAnsi="Cascadia Mono" w:cs="Cascadia Mono"/>
+          <w:color w:val="000000"/>
+          <w:sz w:val="19"/>
+          <w:szCs w:val="19"/>
+          <w:lang w:val="en-US" w:eastAsia="en-GB"/>
+        </w:rPr>
+      </w:pPr>
+      <w:r>
+        <w:rPr>
+          <w:rFonts w:ascii="Cascadia Mono" w:hAnsi="Cascadia Mono" w:cs="Cascadia Mono"/>
+          <w:color w:val="000000"/>
+          <w:sz w:val="19"/>
+          <w:szCs w:val="19"/>
+          <w:lang w:val="en-US" w:eastAsia="en-GB"/>
+        </w:rPr>
+        <w:t>Show();</w:t>
+      </w:r>
+    </w:p>
+    <w:p>
+      <w:pPr>
+        <w:autoSpaceDE w:val="0"/>
+        <w:autoSpaceDN w:val="0"/>
+        <w:adjustRightInd w:val="0"/>
+        <w:rPr>
+          <w:rFonts w:ascii="Cascadia Mono" w:hAnsi="Cascadia Mono" w:cs="Cascadia Mono"/>
+          <w:color w:val="000000"/>
+          <w:sz w:val="19"/>
+          <w:szCs w:val="19"/>
+          <w:lang w:val="en-US" w:eastAsia="en-GB"/>
+        </w:rPr>
+      </w:pPr>
+      <w:r>
+        <w:rPr>
+          <w:rFonts w:ascii="Cascadia Mono" w:hAnsi="Cascadia Mono" w:cs="Cascadia Mono"/>
+          <w:color w:val="000000"/>
+          <w:sz w:val="19"/>
+          <w:szCs w:val="19"/>
+          <w:lang w:val="en-US" w:eastAsia="en-GB"/>
+        </w:rPr>
+        <w:t>}</w:t>
+      </w:r>
+    </w:p>
+    <w:p>
+      <w:pPr>
+        <w:autoSpaceDE w:val="0"/>
+        <w:autoSpaceDN w:val="0"/>
+        <w:adjustRightInd w:val="0"/>
+        <w:rPr>
+          <w:rFonts w:ascii="Cascadia Mono" w:hAnsi="Cascadia Mono" w:cs="Cascadia Mono"/>
+          <w:color w:val="000000"/>
+          <w:sz w:val="19"/>
+          <w:szCs w:val="19"/>
+          <w:lang w:val="en-US" w:eastAsia="en-GB"/>
+        </w:rPr>
+      </w:pPr>
+    </w:p>
+    <w:p>
+      <w:pPr>
+        <w:autoSpaceDE w:val="0"/>
+        <w:autoSpaceDN w:val="0"/>
+        <w:adjustRightInd w:val="0"/>
+        <w:rPr>
+          <w:rFonts w:ascii="Cascadia Mono" w:hAnsi="Cascadia Mono" w:cs="Cascadia Mono"/>
+          <w:color w:val="000000"/>
+          <w:sz w:val="19"/>
+          <w:szCs w:val="19"/>
+          <w:lang w:val="en-US" w:eastAsia="en-GB"/>
+        </w:rPr>
+      </w:pPr>
       <w:r>
         <w:rPr>
           <w:rFonts w:ascii="Cascadia Mono" w:hAnsi="Cascadia Mono" w:cs="Cascadia Mono"/>
@@ -601,46 +1112,18 @@
           <w:szCs w:val="19"/>
           <w:lang w:val="en-US" w:eastAsia="en-GB"/>
         </w:rPr>
-        <w:t>set</w:t>
-      </w:r>
-      <w:r>
-        <w:rPr>
-          <w:rFonts w:ascii="Cascadia Mono" w:hAnsi="Cascadia Mono" w:cs="Cascadia Mono"/>
-          <w:color w:val="000000"/>
-          <w:sz w:val="19"/>
-          <w:szCs w:val="19"/>
-          <w:lang w:val="en-US" w:eastAsia="en-GB"/>
-        </w:rPr>
-        <w:t>; }</w:t>
-      </w:r>
-    </w:p>
-    <w:p>
-      <w:pPr>
-        <w:autoSpaceDE w:val="0"/>
-        <w:autoSpaceDN w:val="0"/>
-        <w:adjustRightInd w:val="0"/>
-        <w:rPr>
-          <w:rFonts w:ascii="Cascadia Mono" w:hAnsi="Cascadia Mono" w:cs="Cascadia Mono"/>
-          <w:color w:val="000000"/>
-          <w:sz w:val="19"/>
-          <w:szCs w:val="19"/>
-          <w:lang w:val="en-US" w:eastAsia="en-GB"/>
-        </w:rPr>
-      </w:pPr>
-    </w:p>
-    <w:p>
-      <w:pPr>
-        <w:autoSpaceDE w:val="0"/>
-        <w:autoSpaceDN w:val="0"/>
-        <w:adjustRightInd w:val="0"/>
-        <w:rPr>
-          <w:rFonts w:ascii="Cascadia Mono" w:hAnsi="Cascadia Mono" w:cs="Cascadia Mono"/>
-          <w:color w:val="000000"/>
-          <w:sz w:val="19"/>
-          <w:szCs w:val="19"/>
-          <w:lang w:val="en-US" w:eastAsia="en-GB"/>
-        </w:rPr>
-      </w:pPr>
+        <w:t>private</w:t>
+      </w:r>
+      <w:r>
+        <w:rPr>
+          <w:rFonts w:ascii="Cascadia Mono" w:hAnsi="Cascadia Mono" w:cs="Cascadia Mono"/>
+          <w:color w:val="000000"/>
+          <w:sz w:val="19"/>
+          <w:szCs w:val="19"/>
+          <w:lang w:val="en-US" w:eastAsia="en-GB"/>
+        </w:rPr>
+        <w:t xml:space="preserve"> </w:t>
+      </w:r>
       <w:r>
         <w:rPr>
           <w:rFonts w:ascii="Cascadia Mono" w:hAnsi="Cascadia Mono" w:cs="Cascadia Mono"/>
@@ -649,7 +1132,103 @@
           <w:szCs w:val="19"/>
           <w:lang w:val="en-US" w:eastAsia="en-GB"/>
         </w:rPr>
-        <w:t>public</w:t>
+        <w:t>void</w:t>
+      </w:r>
+      <w:r>
+        <w:rPr>
+          <w:rFonts w:ascii="Cascadia Mono" w:hAnsi="Cascadia Mono" w:cs="Cascadia Mono"/>
+          <w:color w:val="000000"/>
+          <w:sz w:val="19"/>
+          <w:szCs w:val="19"/>
+          <w:lang w:val="en-US" w:eastAsia="en-GB"/>
+        </w:rPr>
+        <w:t xml:space="preserve"> InitializeControls()</w:t>
+      </w:r>
+    </w:p>
+    <w:p>
+      <w:pPr>
+        <w:autoSpaceDE w:val="0"/>
+        <w:autoSpaceDN w:val="0"/>
+        <w:adjustRightInd w:val="0"/>
+        <w:rPr>
+          <w:rFonts w:ascii="Cascadia Mono" w:hAnsi="Cascadia Mono" w:cs="Cascadia Mono"/>
+          <w:color w:val="000000"/>
+          <w:sz w:val="19"/>
+          <w:szCs w:val="19"/>
+          <w:lang w:val="en-US" w:eastAsia="en-GB"/>
+        </w:rPr>
+      </w:pPr>
+      <w:r>
+        <w:rPr>
+          <w:rFonts w:ascii="Cascadia Mono" w:hAnsi="Cascadia Mono" w:cs="Cascadia Mono"/>
+          <w:color w:val="000000"/>
+          <w:sz w:val="19"/>
+          <w:szCs w:val="19"/>
+          <w:lang w:val="en-US" w:eastAsia="en-GB"/>
+        </w:rPr>
+        <w:t>{</w:t>
+      </w:r>
+    </w:p>
+    <w:p>
+      <w:pPr>
+        <w:autoSpaceDE w:val="0"/>
+        <w:autoSpaceDN w:val="0"/>
+        <w:adjustRightInd w:val="0"/>
+        <w:rPr>
+          <w:rFonts w:ascii="Cascadia Mono" w:hAnsi="Cascadia Mono" w:cs="Cascadia Mono"/>
+          <w:color w:val="000000"/>
+          <w:sz w:val="19"/>
+          <w:szCs w:val="19"/>
+          <w:lang w:val="en-US" w:eastAsia="en-GB"/>
+        </w:rPr>
+      </w:pPr>
+      <w:r>
+        <w:rPr>
+          <w:rFonts w:ascii="Cascadia Mono" w:hAnsi="Cascadia Mono" w:cs="Cascadia Mono"/>
+          <w:color w:val="000000"/>
+          <w:sz w:val="19"/>
+          <w:szCs w:val="19"/>
+          <w:lang w:val="en-US" w:eastAsia="en-GB"/>
+        </w:rPr>
+        <w:t>}</w:t>
+      </w:r>
+    </w:p>
+    <w:p>
+      <w:pPr>
+        <w:autoSpaceDE w:val="0"/>
+        <w:autoSpaceDN w:val="0"/>
+        <w:adjustRightInd w:val="0"/>
+        <w:rPr>
+          <w:rFonts w:ascii="Cascadia Mono" w:hAnsi="Cascadia Mono" w:cs="Cascadia Mono"/>
+          <w:color w:val="000000"/>
+          <w:sz w:val="19"/>
+          <w:szCs w:val="19"/>
+          <w:lang w:val="en-US" w:eastAsia="en-GB"/>
+        </w:rPr>
+      </w:pPr>
+    </w:p>
+    <w:p>
+      <w:pPr>
+        <w:autoSpaceDE w:val="0"/>
+        <w:autoSpaceDN w:val="0"/>
+        <w:adjustRightInd w:val="0"/>
+        <w:rPr>
+          <w:rFonts w:ascii="Cascadia Mono" w:hAnsi="Cascadia Mono" w:cs="Cascadia Mono"/>
+          <w:color w:val="000000"/>
+          <w:sz w:val="19"/>
+          <w:szCs w:val="19"/>
+          <w:lang w:val="en-US" w:eastAsia="en-GB"/>
+        </w:rPr>
+      </w:pPr>
+      <w:r>
+        <w:rPr>
+          <w:rFonts w:ascii="Cascadia Mono" w:hAnsi="Cascadia Mono" w:cs="Cascadia Mono"/>
+          <w:color w:val="0000FF"/>
+          <w:sz w:val="19"/>
+          <w:szCs w:val="19"/>
+          <w:lang w:val="en-US" w:eastAsia="en-GB"/>
+        </w:rPr>
+        <w:t>private</w:t>
       </w:r>
       <w:r>
         <w:rPr>
@@ -679,138 +1258,104 @@
           <w:szCs w:val="19"/>
           <w:lang w:val="en-US" w:eastAsia="en-GB"/>
         </w:rPr>
+        <w:t xml:space="preserve"> ShowCourseInControls()</w:t>
+      </w:r>
+    </w:p>
+    <w:p>
+      <w:pPr>
+        <w:autoSpaceDE w:val="0"/>
+        <w:autoSpaceDN w:val="0"/>
+        <w:adjustRightInd w:val="0"/>
+        <w:rPr>
+          <w:rFonts w:ascii="Cascadia Mono" w:hAnsi="Cascadia Mono" w:cs="Cascadia Mono"/>
+          <w:color w:val="000000"/>
+          <w:sz w:val="19"/>
+          <w:szCs w:val="19"/>
+          <w:lang w:val="en-US" w:eastAsia="en-GB"/>
+        </w:rPr>
+      </w:pPr>
+      <w:r>
+        <w:rPr>
+          <w:rFonts w:ascii="Cascadia Mono" w:hAnsi="Cascadia Mono" w:cs="Cascadia Mono"/>
+          <w:color w:val="000000"/>
+          <w:sz w:val="19"/>
+          <w:szCs w:val="19"/>
+          <w:lang w:val="en-US" w:eastAsia="en-GB"/>
+        </w:rPr>
+        <w:t>{</w:t>
+      </w:r>
+    </w:p>
+    <w:p>
+      <w:pPr>
+        <w:autoSpaceDE w:val="0"/>
+        <w:autoSpaceDN w:val="0"/>
+        <w:adjustRightInd w:val="0"/>
+        <w:rPr>
+          <w:rFonts w:ascii="Cascadia Mono" w:hAnsi="Cascadia Mono" w:cs="Cascadia Mono"/>
+          <w:color w:val="000000"/>
+          <w:sz w:val="19"/>
+          <w:szCs w:val="19"/>
+          <w:lang w:val="en-US" w:eastAsia="en-GB"/>
+        </w:rPr>
+      </w:pPr>
+      <w:r>
+        <w:rPr>
+          <w:rFonts w:ascii="Cascadia Mono" w:hAnsi="Cascadia Mono" w:cs="Cascadia Mono"/>
+          <w:color w:val="000000"/>
+          <w:sz w:val="19"/>
+          <w:szCs w:val="19"/>
+          <w:lang w:val="en-US" w:eastAsia="en-GB"/>
+        </w:rPr>
+        <w:t>}</w:t>
+      </w:r>
+    </w:p>
+    <w:p>
+      <w:pPr>
+        <w:autoSpaceDE w:val="0"/>
+        <w:autoSpaceDN w:val="0"/>
+        <w:adjustRightInd w:val="0"/>
+        <w:rPr>
+          <w:rFonts w:ascii="Cascadia Mono" w:hAnsi="Cascadia Mono" w:cs="Cascadia Mono"/>
+          <w:color w:val="000000"/>
+          <w:sz w:val="19"/>
+          <w:szCs w:val="19"/>
+          <w:lang w:val="en-US" w:eastAsia="en-GB"/>
+        </w:rPr>
+      </w:pPr>
+    </w:p>
+    <w:p>
+      <w:pPr>
+        <w:autoSpaceDE w:val="0"/>
+        <w:autoSpaceDN w:val="0"/>
+        <w:adjustRightInd w:val="0"/>
+        <w:rPr>
+          <w:rFonts w:ascii="Cascadia Mono" w:hAnsi="Cascadia Mono" w:cs="Cascadia Mono"/>
+          <w:color w:val="000000"/>
+          <w:sz w:val="19"/>
+          <w:szCs w:val="19"/>
+          <w:lang w:val="en-US" w:eastAsia="en-GB"/>
+        </w:rPr>
+      </w:pPr>
+      <w:r>
+        <w:rPr>
+          <w:rFonts w:ascii="Cascadia Mono" w:hAnsi="Cascadia Mono" w:cs="Cascadia Mono"/>
+          <w:color w:val="0000FF"/>
+          <w:sz w:val="19"/>
+          <w:szCs w:val="19"/>
+          <w:lang w:val="en-US" w:eastAsia="en-GB"/>
+        </w:rPr>
+        <w:t>private</w:t>
+      </w:r>
+      <w:r>
+        <w:rPr>
+          <w:rFonts w:ascii="Cascadia Mono" w:hAnsi="Cascadia Mono" w:cs="Cascadia Mono"/>
+          <w:color w:val="000000"/>
+          <w:sz w:val="19"/>
+          <w:szCs w:val="19"/>
+          <w:lang w:val="en-US" w:eastAsia="en-GB"/>
+        </w:rPr>
         <w:t xml:space="preserve"> </w:t>
       </w:r>
-      <w:proofErr w:type="spellStart"/>
-      <w:proofErr w:type="gramStart"/>
-      <w:r>
-        <w:rPr>
-          <w:rFonts w:ascii="Cascadia Mono" w:hAnsi="Cascadia Mono" w:cs="Cascadia Mono"/>
-          <w:color w:val="000000"/>
-          <w:sz w:val="19"/>
-          <w:szCs w:val="19"/>
-          <w:lang w:val="en-US" w:eastAsia="en-GB"/>
-        </w:rPr>
-        <w:t>CreateNewCourse</w:t>
-      </w:r>
-      <w:proofErr w:type="spellEnd"/>
-      <w:r>
-        <w:rPr>
-          <w:rFonts w:ascii="Cascadia Mono" w:hAnsi="Cascadia Mono" w:cs="Cascadia Mono"/>
-          <w:color w:val="000000"/>
-          <w:sz w:val="19"/>
-          <w:szCs w:val="19"/>
-          <w:lang w:val="en-US" w:eastAsia="en-GB"/>
-        </w:rPr>
-        <w:t>(</w:t>
-      </w:r>
-      <w:proofErr w:type="gramEnd"/>
-      <w:r>
-        <w:rPr>
-          <w:rFonts w:ascii="Cascadia Mono" w:hAnsi="Cascadia Mono" w:cs="Cascadia Mono"/>
-          <w:color w:val="000000"/>
-          <w:sz w:val="19"/>
-          <w:szCs w:val="19"/>
-          <w:lang w:val="en-US" w:eastAsia="en-GB"/>
-        </w:rPr>
-        <w:t>)</w:t>
-      </w:r>
-    </w:p>
-    <w:p>
-      <w:pPr>
-        <w:autoSpaceDE w:val="0"/>
-        <w:autoSpaceDN w:val="0"/>
-        <w:adjustRightInd w:val="0"/>
-        <w:rPr>
-          <w:rFonts w:ascii="Cascadia Mono" w:hAnsi="Cascadia Mono" w:cs="Cascadia Mono"/>
-          <w:color w:val="000000"/>
-          <w:sz w:val="19"/>
-          <w:szCs w:val="19"/>
-          <w:lang w:val="en-US" w:eastAsia="en-GB"/>
-        </w:rPr>
-      </w:pPr>
-      <w:r>
-        <w:rPr>
-          <w:rFonts w:ascii="Cascadia Mono" w:hAnsi="Cascadia Mono" w:cs="Cascadia Mono"/>
-          <w:color w:val="000000"/>
-          <w:sz w:val="19"/>
-          <w:szCs w:val="19"/>
-          <w:lang w:val="en-US" w:eastAsia="en-GB"/>
-        </w:rPr>
-        <w:t>{</w:t>
-      </w:r>
-    </w:p>
-    <w:p>
-      <w:pPr>
-        <w:autoSpaceDE w:val="0"/>
-        <w:autoSpaceDN w:val="0"/>
-        <w:adjustRightInd w:val="0"/>
-        <w:ind w:firstLine="708"/>
-        <w:rPr>
-          <w:rFonts w:ascii="Cascadia Mono" w:hAnsi="Cascadia Mono" w:cs="Cascadia Mono"/>
-          <w:color w:val="000000"/>
-          <w:sz w:val="19"/>
-          <w:szCs w:val="19"/>
-          <w:lang w:val="en-US" w:eastAsia="en-GB"/>
-        </w:rPr>
-      </w:pPr>
-      <w:r>
-        <w:rPr>
-          <w:rFonts w:ascii="Cascadia Mono" w:hAnsi="Cascadia Mono" w:cs="Cascadia Mono"/>
-          <w:color w:val="000000"/>
-          <w:sz w:val="19"/>
-          <w:szCs w:val="19"/>
-          <w:lang w:val="en-US" w:eastAsia="en-GB"/>
-        </w:rPr>
-        <w:t xml:space="preserve">Mode = </w:t>
-      </w:r>
-      <w:proofErr w:type="spellStart"/>
-      <w:r>
-        <w:rPr>
-          <w:rFonts w:ascii="Cascadia Mono" w:hAnsi="Cascadia Mono" w:cs="Cascadia Mono"/>
-          <w:color w:val="000000"/>
-          <w:sz w:val="19"/>
-          <w:szCs w:val="19"/>
-          <w:lang w:val="en-US" w:eastAsia="en-GB"/>
-        </w:rPr>
-        <w:t>FormMode.CreateNew</w:t>
-      </w:r>
-      <w:proofErr w:type="spellEnd"/>
-      <w:r>
-        <w:rPr>
-          <w:rFonts w:ascii="Cascadia Mono" w:hAnsi="Cascadia Mono" w:cs="Cascadia Mono"/>
-          <w:color w:val="000000"/>
-          <w:sz w:val="19"/>
-          <w:szCs w:val="19"/>
-          <w:lang w:val="en-US" w:eastAsia="en-GB"/>
-        </w:rPr>
-        <w:t>;</w:t>
-      </w:r>
-    </w:p>
-    <w:p>
-      <w:pPr>
-        <w:autoSpaceDE w:val="0"/>
-        <w:autoSpaceDN w:val="0"/>
-        <w:adjustRightInd w:val="0"/>
-        <w:ind w:firstLine="708"/>
-        <w:rPr>
-          <w:rFonts w:ascii="Cascadia Mono" w:hAnsi="Cascadia Mono" w:cs="Cascadia Mono"/>
-          <w:color w:val="000000"/>
-          <w:sz w:val="19"/>
-          <w:szCs w:val="19"/>
-          <w:lang w:val="en-US" w:eastAsia="en-GB"/>
-        </w:rPr>
-      </w:pPr>
-      <w:r>
-        <w:rPr>
-          <w:rFonts w:ascii="Cascadia Mono" w:hAnsi="Cascadia Mono" w:cs="Cascadia Mono"/>
-          <w:color w:val="000000"/>
-          <w:sz w:val="19"/>
-          <w:szCs w:val="19"/>
-          <w:lang w:val="en-US" w:eastAsia="en-GB"/>
-        </w:rPr>
-        <w:t xml:space="preserve">Course = </w:t>
-      </w:r>
       <w:r>
         <w:rPr>
           <w:rFonts w:ascii="Cascadia Mono" w:hAnsi="Cascadia Mono" w:cs="Cascadia Mono"/>
@@ -819,299 +1364,6 @@
           <w:szCs w:val="19"/>
           <w:lang w:val="en-US" w:eastAsia="en-GB"/>
         </w:rPr>
-        <w:t>new</w:t>
-      </w:r>
-      <w:r>
-        <w:rPr>
-          <w:rFonts w:ascii="Cascadia Mono" w:hAnsi="Cascadia Mono" w:cs="Cascadia Mono"/>
-          <w:color w:val="000000"/>
-          <w:sz w:val="19"/>
-          <w:szCs w:val="19"/>
-          <w:lang w:val="en-US" w:eastAsia="en-GB"/>
-        </w:rPr>
-        <w:t xml:space="preserve"> </w:t>
-      </w:r>
-      <w:proofErr w:type="gramStart"/>
-      <w:r>
-        <w:rPr>
-          <w:rFonts w:ascii="Cascadia Mono" w:hAnsi="Cascadia Mono" w:cs="Cascadia Mono"/>
-          <w:color w:val="000000"/>
-          <w:sz w:val="19"/>
-          <w:szCs w:val="19"/>
-          <w:lang w:val="en-US" w:eastAsia="en-GB"/>
-        </w:rPr>
-        <w:t>Course(</w:t>
-      </w:r>
-      <w:proofErr w:type="gramEnd"/>
-      <w:r>
-        <w:rPr>
-          <w:rFonts w:ascii="Cascadia Mono" w:hAnsi="Cascadia Mono" w:cs="Cascadia Mono"/>
-          <w:color w:val="000000"/>
-          <w:sz w:val="19"/>
-          <w:szCs w:val="19"/>
-          <w:lang w:val="en-US" w:eastAsia="en-GB"/>
-        </w:rPr>
-        <w:t>);</w:t>
-      </w:r>
-    </w:p>
-    <w:p>
-      <w:pPr>
-        <w:autoSpaceDE w:val="0"/>
-        <w:autoSpaceDN w:val="0"/>
-        <w:adjustRightInd w:val="0"/>
-        <w:ind w:firstLine="708"/>
-        <w:rPr>
-          <w:rFonts w:ascii="Cascadia Mono" w:hAnsi="Cascadia Mono" w:cs="Cascadia Mono"/>
-          <w:color w:val="000000"/>
-          <w:sz w:val="19"/>
-          <w:szCs w:val="19"/>
-          <w:lang w:val="en-US" w:eastAsia="en-GB"/>
-        </w:rPr>
-      </w:pPr>
-      <w:proofErr w:type="spellStart"/>
-      <w:proofErr w:type="gramStart"/>
-      <w:r>
-        <w:rPr>
-          <w:rFonts w:ascii="Cascadia Mono" w:hAnsi="Cascadia Mono" w:cs="Cascadia Mono"/>
-          <w:color w:val="000000"/>
-          <w:sz w:val="19"/>
-          <w:szCs w:val="19"/>
-          <w:lang w:val="en-US" w:eastAsia="en-GB"/>
-        </w:rPr>
-        <w:t>InitializeControls</w:t>
-      </w:r>
-      <w:proofErr w:type="spellEnd"/>
-      <w:r>
-        <w:rPr>
-          <w:rFonts w:ascii="Cascadia Mono" w:hAnsi="Cascadia Mono" w:cs="Cascadia Mono"/>
-          <w:color w:val="000000"/>
-          <w:sz w:val="19"/>
-          <w:szCs w:val="19"/>
-          <w:lang w:val="en-US" w:eastAsia="en-GB"/>
-        </w:rPr>
-        <w:t>(</w:t>
-      </w:r>
-      <w:proofErr w:type="gramEnd"/>
-      <w:r>
-        <w:rPr>
-          <w:rFonts w:ascii="Cascadia Mono" w:hAnsi="Cascadia Mono" w:cs="Cascadia Mono"/>
-          <w:color w:val="000000"/>
-          <w:sz w:val="19"/>
-          <w:szCs w:val="19"/>
-          <w:lang w:val="en-US" w:eastAsia="en-GB"/>
-        </w:rPr>
-        <w:t>);</w:t>
-      </w:r>
-    </w:p>
-    <w:p>
-      <w:pPr>
-        <w:autoSpaceDE w:val="0"/>
-        <w:autoSpaceDN w:val="0"/>
-        <w:adjustRightInd w:val="0"/>
-        <w:ind w:firstLine="708"/>
-        <w:rPr>
-          <w:rFonts w:ascii="Cascadia Mono" w:hAnsi="Cascadia Mono" w:cs="Cascadia Mono"/>
-          <w:color w:val="000000"/>
-          <w:sz w:val="19"/>
-          <w:szCs w:val="19"/>
-          <w:lang w:val="en-US" w:eastAsia="en-GB"/>
-        </w:rPr>
-      </w:pPr>
-      <w:proofErr w:type="spellStart"/>
-      <w:r>
-        <w:rPr>
-          <w:rFonts w:ascii="Cascadia Mono" w:hAnsi="Cascadia Mono" w:cs="Cascadia Mono"/>
-          <w:color w:val="000000"/>
-          <w:sz w:val="19"/>
-          <w:szCs w:val="19"/>
-          <w:lang w:val="en-US" w:eastAsia="en-GB"/>
-        </w:rPr>
-        <w:t>MdiParent</w:t>
-      </w:r>
-      <w:proofErr w:type="spellEnd"/>
-      <w:r>
-        <w:rPr>
-          <w:rFonts w:ascii="Cascadia Mono" w:hAnsi="Cascadia Mono" w:cs="Cascadia Mono"/>
-          <w:color w:val="000000"/>
-          <w:sz w:val="19"/>
-          <w:szCs w:val="19"/>
-          <w:lang w:val="en-US" w:eastAsia="en-GB"/>
-        </w:rPr>
-        <w:t xml:space="preserve"> = </w:t>
-      </w:r>
-      <w:proofErr w:type="spellStart"/>
-      <w:r>
-        <w:rPr>
-          <w:rFonts w:ascii="Cascadia Mono" w:hAnsi="Cascadia Mono" w:cs="Cascadia Mono"/>
-          <w:color w:val="000000"/>
-          <w:sz w:val="19"/>
-          <w:szCs w:val="19"/>
-          <w:lang w:val="en-US" w:eastAsia="en-GB"/>
-        </w:rPr>
-        <w:t>MyForms.GetForm</w:t>
-      </w:r>
-      <w:proofErr w:type="spellEnd"/>
-      <w:r>
-        <w:rPr>
-          <w:rFonts w:ascii="Cascadia Mono" w:hAnsi="Cascadia Mono" w:cs="Cascadia Mono"/>
-          <w:color w:val="000000"/>
-          <w:sz w:val="19"/>
-          <w:szCs w:val="19"/>
-          <w:lang w:val="en-US" w:eastAsia="en-GB"/>
-        </w:rPr>
-        <w:t>&lt;</w:t>
-      </w:r>
-      <w:proofErr w:type="spellStart"/>
-      <w:r>
-        <w:rPr>
-          <w:rFonts w:ascii="Cascadia Mono" w:hAnsi="Cascadia Mono" w:cs="Cascadia Mono"/>
-          <w:color w:val="000000"/>
-          <w:sz w:val="19"/>
-          <w:szCs w:val="19"/>
-          <w:lang w:val="en-US" w:eastAsia="en-GB"/>
-        </w:rPr>
-        <w:t>ParentForm</w:t>
-      </w:r>
-      <w:proofErr w:type="spellEnd"/>
-      <w:proofErr w:type="gramStart"/>
-      <w:r>
-        <w:rPr>
-          <w:rFonts w:ascii="Cascadia Mono" w:hAnsi="Cascadia Mono" w:cs="Cascadia Mono"/>
-          <w:color w:val="000000"/>
-          <w:sz w:val="19"/>
-          <w:szCs w:val="19"/>
-          <w:lang w:val="en-US" w:eastAsia="en-GB"/>
-        </w:rPr>
-        <w:t>&gt;(</w:t>
-      </w:r>
-      <w:proofErr w:type="gramEnd"/>
-      <w:r>
-        <w:rPr>
-          <w:rFonts w:ascii="Cascadia Mono" w:hAnsi="Cascadia Mono" w:cs="Cascadia Mono"/>
-          <w:color w:val="000000"/>
-          <w:sz w:val="19"/>
-          <w:szCs w:val="19"/>
-          <w:lang w:val="en-US" w:eastAsia="en-GB"/>
-        </w:rPr>
-        <w:t>);</w:t>
-      </w:r>
-    </w:p>
-    <w:p>
-      <w:pPr>
-        <w:autoSpaceDE w:val="0"/>
-        <w:autoSpaceDN w:val="0"/>
-        <w:adjustRightInd w:val="0"/>
-        <w:ind w:firstLine="708"/>
-        <w:rPr>
-          <w:rFonts w:ascii="Cascadia Mono" w:hAnsi="Cascadia Mono" w:cs="Cascadia Mono"/>
-          <w:color w:val="000000"/>
-          <w:sz w:val="19"/>
-          <w:szCs w:val="19"/>
-          <w:lang w:val="en-US" w:eastAsia="en-GB"/>
-        </w:rPr>
-      </w:pPr>
-      <w:proofErr w:type="gramStart"/>
-      <w:r>
-        <w:rPr>
-          <w:rFonts w:ascii="Cascadia Mono" w:hAnsi="Cascadia Mono" w:cs="Cascadia Mono"/>
-          <w:color w:val="000000"/>
-          <w:sz w:val="19"/>
-          <w:szCs w:val="19"/>
-          <w:lang w:val="en-US" w:eastAsia="en-GB"/>
-        </w:rPr>
-        <w:t>Show(</w:t>
-      </w:r>
-      <w:proofErr w:type="gramEnd"/>
-      <w:r>
-        <w:rPr>
-          <w:rFonts w:ascii="Cascadia Mono" w:hAnsi="Cascadia Mono" w:cs="Cascadia Mono"/>
-          <w:color w:val="000000"/>
-          <w:sz w:val="19"/>
-          <w:szCs w:val="19"/>
-          <w:lang w:val="en-US" w:eastAsia="en-GB"/>
-        </w:rPr>
-        <w:t>);</w:t>
-      </w:r>
-    </w:p>
-    <w:p>
-      <w:pPr>
-        <w:autoSpaceDE w:val="0"/>
-        <w:autoSpaceDN w:val="0"/>
-        <w:adjustRightInd w:val="0"/>
-        <w:rPr>
-          <w:rFonts w:ascii="Cascadia Mono" w:hAnsi="Cascadia Mono" w:cs="Cascadia Mono"/>
-          <w:color w:val="000000"/>
-          <w:sz w:val="19"/>
-          <w:szCs w:val="19"/>
-          <w:lang w:val="en-US" w:eastAsia="en-GB"/>
-        </w:rPr>
-      </w:pPr>
-      <w:r>
-        <w:rPr>
-          <w:rFonts w:ascii="Cascadia Mono" w:hAnsi="Cascadia Mono" w:cs="Cascadia Mono"/>
-          <w:color w:val="000000"/>
-          <w:sz w:val="19"/>
-          <w:szCs w:val="19"/>
-          <w:lang w:val="en-US" w:eastAsia="en-GB"/>
-        </w:rPr>
-        <w:t>}</w:t>
-      </w:r>
-    </w:p>
-    <w:p>
-      <w:pPr>
-        <w:autoSpaceDE w:val="0"/>
-        <w:autoSpaceDN w:val="0"/>
-        <w:adjustRightInd w:val="0"/>
-        <w:rPr>
-          <w:rFonts w:ascii="Cascadia Mono" w:hAnsi="Cascadia Mono" w:cs="Cascadia Mono"/>
-          <w:color w:val="000000"/>
-          <w:sz w:val="19"/>
-          <w:szCs w:val="19"/>
-          <w:lang w:val="en-US" w:eastAsia="en-GB"/>
-        </w:rPr>
-      </w:pPr>
-    </w:p>
-    <w:p>
-      <w:pPr>
-        <w:autoSpaceDE w:val="0"/>
-        <w:autoSpaceDN w:val="0"/>
-        <w:adjustRightInd w:val="0"/>
-        <w:rPr>
-          <w:rFonts w:ascii="Cascadia Mono" w:hAnsi="Cascadia Mono" w:cs="Cascadia Mono"/>
-          <w:color w:val="000000"/>
-          <w:sz w:val="19"/>
-          <w:szCs w:val="19"/>
-          <w:lang w:val="en-US" w:eastAsia="en-GB"/>
-        </w:rPr>
-      </w:pPr>
-      <w:r>
-        <w:rPr>
-          <w:rFonts w:ascii="Cascadia Mono" w:hAnsi="Cascadia Mono" w:cs="Cascadia Mono"/>
-          <w:color w:val="0000FF"/>
-          <w:sz w:val="19"/>
-          <w:szCs w:val="19"/>
-          <w:lang w:val="en-US" w:eastAsia="en-GB"/>
-        </w:rPr>
-        <w:t>public</w:t>
-      </w:r>
-      <w:r>
-        <w:rPr>
-          <w:rFonts w:ascii="Cascadia Mono" w:hAnsi="Cascadia Mono" w:cs="Cascadia Mono"/>
-          <w:color w:val="000000"/>
-          <w:sz w:val="19"/>
-          <w:szCs w:val="19"/>
-          <w:lang w:val="en-US" w:eastAsia="en-GB"/>
-        </w:rPr>
-        <w:t xml:space="preserve"> </w:t>
-      </w:r>
-      <w:r>
-        <w:rPr>
-          <w:rFonts w:ascii="Cascadia Mono" w:hAnsi="Cascadia Mono" w:cs="Cascadia Mono"/>
-          <w:color w:val="0000FF"/>
-          <w:sz w:val="19"/>
-          <w:szCs w:val="19"/>
-          <w:lang w:val="en-US" w:eastAsia="en-GB"/>
-        </w:rPr>
         <w:t>void</w:t>
       </w:r>
       <w:r>
@@ -1122,791 +1374,7 @@
           <w:szCs w:val="19"/>
           <w:lang w:val="en-US" w:eastAsia="en-GB"/>
         </w:rPr>
-        <w:t xml:space="preserve"> </w:t>
-      </w:r>
-      <w:proofErr w:type="spellStart"/>
-      <w:proofErr w:type="gramStart"/>
-      <w:r>
-        <w:rPr>
-          <w:rFonts w:ascii="Cascadia Mono" w:hAnsi="Cascadia Mono" w:cs="Cascadia Mono"/>
-          <w:color w:val="000000"/>
-          <w:sz w:val="19"/>
-          <w:szCs w:val="19"/>
-          <w:lang w:val="en-US" w:eastAsia="en-GB"/>
-        </w:rPr>
-        <w:t>UpdateCourse</w:t>
-      </w:r>
-      <w:proofErr w:type="spellEnd"/>
-      <w:r>
-        <w:rPr>
-          <w:rFonts w:ascii="Cascadia Mono" w:hAnsi="Cascadia Mono" w:cs="Cascadia Mono"/>
-          <w:color w:val="000000"/>
-          <w:sz w:val="19"/>
-          <w:szCs w:val="19"/>
-          <w:lang w:val="en-US" w:eastAsia="en-GB"/>
-        </w:rPr>
-        <w:t>(</w:t>
-      </w:r>
-      <w:proofErr w:type="gramEnd"/>
-      <w:r>
-        <w:rPr>
-          <w:rFonts w:ascii="Cascadia Mono" w:hAnsi="Cascadia Mono" w:cs="Cascadia Mono"/>
-          <w:color w:val="000000"/>
-          <w:sz w:val="19"/>
-          <w:szCs w:val="19"/>
-          <w:lang w:val="en-US" w:eastAsia="en-GB"/>
-        </w:rPr>
-        <w:t>Course course)</w:t>
-      </w:r>
-    </w:p>
-    <w:p>
-      <w:pPr>
-        <w:autoSpaceDE w:val="0"/>
-        <w:autoSpaceDN w:val="0"/>
-        <w:adjustRightInd w:val="0"/>
-        <w:rPr>
-          <w:rFonts w:ascii="Cascadia Mono" w:hAnsi="Cascadia Mono" w:cs="Cascadia Mono"/>
-          <w:color w:val="000000"/>
-          <w:sz w:val="19"/>
-          <w:szCs w:val="19"/>
-          <w:lang w:val="en-US" w:eastAsia="en-GB"/>
-        </w:rPr>
-      </w:pPr>
-      <w:r>
-        <w:rPr>
-          <w:rFonts w:ascii="Cascadia Mono" w:hAnsi="Cascadia Mono" w:cs="Cascadia Mono"/>
-          <w:color w:val="000000"/>
-          <w:sz w:val="19"/>
-          <w:szCs w:val="19"/>
-          <w:lang w:val="en-US" w:eastAsia="en-GB"/>
-        </w:rPr>
-        <w:t>{</w:t>
-      </w:r>
-    </w:p>
-    <w:p>
-      <w:pPr>
-        <w:autoSpaceDE w:val="0"/>
-        <w:autoSpaceDN w:val="0"/>
-        <w:adjustRightInd w:val="0"/>
-        <w:ind w:firstLine="708"/>
-        <w:rPr>
-          <w:rFonts w:ascii="Cascadia Mono" w:hAnsi="Cascadia Mono" w:cs="Cascadia Mono"/>
-          <w:color w:val="000000"/>
-          <w:sz w:val="19"/>
-          <w:szCs w:val="19"/>
-          <w:lang w:val="en-US" w:eastAsia="en-GB"/>
-        </w:rPr>
-      </w:pPr>
-      <w:r>
-        <w:rPr>
-          <w:rFonts w:ascii="Cascadia Mono" w:hAnsi="Cascadia Mono" w:cs="Cascadia Mono"/>
-          <w:color w:val="000000"/>
-          <w:sz w:val="19"/>
-          <w:szCs w:val="19"/>
-          <w:lang w:val="en-US" w:eastAsia="en-GB"/>
-        </w:rPr>
-        <w:t xml:space="preserve">Mode = </w:t>
-      </w:r>
-      <w:proofErr w:type="spellStart"/>
-      <w:r>
-        <w:rPr>
-          <w:rFonts w:ascii="Cascadia Mono" w:hAnsi="Cascadia Mono" w:cs="Cascadia Mono"/>
-          <w:color w:val="000000"/>
-          <w:sz w:val="19"/>
-          <w:szCs w:val="19"/>
-          <w:lang w:val="en-US" w:eastAsia="en-GB"/>
-        </w:rPr>
-        <w:t>FormMode.Update</w:t>
-      </w:r>
-      <w:proofErr w:type="spellEnd"/>
-      <w:r>
-        <w:rPr>
-          <w:rFonts w:ascii="Cascadia Mono" w:hAnsi="Cascadia Mono" w:cs="Cascadia Mono"/>
-          <w:color w:val="000000"/>
-          <w:sz w:val="19"/>
-          <w:szCs w:val="19"/>
-          <w:lang w:val="en-US" w:eastAsia="en-GB"/>
-        </w:rPr>
-        <w:t>;</w:t>
-      </w:r>
-    </w:p>
-    <w:p>
-      <w:pPr>
-        <w:autoSpaceDE w:val="0"/>
-        <w:autoSpaceDN w:val="0"/>
-        <w:adjustRightInd w:val="0"/>
-        <w:ind w:firstLine="708"/>
-        <w:rPr>
-          <w:rFonts w:ascii="Cascadia Mono" w:hAnsi="Cascadia Mono" w:cs="Cascadia Mono"/>
-          <w:color w:val="000000"/>
-          <w:sz w:val="19"/>
-          <w:szCs w:val="19"/>
-          <w:lang w:val="en-US" w:eastAsia="en-GB"/>
-        </w:rPr>
-      </w:pPr>
-      <w:r>
-        <w:rPr>
-          <w:rFonts w:ascii="Cascadia Mono" w:hAnsi="Cascadia Mono" w:cs="Cascadia Mono"/>
-          <w:color w:val="000000"/>
-          <w:sz w:val="19"/>
-          <w:szCs w:val="19"/>
-          <w:lang w:val="en-US" w:eastAsia="en-GB"/>
-        </w:rPr>
-        <w:t>Course = course;</w:t>
-      </w:r>
-    </w:p>
-    <w:p>
-      <w:pPr>
-        <w:autoSpaceDE w:val="0"/>
-        <w:autoSpaceDN w:val="0"/>
-        <w:adjustRightInd w:val="0"/>
-        <w:ind w:firstLine="708"/>
-        <w:rPr>
-          <w:rFonts w:ascii="Cascadia Mono" w:hAnsi="Cascadia Mono" w:cs="Cascadia Mono"/>
-          <w:color w:val="000000"/>
-          <w:sz w:val="19"/>
-          <w:szCs w:val="19"/>
-          <w:lang w:val="en-US" w:eastAsia="en-GB"/>
-        </w:rPr>
-      </w:pPr>
-      <w:proofErr w:type="spellStart"/>
-      <w:proofErr w:type="gramStart"/>
-      <w:r>
-        <w:rPr>
-          <w:rFonts w:ascii="Cascadia Mono" w:hAnsi="Cascadia Mono" w:cs="Cascadia Mono"/>
-          <w:color w:val="000000"/>
-          <w:sz w:val="19"/>
-          <w:szCs w:val="19"/>
-          <w:lang w:val="en-US" w:eastAsia="en-GB"/>
-        </w:rPr>
-        <w:t>InitializeControls</w:t>
-      </w:r>
-      <w:proofErr w:type="spellEnd"/>
-      <w:r>
-        <w:rPr>
-          <w:rFonts w:ascii="Cascadia Mono" w:hAnsi="Cascadia Mono" w:cs="Cascadia Mono"/>
-          <w:color w:val="000000"/>
-          <w:sz w:val="19"/>
-          <w:szCs w:val="19"/>
-          <w:lang w:val="en-US" w:eastAsia="en-GB"/>
-        </w:rPr>
-        <w:t>(</w:t>
-      </w:r>
-      <w:proofErr w:type="gramEnd"/>
-      <w:r>
-        <w:rPr>
-          <w:rFonts w:ascii="Cascadia Mono" w:hAnsi="Cascadia Mono" w:cs="Cascadia Mono"/>
-          <w:color w:val="000000"/>
-          <w:sz w:val="19"/>
-          <w:szCs w:val="19"/>
-          <w:lang w:val="en-US" w:eastAsia="en-GB"/>
-        </w:rPr>
-        <w:t>);</w:t>
-      </w:r>
-    </w:p>
-    <w:p>
-      <w:pPr>
-        <w:autoSpaceDE w:val="0"/>
-        <w:autoSpaceDN w:val="0"/>
-        <w:adjustRightInd w:val="0"/>
-        <w:ind w:firstLine="708"/>
-        <w:rPr>
-          <w:rFonts w:ascii="Cascadia Mono" w:hAnsi="Cascadia Mono" w:cs="Cascadia Mono"/>
-          <w:color w:val="000000"/>
-          <w:sz w:val="19"/>
-          <w:szCs w:val="19"/>
-          <w:lang w:val="en-US" w:eastAsia="en-GB"/>
-        </w:rPr>
-      </w:pPr>
-      <w:proofErr w:type="spellStart"/>
-      <w:proofErr w:type="gramStart"/>
-      <w:r>
-        <w:rPr>
-          <w:rFonts w:ascii="Cascadia Mono" w:hAnsi="Cascadia Mono" w:cs="Cascadia Mono"/>
-          <w:color w:val="000000"/>
-          <w:sz w:val="19"/>
-          <w:szCs w:val="19"/>
-          <w:lang w:val="en-US" w:eastAsia="en-GB"/>
-        </w:rPr>
-        <w:t>ShowCourseInControls</w:t>
-      </w:r>
-      <w:proofErr w:type="spellEnd"/>
-      <w:r>
-        <w:rPr>
-          <w:rFonts w:ascii="Cascadia Mono" w:hAnsi="Cascadia Mono" w:cs="Cascadia Mono"/>
-          <w:color w:val="000000"/>
-          <w:sz w:val="19"/>
-          <w:szCs w:val="19"/>
-          <w:lang w:val="en-US" w:eastAsia="en-GB"/>
-        </w:rPr>
-        <w:t>(</w:t>
-      </w:r>
-      <w:proofErr w:type="gramEnd"/>
-      <w:r>
-        <w:rPr>
-          <w:rFonts w:ascii="Cascadia Mono" w:hAnsi="Cascadia Mono" w:cs="Cascadia Mono"/>
-          <w:color w:val="000000"/>
-          <w:sz w:val="19"/>
-          <w:szCs w:val="19"/>
-          <w:lang w:val="en-US" w:eastAsia="en-GB"/>
-        </w:rPr>
-        <w:t>);</w:t>
-      </w:r>
-    </w:p>
-    <w:p>
-      <w:pPr>
-        <w:autoSpaceDE w:val="0"/>
-        <w:autoSpaceDN w:val="0"/>
-        <w:adjustRightInd w:val="0"/>
-        <w:ind w:firstLine="708"/>
-        <w:rPr>
-          <w:rFonts w:ascii="Cascadia Mono" w:hAnsi="Cascadia Mono" w:cs="Cascadia Mono"/>
-          <w:color w:val="000000"/>
-          <w:sz w:val="19"/>
-          <w:szCs w:val="19"/>
-          <w:lang w:val="en-US" w:eastAsia="en-GB"/>
-        </w:rPr>
-      </w:pPr>
-      <w:proofErr w:type="spellStart"/>
-      <w:r>
-        <w:rPr>
-          <w:rFonts w:ascii="Cascadia Mono" w:hAnsi="Cascadia Mono" w:cs="Cascadia Mono"/>
-          <w:color w:val="000000"/>
-          <w:sz w:val="19"/>
-          <w:szCs w:val="19"/>
-          <w:lang w:val="en-US" w:eastAsia="en-GB"/>
-        </w:rPr>
-        <w:t>MdiParent</w:t>
-      </w:r>
-      <w:proofErr w:type="spellEnd"/>
-      <w:r>
-        <w:rPr>
-          <w:rFonts w:ascii="Cascadia Mono" w:hAnsi="Cascadia Mono" w:cs="Cascadia Mono"/>
-          <w:color w:val="000000"/>
-          <w:sz w:val="19"/>
-          <w:szCs w:val="19"/>
-          <w:lang w:val="en-US" w:eastAsia="en-GB"/>
-        </w:rPr>
-        <w:t xml:space="preserve"> = </w:t>
-      </w:r>
-      <w:proofErr w:type="spellStart"/>
-      <w:r>
-        <w:rPr>
-          <w:rFonts w:ascii="Cascadia Mono" w:hAnsi="Cascadia Mono" w:cs="Cascadia Mono"/>
-          <w:color w:val="000000"/>
-          <w:sz w:val="19"/>
-          <w:szCs w:val="19"/>
-          <w:lang w:val="en-US" w:eastAsia="en-GB"/>
-        </w:rPr>
-        <w:t>MyForms.GetForm</w:t>
-      </w:r>
-      <w:proofErr w:type="spellEnd"/>
-      <w:r>
-        <w:rPr>
-          <w:rFonts w:ascii="Cascadia Mono" w:hAnsi="Cascadia Mono" w:cs="Cascadia Mono"/>
-          <w:color w:val="000000"/>
-          <w:sz w:val="19"/>
-          <w:szCs w:val="19"/>
-          <w:lang w:val="en-US" w:eastAsia="en-GB"/>
-        </w:rPr>
-        <w:t>&lt;</w:t>
-      </w:r>
-      <w:proofErr w:type="spellStart"/>
-      <w:r>
-        <w:rPr>
-          <w:rFonts w:ascii="Cascadia Mono" w:hAnsi="Cascadia Mono" w:cs="Cascadia Mono"/>
-          <w:color w:val="000000"/>
-          <w:sz w:val="19"/>
-          <w:szCs w:val="19"/>
-          <w:lang w:val="en-US" w:eastAsia="en-GB"/>
-        </w:rPr>
-        <w:t>ParentForm</w:t>
-      </w:r>
-      <w:proofErr w:type="spellEnd"/>
-      <w:proofErr w:type="gramStart"/>
-      <w:r>
-        <w:rPr>
-          <w:rFonts w:ascii="Cascadia Mono" w:hAnsi="Cascadia Mono" w:cs="Cascadia Mono"/>
-          <w:color w:val="000000"/>
-          <w:sz w:val="19"/>
-          <w:szCs w:val="19"/>
-          <w:lang w:val="en-US" w:eastAsia="en-GB"/>
-        </w:rPr>
-        <w:t>&gt;(</w:t>
-      </w:r>
-      <w:proofErr w:type="gramEnd"/>
-      <w:r>
-        <w:rPr>
-          <w:rFonts w:ascii="Cascadia Mono" w:hAnsi="Cascadia Mono" w:cs="Cascadia Mono"/>
-          <w:color w:val="000000"/>
-          <w:sz w:val="19"/>
-          <w:szCs w:val="19"/>
-          <w:lang w:val="en-US" w:eastAsia="en-GB"/>
-        </w:rPr>
-        <w:t>);</w:t>
-      </w:r>
-    </w:p>
-    <w:p>
-      <w:pPr>
-        <w:autoSpaceDE w:val="0"/>
-        <w:autoSpaceDN w:val="0"/>
-        <w:adjustRightInd w:val="0"/>
-        <w:ind w:firstLine="708"/>
-        <w:rPr>
-          <w:rFonts w:ascii="Cascadia Mono" w:hAnsi="Cascadia Mono" w:cs="Cascadia Mono"/>
-          <w:color w:val="000000"/>
-          <w:sz w:val="19"/>
-          <w:szCs w:val="19"/>
-          <w:lang w:val="en-US" w:eastAsia="en-GB"/>
-        </w:rPr>
-      </w:pPr>
-      <w:proofErr w:type="gramStart"/>
-      <w:r>
-        <w:rPr>
-          <w:rFonts w:ascii="Cascadia Mono" w:hAnsi="Cascadia Mono" w:cs="Cascadia Mono"/>
-          <w:color w:val="000000"/>
-          <w:sz w:val="19"/>
-          <w:szCs w:val="19"/>
-          <w:lang w:val="en-US" w:eastAsia="en-GB"/>
-        </w:rPr>
-        <w:t>Show(</w:t>
-      </w:r>
-      <w:proofErr w:type="gramEnd"/>
-      <w:r>
-        <w:rPr>
-          <w:rFonts w:ascii="Cascadia Mono" w:hAnsi="Cascadia Mono" w:cs="Cascadia Mono"/>
-          <w:color w:val="000000"/>
-          <w:sz w:val="19"/>
-          <w:szCs w:val="19"/>
-          <w:lang w:val="en-US" w:eastAsia="en-GB"/>
-        </w:rPr>
-        <w:t>);</w:t>
-      </w:r>
-    </w:p>
-    <w:p>
-      <w:pPr>
-        <w:autoSpaceDE w:val="0"/>
-        <w:autoSpaceDN w:val="0"/>
-        <w:adjustRightInd w:val="0"/>
-        <w:rPr>
-          <w:rFonts w:ascii="Cascadia Mono" w:hAnsi="Cascadia Mono" w:cs="Cascadia Mono"/>
-          <w:color w:val="000000"/>
-          <w:sz w:val="19"/>
-          <w:szCs w:val="19"/>
-          <w:lang w:val="en-US" w:eastAsia="en-GB"/>
-        </w:rPr>
-      </w:pPr>
-      <w:r>
-        <w:rPr>
-          <w:rFonts w:ascii="Cascadia Mono" w:hAnsi="Cascadia Mono" w:cs="Cascadia Mono"/>
-          <w:color w:val="000000"/>
-          <w:sz w:val="19"/>
-          <w:szCs w:val="19"/>
-          <w:lang w:val="en-US" w:eastAsia="en-GB"/>
-        </w:rPr>
-        <w:t>}</w:t>
-      </w:r>
-    </w:p>
-    <w:p>
-      <w:pPr>
-        <w:autoSpaceDE w:val="0"/>
-        <w:autoSpaceDN w:val="0"/>
-        <w:adjustRightInd w:val="0"/>
-        <w:rPr>
-          <w:rFonts w:ascii="Cascadia Mono" w:hAnsi="Cascadia Mono" w:cs="Cascadia Mono"/>
-          <w:color w:val="000000"/>
-          <w:sz w:val="19"/>
-          <w:szCs w:val="19"/>
-          <w:lang w:val="en-US" w:eastAsia="en-GB"/>
-        </w:rPr>
-      </w:pPr>
-    </w:p>
-    <w:p>
-      <w:pPr>
-        <w:autoSpaceDE w:val="0"/>
-        <w:autoSpaceDN w:val="0"/>
-        <w:adjustRightInd w:val="0"/>
-        <w:rPr>
-          <w:rFonts w:ascii="Cascadia Mono" w:hAnsi="Cascadia Mono" w:cs="Cascadia Mono"/>
-          <w:color w:val="000000"/>
-          <w:sz w:val="19"/>
-          <w:szCs w:val="19"/>
-          <w:lang w:val="en-US" w:eastAsia="en-GB"/>
-        </w:rPr>
-      </w:pPr>
-      <w:r>
-        <w:rPr>
-          <w:rFonts w:ascii="Cascadia Mono" w:hAnsi="Cascadia Mono" w:cs="Cascadia Mono"/>
-          <w:color w:val="0000FF"/>
-          <w:sz w:val="19"/>
-          <w:szCs w:val="19"/>
-          <w:lang w:val="en-US" w:eastAsia="en-GB"/>
-        </w:rPr>
-        <w:t>private</w:t>
-      </w:r>
-      <w:r>
-        <w:rPr>
-          <w:rFonts w:ascii="Cascadia Mono" w:hAnsi="Cascadia Mono" w:cs="Cascadia Mono"/>
-          <w:color w:val="000000"/>
-          <w:sz w:val="19"/>
-          <w:szCs w:val="19"/>
-          <w:lang w:val="en-US" w:eastAsia="en-GB"/>
-        </w:rPr>
-        <w:t xml:space="preserve"> </w:t>
-      </w:r>
-      <w:r>
-        <w:rPr>
-          <w:rFonts w:ascii="Cascadia Mono" w:hAnsi="Cascadia Mono" w:cs="Cascadia Mono"/>
-          <w:color w:val="0000FF"/>
-          <w:sz w:val="19"/>
-          <w:szCs w:val="19"/>
-          <w:lang w:val="en-US" w:eastAsia="en-GB"/>
-        </w:rPr>
-        <w:t>void</w:t>
-      </w:r>
-      <w:r>
-        <w:rPr>
-          <w:rFonts w:ascii="Cascadia Mono" w:hAnsi="Cascadia Mono" w:cs="Cascadia Mono"/>
-          <w:color w:val="000000"/>
-          <w:sz w:val="19"/>
-          <w:szCs w:val="19"/>
-          <w:lang w:val="en-US" w:eastAsia="en-GB"/>
-        </w:rPr>
-        <w:t xml:space="preserve"> </w:t>
-      </w:r>
-      <w:proofErr w:type="spellStart"/>
-      <w:proofErr w:type="gramStart"/>
-      <w:r>
-        <w:rPr>
-          <w:rFonts w:ascii="Cascadia Mono" w:hAnsi="Cascadia Mono" w:cs="Cascadia Mono"/>
-          <w:color w:val="000000"/>
-          <w:sz w:val="19"/>
-          <w:szCs w:val="19"/>
-          <w:lang w:val="en-US" w:eastAsia="en-GB"/>
-        </w:rPr>
-        <w:t>InitializeControls</w:t>
-      </w:r>
-      <w:proofErr w:type="spellEnd"/>
-      <w:r>
-        <w:rPr>
-          <w:rFonts w:ascii="Cascadia Mono" w:hAnsi="Cascadia Mono" w:cs="Cascadia Mono"/>
-          <w:color w:val="000000"/>
-          <w:sz w:val="19"/>
-          <w:szCs w:val="19"/>
-          <w:lang w:val="en-US" w:eastAsia="en-GB"/>
-        </w:rPr>
-        <w:t>(</w:t>
-      </w:r>
-      <w:proofErr w:type="gramEnd"/>
-      <w:r>
-        <w:rPr>
-          <w:rFonts w:ascii="Cascadia Mono" w:hAnsi="Cascadia Mono" w:cs="Cascadia Mono"/>
-          <w:color w:val="000000"/>
-          <w:sz w:val="19"/>
-          <w:szCs w:val="19"/>
-          <w:lang w:val="en-US" w:eastAsia="en-GB"/>
-        </w:rPr>
-        <w:t>)</w:t>
-      </w:r>
-    </w:p>
-    <w:p>
-      <w:pPr>
-        <w:autoSpaceDE w:val="0"/>
-        <w:autoSpaceDN w:val="0"/>
-        <w:adjustRightInd w:val="0"/>
-        <w:rPr>
-          <w:rFonts w:ascii="Cascadia Mono" w:hAnsi="Cascadia Mono" w:cs="Cascadia Mono"/>
-          <w:color w:val="000000"/>
-          <w:sz w:val="19"/>
-          <w:szCs w:val="19"/>
-          <w:lang w:val="en-US" w:eastAsia="en-GB"/>
-        </w:rPr>
-      </w:pPr>
-      <w:r>
-        <w:rPr>
-          <w:rFonts w:ascii="Cascadia Mono" w:hAnsi="Cascadia Mono" w:cs="Cascadia Mono"/>
-          <w:color w:val="000000"/>
-          <w:sz w:val="19"/>
-          <w:szCs w:val="19"/>
-          <w:lang w:val="en-US" w:eastAsia="en-GB"/>
-        </w:rPr>
-        <w:t>{</w:t>
-      </w:r>
-    </w:p>
-    <w:p>
-      <w:pPr>
-        <w:autoSpaceDE w:val="0"/>
-        <w:autoSpaceDN w:val="0"/>
-        <w:adjustRightInd w:val="0"/>
-        <w:rPr>
-          <w:rFonts w:ascii="Cascadia Mono" w:hAnsi="Cascadia Mono" w:cs="Cascadia Mono"/>
-          <w:color w:val="000000"/>
-          <w:sz w:val="19"/>
-          <w:szCs w:val="19"/>
-          <w:lang w:val="en-US" w:eastAsia="en-GB"/>
-        </w:rPr>
-      </w:pPr>
-      <w:r>
-        <w:rPr>
-          <w:rFonts w:ascii="Cascadia Mono" w:hAnsi="Cascadia Mono" w:cs="Cascadia Mono"/>
-          <w:color w:val="000000"/>
-          <w:sz w:val="19"/>
-          <w:szCs w:val="19"/>
-          <w:lang w:val="en-US" w:eastAsia="en-GB"/>
-        </w:rPr>
-        <w:t>}</w:t>
-      </w:r>
-    </w:p>
-    <w:p>
-      <w:pPr>
-        <w:autoSpaceDE w:val="0"/>
-        <w:autoSpaceDN w:val="0"/>
-        <w:adjustRightInd w:val="0"/>
-        <w:rPr>
-          <w:rFonts w:ascii="Cascadia Mono" w:hAnsi="Cascadia Mono" w:cs="Cascadia Mono"/>
-          <w:color w:val="000000"/>
-          <w:sz w:val="19"/>
-          <w:szCs w:val="19"/>
-          <w:lang w:val="en-US" w:eastAsia="en-GB"/>
-        </w:rPr>
-      </w:pPr>
-    </w:p>
-    <w:p>
-      <w:pPr>
-        <w:autoSpaceDE w:val="0"/>
-        <w:autoSpaceDN w:val="0"/>
-        <w:adjustRightInd w:val="0"/>
-        <w:rPr>
-          <w:rFonts w:ascii="Cascadia Mono" w:hAnsi="Cascadia Mono" w:cs="Cascadia Mono"/>
-          <w:color w:val="000000"/>
-          <w:sz w:val="19"/>
-          <w:szCs w:val="19"/>
-          <w:lang w:val="en-US" w:eastAsia="en-GB"/>
-        </w:rPr>
-      </w:pPr>
-      <w:r>
-        <w:rPr>
-          <w:rFonts w:ascii="Cascadia Mono" w:hAnsi="Cascadia Mono" w:cs="Cascadia Mono"/>
-          <w:color w:val="0000FF"/>
-          <w:sz w:val="19"/>
-          <w:szCs w:val="19"/>
-          <w:lang w:val="en-US" w:eastAsia="en-GB"/>
-        </w:rPr>
-        <w:t>private</w:t>
-      </w:r>
-      <w:r>
-        <w:rPr>
-          <w:rFonts w:ascii="Cascadia Mono" w:hAnsi="Cascadia Mono" w:cs="Cascadia Mono"/>
-          <w:color w:val="000000"/>
-          <w:sz w:val="19"/>
-          <w:szCs w:val="19"/>
-          <w:lang w:val="en-US" w:eastAsia="en-GB"/>
-        </w:rPr>
-        <w:t xml:space="preserve"> </w:t>
-      </w:r>
-      <w:r>
-        <w:rPr>
-          <w:rFonts w:ascii="Cascadia Mono" w:hAnsi="Cascadia Mono" w:cs="Cascadia Mono"/>
-          <w:color w:val="0000FF"/>
-          <w:sz w:val="19"/>
-          <w:szCs w:val="19"/>
-          <w:lang w:val="en-US" w:eastAsia="en-GB"/>
-        </w:rPr>
-        <w:t>void</w:t>
-      </w:r>
-      <w:r>
-        <w:rPr>
-          <w:rFonts w:ascii="Cascadia Mono" w:hAnsi="Cascadia Mono" w:cs="Cascadia Mono"/>
-          <w:color w:val="000000"/>
-          <w:sz w:val="19"/>
-          <w:szCs w:val="19"/>
-          <w:lang w:val="en-US" w:eastAsia="en-GB"/>
-        </w:rPr>
-        <w:t xml:space="preserve"> </w:t>
-      </w:r>
-      <w:proofErr w:type="spellStart"/>
-      <w:proofErr w:type="gramStart"/>
-      <w:r>
-        <w:rPr>
-          <w:rFonts w:ascii="Cascadia Mono" w:hAnsi="Cascadia Mono" w:cs="Cascadia Mono"/>
-          <w:color w:val="000000"/>
-          <w:sz w:val="19"/>
-          <w:szCs w:val="19"/>
-          <w:lang w:val="en-US" w:eastAsia="en-GB"/>
-        </w:rPr>
-        <w:t>ShowCourseInControls</w:t>
-      </w:r>
-      <w:proofErr w:type="spellEnd"/>
-      <w:r>
-        <w:rPr>
-          <w:rFonts w:ascii="Cascadia Mono" w:hAnsi="Cascadia Mono" w:cs="Cascadia Mono"/>
-          <w:color w:val="000000"/>
-          <w:sz w:val="19"/>
-          <w:szCs w:val="19"/>
-          <w:lang w:val="en-US" w:eastAsia="en-GB"/>
-        </w:rPr>
-        <w:t>(</w:t>
-      </w:r>
-      <w:proofErr w:type="gramEnd"/>
-      <w:r>
-        <w:rPr>
-          <w:rFonts w:ascii="Cascadia Mono" w:hAnsi="Cascadia Mono" w:cs="Cascadia Mono"/>
-          <w:color w:val="000000"/>
-          <w:sz w:val="19"/>
-          <w:szCs w:val="19"/>
-          <w:lang w:val="en-US" w:eastAsia="en-GB"/>
-        </w:rPr>
-        <w:t>)</w:t>
-      </w:r>
-    </w:p>
-    <w:p>
-      <w:pPr>
-        <w:autoSpaceDE w:val="0"/>
-        <w:autoSpaceDN w:val="0"/>
-        <w:adjustRightInd w:val="0"/>
-        <w:rPr>
-          <w:rFonts w:ascii="Cascadia Mono" w:hAnsi="Cascadia Mono" w:cs="Cascadia Mono"/>
-          <w:color w:val="000000"/>
-          <w:sz w:val="19"/>
-          <w:szCs w:val="19"/>
-          <w:lang w:val="en-US" w:eastAsia="en-GB"/>
-        </w:rPr>
-      </w:pPr>
-      <w:r>
-        <w:rPr>
-          <w:rFonts w:ascii="Cascadia Mono" w:hAnsi="Cascadia Mono" w:cs="Cascadia Mono"/>
-          <w:color w:val="000000"/>
-          <w:sz w:val="19"/>
-          <w:szCs w:val="19"/>
-          <w:lang w:val="en-US" w:eastAsia="en-GB"/>
-        </w:rPr>
-        <w:t>{</w:t>
-      </w:r>
-    </w:p>
-    <w:p>
-      <w:pPr>
-        <w:autoSpaceDE w:val="0"/>
-        <w:autoSpaceDN w:val="0"/>
-        <w:adjustRightInd w:val="0"/>
-        <w:rPr>
-          <w:rFonts w:ascii="Cascadia Mono" w:hAnsi="Cascadia Mono" w:cs="Cascadia Mono"/>
-          <w:color w:val="000000"/>
-          <w:sz w:val="19"/>
-          <w:szCs w:val="19"/>
-          <w:lang w:val="en-US" w:eastAsia="en-GB"/>
-        </w:rPr>
-      </w:pPr>
-      <w:r>
-        <w:rPr>
-          <w:rFonts w:ascii="Cascadia Mono" w:hAnsi="Cascadia Mono" w:cs="Cascadia Mono"/>
-          <w:color w:val="000000"/>
-          <w:sz w:val="19"/>
-          <w:szCs w:val="19"/>
-          <w:lang w:val="en-US" w:eastAsia="en-GB"/>
-        </w:rPr>
-        <w:t>}</w:t>
-      </w:r>
-    </w:p>
-    <w:p>
-      <w:pPr>
-        <w:autoSpaceDE w:val="0"/>
-        <w:autoSpaceDN w:val="0"/>
-        <w:adjustRightInd w:val="0"/>
-        <w:rPr>
-          <w:rFonts w:ascii="Cascadia Mono" w:hAnsi="Cascadia Mono" w:cs="Cascadia Mono"/>
-          <w:color w:val="000000"/>
-          <w:sz w:val="19"/>
-          <w:szCs w:val="19"/>
-          <w:lang w:val="en-US" w:eastAsia="en-GB"/>
-        </w:rPr>
-      </w:pPr>
-    </w:p>
-    <w:p>
-      <w:pPr>
-        <w:autoSpaceDE w:val="0"/>
-        <w:autoSpaceDN w:val="0"/>
-        <w:adjustRightInd w:val="0"/>
-        <w:rPr>
-          <w:rFonts w:ascii="Cascadia Mono" w:hAnsi="Cascadia Mono" w:cs="Cascadia Mono"/>
-          <w:color w:val="000000"/>
-          <w:sz w:val="19"/>
-          <w:szCs w:val="19"/>
-          <w:lang w:val="en-US" w:eastAsia="en-GB"/>
-        </w:rPr>
-      </w:pPr>
-      <w:r>
-        <w:rPr>
-          <w:rFonts w:ascii="Cascadia Mono" w:hAnsi="Cascadia Mono" w:cs="Cascadia Mono"/>
-          <w:color w:val="0000FF"/>
-          <w:sz w:val="19"/>
-          <w:szCs w:val="19"/>
-          <w:lang w:val="en-US" w:eastAsia="en-GB"/>
-        </w:rPr>
-        <w:t>private</w:t>
-      </w:r>
-      <w:r>
-        <w:rPr>
-          <w:rFonts w:ascii="Cascadia Mono" w:hAnsi="Cascadia Mono" w:cs="Cascadia Mono"/>
-          <w:color w:val="000000"/>
-          <w:sz w:val="19"/>
-          <w:szCs w:val="19"/>
-          <w:lang w:val="en-US" w:eastAsia="en-GB"/>
-        </w:rPr>
-        <w:t xml:space="preserve"> </w:t>
-      </w:r>
-      <w:r>
-        <w:rPr>
-          <w:rFonts w:ascii="Cascadia Mono" w:hAnsi="Cascadia Mono" w:cs="Cascadia Mono"/>
-          <w:color w:val="0000FF"/>
-          <w:sz w:val="19"/>
-          <w:szCs w:val="19"/>
-          <w:lang w:val="en-US" w:eastAsia="en-GB"/>
-        </w:rPr>
-        <w:t>void</w:t>
-      </w:r>
-      <w:r>
-        <w:rPr>
-          <w:rFonts w:ascii="Cascadia Mono" w:hAnsi="Cascadia Mono" w:cs="Cascadia Mono"/>
-          <w:color w:val="000000"/>
-          <w:sz w:val="19"/>
-          <w:szCs w:val="19"/>
-          <w:lang w:val="en-US" w:eastAsia="en-GB"/>
-        </w:rPr>
-        <w:t xml:space="preserve"> </w:t>
-      </w:r>
-      <w:proofErr w:type="spellStart"/>
-      <w:proofErr w:type="gramStart"/>
-      <w:r>
-        <w:rPr>
-          <w:rFonts w:ascii="Cascadia Mono" w:hAnsi="Cascadia Mono" w:cs="Cascadia Mono"/>
-          <w:color w:val="000000"/>
-          <w:sz w:val="19"/>
-          <w:szCs w:val="19"/>
-          <w:lang w:val="en-US" w:eastAsia="en-GB"/>
-        </w:rPr>
-        <w:t>GrabUserInput</w:t>
-      </w:r>
-      <w:proofErr w:type="spellEnd"/>
-      <w:r>
-        <w:rPr>
-          <w:rFonts w:ascii="Cascadia Mono" w:hAnsi="Cascadia Mono" w:cs="Cascadia Mono"/>
-          <w:color w:val="000000"/>
-          <w:sz w:val="19"/>
-          <w:szCs w:val="19"/>
-          <w:lang w:val="en-US" w:eastAsia="en-GB"/>
-        </w:rPr>
-        <w:t>(</w:t>
-      </w:r>
-      <w:proofErr w:type="gramEnd"/>
-      <w:r>
-        <w:rPr>
-          <w:rFonts w:ascii="Cascadia Mono" w:hAnsi="Cascadia Mono" w:cs="Cascadia Mono"/>
-          <w:color w:val="000000"/>
-          <w:sz w:val="19"/>
-          <w:szCs w:val="19"/>
-          <w:lang w:val="en-US" w:eastAsia="en-GB"/>
-        </w:rPr>
-        <w:t>)</w:t>
+        <w:t xml:space="preserve"> GrabUserInput()</w:t>
       </w:r>
     </w:p>
     <w:p>
@@ -1954,16 +1422,16 @@
         <w:t>}</w:t>
       </w:r>
     </w:p>
+    <w:bookmarkEnd w:id="1"/>
+    <w:p>
+      <w:pPr>
+        <w:rPr>
+          <w:lang w:val="en-US"/>
+        </w:rPr>
+      </w:pPr>
+    </w:p>
+    <w:bookmarkEnd w:id="2"/>
     <w:bookmarkEnd w:id="3"/>
-    <w:p>
-      <w:pPr>
-        <w:rPr>
-          <w:lang w:val="en-US"/>
-        </w:rPr>
-      </w:pPr>
-    </w:p>
-    <w:bookmarkEnd w:id="1"/>
-    <w:bookmarkEnd w:id="2"/>
     <w:p>
       <w:pPr>
         <w:numPr>
@@ -1978,36 +1446,42 @@
         <w:rPr>
           <w:lang w:val="en-US"/>
         </w:rPr>
-        <w:t xml:space="preserve">Add message box for Save button click event </w:t>
-      </w:r>
-    </w:p>
-    <w:p>
-      <w:pPr>
-        <w:rPr>
-          <w:lang w:val="en-US"/>
-        </w:rPr>
-      </w:pPr>
-      <w:proofErr w:type="spellStart"/>
-      <w:r>
-        <w:rPr>
-          <w:rFonts w:ascii="Cascadia Mono" w:hAnsi="Cascadia Mono" w:cs="Cascadia Mono"/>
-          <w:color w:val="000000"/>
-          <w:sz w:val="19"/>
-          <w:szCs w:val="19"/>
-          <w:lang w:val="en-US" w:eastAsia="en-GB"/>
-        </w:rPr>
-        <w:t>MessageBox.Show</w:t>
-      </w:r>
-      <w:proofErr w:type="spellEnd"/>
-      <w:r>
-        <w:rPr>
-          <w:rFonts w:ascii="Cascadia Mono" w:hAnsi="Cascadia Mono" w:cs="Cascadia Mono"/>
-          <w:color w:val="000000"/>
-          <w:sz w:val="19"/>
-          <w:szCs w:val="19"/>
-          <w:lang w:val="en-US" w:eastAsia="en-GB"/>
-        </w:rPr>
-        <w:t>(</w:t>
+        <w:t xml:space="preserve">Add </w:t>
+      </w:r>
+      <w:r>
+        <w:rPr>
+          <w:lang w:val="en-US"/>
+        </w:rPr>
+        <w:t>the following code to</w:t>
+      </w:r>
+      <w:r>
+        <w:rPr>
+          <w:lang w:val="en-US"/>
+        </w:rPr>
+        <w:t xml:space="preserve"> Save button click event</w:t>
+      </w:r>
+      <w:r>
+        <w:rPr>
+          <w:lang w:val="en-US"/>
+        </w:rPr>
+        <w:t xml:space="preserve"> handler</w:t>
+      </w:r>
+    </w:p>
+    <w:p>
+      <w:pPr>
+        <w:rPr>
+          <w:lang w:val="en-US"/>
+        </w:rPr>
+      </w:pPr>
+      <w:r>
+        <w:rPr>
+          <w:rFonts w:ascii="Cascadia Mono" w:hAnsi="Cascadia Mono" w:cs="Cascadia Mono"/>
+          <w:color w:val="000000"/>
+          <w:sz w:val="19"/>
+          <w:szCs w:val="19"/>
+          <w:lang w:val="en-US" w:eastAsia="en-GB"/>
+        </w:rPr>
+        <w:t>MessageBox.Show(</w:t>
       </w:r>
       <w:r>
         <w:rPr>
@@ -2042,7 +1516,7 @@
       <w:pPr>
         <w:numPr>
           <w:ilvl w:val="0"/>
-          <w:numId w:val="28"/>
+          <w:numId w:val="32"/>
         </w:numPr>
         <w:rPr>
           <w:lang w:val="en-US"/>
@@ -2052,46 +1526,40 @@
         <w:rPr>
           <w:lang w:val="en-US"/>
         </w:rPr>
-        <w:t xml:space="preserve">Add Cancel button click event </w:t>
-      </w:r>
-      <w:r>
-        <w:rPr>
-          <w:lang w:val="en-US"/>
-        </w:rPr>
-        <w:t>handler</w:t>
-      </w:r>
-    </w:p>
-    <w:p>
-      <w:pPr>
-        <w:rPr>
-          <w:rFonts w:ascii="Cascadia Mono" w:hAnsi="Cascadia Mono" w:cs="Cascadia Mono"/>
-          <w:color w:val="000000"/>
-          <w:sz w:val="19"/>
-          <w:szCs w:val="19"/>
-          <w:lang w:val="en-US" w:eastAsia="en-GB"/>
-        </w:rPr>
-      </w:pPr>
-      <w:proofErr w:type="gramStart"/>
-      <w:r>
-        <w:rPr>
-          <w:rFonts w:ascii="Cascadia Mono" w:hAnsi="Cascadia Mono" w:cs="Cascadia Mono"/>
-          <w:color w:val="000000"/>
-          <w:sz w:val="19"/>
-          <w:szCs w:val="19"/>
-          <w:lang w:val="en-US" w:eastAsia="en-GB"/>
-        </w:rPr>
-        <w:t>Close(</w:t>
-      </w:r>
-      <w:proofErr w:type="gramEnd"/>
-      <w:r>
-        <w:rPr>
-          <w:rFonts w:ascii="Cascadia Mono" w:hAnsi="Cascadia Mono" w:cs="Cascadia Mono"/>
-          <w:color w:val="000000"/>
-          <w:sz w:val="19"/>
-          <w:szCs w:val="19"/>
-          <w:lang w:val="en-US" w:eastAsia="en-GB"/>
-        </w:rPr>
-        <w:t>);</w:t>
+        <w:t xml:space="preserve">Add the following code to </w:t>
+      </w:r>
+      <w:r>
+        <w:rPr>
+          <w:lang w:val="en-US"/>
+        </w:rPr>
+        <w:t>Cancel</w:t>
+      </w:r>
+      <w:r>
+        <w:rPr>
+          <w:lang w:val="en-US"/>
+        </w:rPr>
+        <w:t xml:space="preserve"> button click event handler</w:t>
+      </w:r>
+    </w:p>
+    <w:p>
+      <w:pPr>
+        <w:rPr>
+          <w:rFonts w:ascii="Cascadia Mono" w:hAnsi="Cascadia Mono" w:cs="Cascadia Mono"/>
+          <w:color w:val="000000"/>
+          <w:sz w:val="19"/>
+          <w:szCs w:val="19"/>
+          <w:lang w:val="en-US" w:eastAsia="en-GB"/>
+        </w:rPr>
+      </w:pPr>
+      <w:r>
+        <w:rPr>
+          <w:rFonts w:ascii="Cascadia Mono" w:hAnsi="Cascadia Mono" w:cs="Cascadia Mono"/>
+          <w:color w:val="000000"/>
+          <w:sz w:val="19"/>
+          <w:szCs w:val="19"/>
+          <w:lang w:val="en-US" w:eastAsia="en-GB"/>
+        </w:rPr>
+        <w:t>Close();</w:t>
       </w:r>
     </w:p>
     <w:p>
@@ -2105,7 +1573,7 @@
       <w:pPr>
         <w:numPr>
           <w:ilvl w:val="0"/>
-          <w:numId w:val="28"/>
+          <w:numId w:val="32"/>
         </w:numPr>
         <w:rPr>
           <w:lang w:val="en-US"/>
@@ -2115,42 +1583,14 @@
         <w:rPr>
           <w:lang w:val="en-US"/>
         </w:rPr>
-        <w:t xml:space="preserve">Set </w:t>
-      </w:r>
-      <w:proofErr w:type="spellStart"/>
-      <w:r>
-        <w:rPr>
-          <w:lang w:val="en-US"/>
-        </w:rPr>
-        <w:t>AcceptButton</w:t>
-      </w:r>
-      <w:proofErr w:type="spellEnd"/>
-      <w:r>
-        <w:rPr>
-          <w:lang w:val="en-US"/>
-        </w:rPr>
-        <w:t xml:space="preserve"> property of the form to Save button, </w:t>
-      </w:r>
-      <w:proofErr w:type="spellStart"/>
-      <w:r>
-        <w:rPr>
-          <w:lang w:val="en-US"/>
-        </w:rPr>
-        <w:t>CancelButton</w:t>
-      </w:r>
-      <w:proofErr w:type="spellEnd"/>
-      <w:r>
-        <w:rPr>
-          <w:lang w:val="en-US"/>
-        </w:rPr>
-        <w:t xml:space="preserve"> property to Cancel button</w:t>
+        <w:t>Set AcceptButton property of the form to Save button, CancelButton property to Cancel button</w:t>
       </w:r>
     </w:p>
     <w:p>
       <w:pPr>
         <w:numPr>
           <w:ilvl w:val="0"/>
-          <w:numId w:val="28"/>
+          <w:numId w:val="32"/>
         </w:numPr>
         <w:rPr>
           <w:lang w:val="en-US"/>
@@ -2161,21 +1601,31 @@
           <w:lang w:val="en-US"/>
         </w:rPr>
         <w:lastRenderedPageBreak/>
-        <w:t xml:space="preserve">Open </w:t>
-      </w:r>
-      <w:proofErr w:type="spellStart"/>
-      <w:r>
-        <w:rPr>
-          <w:lang w:val="en-US"/>
-        </w:rPr>
-        <w:t>ParentForm</w:t>
-      </w:r>
-      <w:proofErr w:type="spellEnd"/>
-      <w:r>
-        <w:rPr>
-          <w:lang w:val="en-US"/>
-        </w:rPr>
-        <w:t xml:space="preserve"> and create a handler for Add new course menu item. Add the following code:</w:t>
+        <w:t xml:space="preserve">Open ParentForm and create a handler for </w:t>
+      </w:r>
+      <w:r>
+        <w:rPr>
+          <w:lang w:val="en-US"/>
+        </w:rPr>
+        <w:t>“</w:t>
+      </w:r>
+      <w:r>
+        <w:rPr>
+          <w:lang w:val="en-US"/>
+        </w:rPr>
+        <w:t>Add new course</w:t>
+      </w:r>
+      <w:r>
+        <w:rPr>
+          <w:lang w:val="en-US"/>
+        </w:rPr>
+        <w:t>”</w:t>
+      </w:r>
+      <w:r>
+        <w:rPr>
+          <w:lang w:val="en-US"/>
+        </w:rPr>
+        <w:t xml:space="preserve"> menu item. Add the following code:</w:t>
       </w:r>
     </w:p>
     <w:p>
@@ -2206,63 +1656,7 @@
           <w:szCs w:val="19"/>
           <w:lang w:val="en-US" w:eastAsia="en-GB"/>
         </w:rPr>
-        <w:t xml:space="preserve"> </w:t>
-      </w:r>
-      <w:proofErr w:type="spellStart"/>
-      <w:r>
-        <w:rPr>
-          <w:rFonts w:ascii="Cascadia Mono" w:hAnsi="Cascadia Mono" w:cs="Cascadia Mono"/>
-          <w:color w:val="000000"/>
-          <w:sz w:val="19"/>
-          <w:szCs w:val="19"/>
-          <w:lang w:val="en-US" w:eastAsia="en-GB"/>
-        </w:rPr>
-        <w:t>CourseEditForm</w:t>
-      </w:r>
-      <w:proofErr w:type="spellEnd"/>
-      <w:r>
-        <w:rPr>
-          <w:rFonts w:ascii="Cascadia Mono" w:hAnsi="Cascadia Mono" w:cs="Cascadia Mono"/>
-          <w:color w:val="000000"/>
-          <w:sz w:val="19"/>
-          <w:szCs w:val="19"/>
-          <w:lang w:val="en-US" w:eastAsia="en-GB"/>
-        </w:rPr>
-        <w:t>(</w:t>
-      </w:r>
-      <w:proofErr w:type="gramStart"/>
-      <w:r>
-        <w:rPr>
-          <w:rFonts w:ascii="Cascadia Mono" w:hAnsi="Cascadia Mono" w:cs="Cascadia Mono"/>
-          <w:color w:val="000000"/>
-          <w:sz w:val="19"/>
-          <w:szCs w:val="19"/>
-          <w:lang w:val="en-US" w:eastAsia="en-GB"/>
-        </w:rPr>
-        <w:t>).</w:t>
-      </w:r>
-      <w:proofErr w:type="spellStart"/>
-      <w:r>
-        <w:rPr>
-          <w:rFonts w:ascii="Cascadia Mono" w:hAnsi="Cascadia Mono" w:cs="Cascadia Mono"/>
-          <w:color w:val="000000"/>
-          <w:sz w:val="19"/>
-          <w:szCs w:val="19"/>
-          <w:lang w:val="en-US" w:eastAsia="en-GB"/>
-        </w:rPr>
-        <w:t>CreateNewCourse</w:t>
-      </w:r>
-      <w:proofErr w:type="spellEnd"/>
-      <w:proofErr w:type="gramEnd"/>
-      <w:r>
-        <w:rPr>
-          <w:rFonts w:ascii="Cascadia Mono" w:hAnsi="Cascadia Mono" w:cs="Cascadia Mono"/>
-          <w:color w:val="000000"/>
-          <w:sz w:val="19"/>
-          <w:szCs w:val="19"/>
-          <w:lang w:val="en-US" w:eastAsia="en-GB"/>
-        </w:rPr>
-        <w:t>();</w:t>
+        <w:t xml:space="preserve"> CourseEditForm().CreateNewCourse();</w:t>
       </w:r>
     </w:p>
     <w:p>
@@ -2276,7 +1670,7 @@
       <w:pPr>
         <w:numPr>
           <w:ilvl w:val="0"/>
-          <w:numId w:val="28"/>
+          <w:numId w:val="32"/>
         </w:numPr>
         <w:rPr>
           <w:lang w:val="en-US"/>
@@ -2286,14 +1680,38 @@
         <w:rPr>
           <w:lang w:val="en-US"/>
         </w:rPr>
-        <w:t>Run the project and click on Add new course menu item. Click on Enter and Esc buttons and see the result</w:t>
+        <w:t xml:space="preserve">Run the project and click on </w:t>
+      </w:r>
+      <w:r>
+        <w:rPr>
+          <w:lang w:val="en-US"/>
+        </w:rPr>
+        <w:t>“</w:t>
+      </w:r>
+      <w:r>
+        <w:rPr>
+          <w:lang w:val="en-US"/>
+        </w:rPr>
+        <w:t>Add new course</w:t>
+      </w:r>
+      <w:r>
+        <w:rPr>
+          <w:lang w:val="en-US"/>
+        </w:rPr>
+        <w:t>”</w:t>
+      </w:r>
+      <w:r>
+        <w:rPr>
+          <w:lang w:val="en-US"/>
+        </w:rPr>
+        <w:t xml:space="preserve"> menu item. Click on Enter and Esc buttons and see the result</w:t>
       </w:r>
     </w:p>
     <w:p>
       <w:pPr>
         <w:numPr>
           <w:ilvl w:val="0"/>
-          <w:numId w:val="28"/>
+          <w:numId w:val="32"/>
         </w:numPr>
         <w:rPr>
           <w:lang w:val="en-US"/>
@@ -2305,33 +1723,41 @@
         </w:rPr>
         <w:t xml:space="preserve">Populate </w:t>
       </w:r>
-      <w:proofErr w:type="spellStart"/>
       <w:r>
         <w:rPr>
           <w:lang w:val="en-US"/>
         </w:rPr>
         <w:t>ShowCourseInControls</w:t>
       </w:r>
-      <w:proofErr w:type="spellEnd"/>
       <w:r>
         <w:rPr>
           <w:lang w:val="en-US"/>
         </w:rPr>
         <w:t xml:space="preserve">() and </w:t>
       </w:r>
-      <w:proofErr w:type="spellStart"/>
       <w:r>
         <w:rPr>
           <w:lang w:val="en-US"/>
         </w:rPr>
         <w:t>GrabUserInput</w:t>
       </w:r>
-      <w:proofErr w:type="spellEnd"/>
-      <w:r>
-        <w:rPr>
-          <w:lang w:val="en-US"/>
-        </w:rPr>
-        <w:t>() subs:</w:t>
+      <w:r>
+        <w:rPr>
+          <w:lang w:val="en-US"/>
+        </w:rPr>
+        <w:t xml:space="preserve">() </w:t>
+      </w:r>
+      <w:r>
+        <w:rPr>
+          <w:lang w:val="en-US"/>
+        </w:rPr>
+        <w:t>methods</w:t>
+      </w:r>
+      <w:r>
+        <w:rPr>
+          <w:lang w:val="en-US"/>
+        </w:rPr>
+        <w:t>:</w:t>
       </w:r>
     </w:p>
     <w:p>
@@ -2385,41 +1811,150 @@
           <w:szCs w:val="19"/>
           <w:lang w:val="en-US" w:eastAsia="en-GB"/>
         </w:rPr>
+        <w:t xml:space="preserve"> ShowCourseInControls()</w:t>
+      </w:r>
+    </w:p>
+    <w:p>
+      <w:pPr>
+        <w:autoSpaceDE w:val="0"/>
+        <w:autoSpaceDN w:val="0"/>
+        <w:adjustRightInd w:val="0"/>
+        <w:rPr>
+          <w:rFonts w:ascii="Cascadia Mono" w:hAnsi="Cascadia Mono" w:cs="Cascadia Mono"/>
+          <w:color w:val="000000"/>
+          <w:sz w:val="19"/>
+          <w:szCs w:val="19"/>
+          <w:lang w:val="en-US" w:eastAsia="en-GB"/>
+        </w:rPr>
+      </w:pPr>
+      <w:r>
+        <w:rPr>
+          <w:rFonts w:ascii="Cascadia Mono" w:hAnsi="Cascadia Mono" w:cs="Cascadia Mono"/>
+          <w:color w:val="000000"/>
+          <w:sz w:val="19"/>
+          <w:szCs w:val="19"/>
+          <w:lang w:val="en-US" w:eastAsia="en-GB"/>
+        </w:rPr>
+        <w:t>{</w:t>
+      </w:r>
+    </w:p>
+    <w:p>
+      <w:pPr>
+        <w:autoSpaceDE w:val="0"/>
+        <w:autoSpaceDN w:val="0"/>
+        <w:adjustRightInd w:val="0"/>
+        <w:ind w:firstLine="708"/>
+        <w:rPr>
+          <w:rFonts w:ascii="Cascadia Mono" w:hAnsi="Cascadia Mono" w:cs="Cascadia Mono"/>
+          <w:color w:val="000000"/>
+          <w:sz w:val="19"/>
+          <w:szCs w:val="19"/>
+          <w:lang w:val="en-US" w:eastAsia="en-GB"/>
+        </w:rPr>
+      </w:pPr>
+      <w:bookmarkStart w:id="4" w:name="OLE_LINK3"/>
+      <w:r>
+        <w:rPr>
+          <w:rFonts w:ascii="Cascadia Mono" w:hAnsi="Cascadia Mono" w:cs="Cascadia Mono"/>
+          <w:color w:val="000000"/>
+          <w:sz w:val="19"/>
+          <w:szCs w:val="19"/>
+          <w:lang w:val="en-US" w:eastAsia="en-GB"/>
+        </w:rPr>
+        <w:t>tbxName.Text = Course.Name;</w:t>
+      </w:r>
+    </w:p>
+    <w:bookmarkEnd w:id="4"/>
+    <w:p>
+      <w:pPr>
+        <w:autoSpaceDE w:val="0"/>
+        <w:autoSpaceDN w:val="0"/>
+        <w:adjustRightInd w:val="0"/>
+        <w:rPr>
+          <w:rFonts w:ascii="Cascadia Mono" w:hAnsi="Cascadia Mono" w:cs="Cascadia Mono"/>
+          <w:color w:val="000000"/>
+          <w:sz w:val="19"/>
+          <w:szCs w:val="19"/>
+          <w:lang w:val="en-US" w:eastAsia="en-GB"/>
+        </w:rPr>
+      </w:pPr>
+      <w:r>
+        <w:rPr>
+          <w:rFonts w:ascii="Cascadia Mono" w:hAnsi="Cascadia Mono" w:cs="Cascadia Mono"/>
+          <w:color w:val="000000"/>
+          <w:sz w:val="19"/>
+          <w:szCs w:val="19"/>
+          <w:lang w:val="en-US" w:eastAsia="en-GB"/>
+        </w:rPr>
+        <w:t>}</w:t>
+      </w:r>
+    </w:p>
+    <w:p>
+      <w:pPr>
+        <w:autoSpaceDE w:val="0"/>
+        <w:autoSpaceDN w:val="0"/>
+        <w:adjustRightInd w:val="0"/>
+        <w:rPr>
+          <w:rFonts w:ascii="Cascadia Mono" w:hAnsi="Cascadia Mono" w:cs="Cascadia Mono"/>
+          <w:color w:val="000000"/>
+          <w:sz w:val="19"/>
+          <w:szCs w:val="19"/>
+          <w:lang w:val="en-US" w:eastAsia="en-GB"/>
+        </w:rPr>
+      </w:pPr>
+    </w:p>
+    <w:p>
+      <w:pPr>
+        <w:autoSpaceDE w:val="0"/>
+        <w:autoSpaceDN w:val="0"/>
+        <w:adjustRightInd w:val="0"/>
+        <w:rPr>
+          <w:rFonts w:ascii="Cascadia Mono" w:hAnsi="Cascadia Mono" w:cs="Cascadia Mono"/>
+          <w:color w:val="000000"/>
+          <w:sz w:val="19"/>
+          <w:szCs w:val="19"/>
+          <w:lang w:val="en-US" w:eastAsia="en-GB"/>
+        </w:rPr>
+      </w:pPr>
+      <w:r>
+        <w:rPr>
+          <w:rFonts w:ascii="Cascadia Mono" w:hAnsi="Cascadia Mono" w:cs="Cascadia Mono"/>
+          <w:color w:val="0000FF"/>
+          <w:sz w:val="19"/>
+          <w:szCs w:val="19"/>
+          <w:lang w:val="en-US" w:eastAsia="en-GB"/>
+        </w:rPr>
+        <w:t>private</w:t>
+      </w:r>
+      <w:r>
+        <w:rPr>
+          <w:rFonts w:ascii="Cascadia Mono" w:hAnsi="Cascadia Mono" w:cs="Cascadia Mono"/>
+          <w:color w:val="000000"/>
+          <w:sz w:val="19"/>
+          <w:szCs w:val="19"/>
+          <w:lang w:val="en-US" w:eastAsia="en-GB"/>
+        </w:rPr>
         <w:t xml:space="preserve"> </w:t>
       </w:r>
-      <w:proofErr w:type="spellStart"/>
-      <w:proofErr w:type="gramStart"/>
-      <w:r>
-        <w:rPr>
-          <w:rFonts w:ascii="Cascadia Mono" w:hAnsi="Cascadia Mono" w:cs="Cascadia Mono"/>
-          <w:color w:val="000000"/>
-          <w:sz w:val="19"/>
-          <w:szCs w:val="19"/>
-          <w:lang w:val="en-US" w:eastAsia="en-GB"/>
-        </w:rPr>
-        <w:t>ShowCourseInControls</w:t>
-      </w:r>
-      <w:proofErr w:type="spellEnd"/>
-      <w:r>
-        <w:rPr>
-          <w:rFonts w:ascii="Cascadia Mono" w:hAnsi="Cascadia Mono" w:cs="Cascadia Mono"/>
-          <w:color w:val="000000"/>
-          <w:sz w:val="19"/>
-          <w:szCs w:val="19"/>
-          <w:lang w:val="en-US" w:eastAsia="en-GB"/>
-        </w:rPr>
-        <w:t>(</w:t>
-      </w:r>
-      <w:proofErr w:type="gramEnd"/>
-      <w:r>
-        <w:rPr>
-          <w:rFonts w:ascii="Cascadia Mono" w:hAnsi="Cascadia Mono" w:cs="Cascadia Mono"/>
-          <w:color w:val="000000"/>
-          <w:sz w:val="19"/>
-          <w:szCs w:val="19"/>
-          <w:lang w:val="en-US" w:eastAsia="en-GB"/>
-        </w:rPr>
-        <w:t>)</w:t>
+      <w:r>
+        <w:rPr>
+          <w:rFonts w:ascii="Cascadia Mono" w:hAnsi="Cascadia Mono" w:cs="Cascadia Mono"/>
+          <w:color w:val="0000FF"/>
+          <w:sz w:val="19"/>
+          <w:szCs w:val="19"/>
+          <w:lang w:val="en-US" w:eastAsia="en-GB"/>
+        </w:rPr>
+        <w:t>void</w:t>
+      </w:r>
+      <w:r>
+        <w:rPr>
+          <w:rFonts w:ascii="Cascadia Mono" w:hAnsi="Cascadia Mono" w:cs="Cascadia Mono"/>
+          <w:color w:val="000000"/>
+          <w:sz w:val="19"/>
+          <w:szCs w:val="19"/>
+          <w:lang w:val="en-US" w:eastAsia="en-GB"/>
+        </w:rPr>
+        <w:t xml:space="preserve"> GrabUserInput()</w:t>
       </w:r>
     </w:p>
     <w:p>
@@ -2460,260 +1995,15 @@
           <w:lang w:val="en-US" w:eastAsia="en-GB"/>
         </w:rPr>
       </w:pPr>
-      <w:bookmarkStart w:id="4" w:name="OLE_LINK3"/>
-      <w:proofErr w:type="spellStart"/>
-      <w:r>
-        <w:rPr>
-          <w:rFonts w:ascii="Cascadia Mono" w:hAnsi="Cascadia Mono" w:cs="Cascadia Mono"/>
-          <w:color w:val="000000"/>
-          <w:sz w:val="19"/>
-          <w:szCs w:val="19"/>
-          <w:lang w:val="en-US" w:eastAsia="en-GB"/>
-        </w:rPr>
-        <w:t>tbxName.Text</w:t>
-      </w:r>
-      <w:proofErr w:type="spellEnd"/>
-      <w:r>
-        <w:rPr>
-          <w:rFonts w:ascii="Cascadia Mono" w:hAnsi="Cascadia Mono" w:cs="Cascadia Mono"/>
-          <w:color w:val="000000"/>
-          <w:sz w:val="19"/>
-          <w:szCs w:val="19"/>
-          <w:lang w:val="en-US" w:eastAsia="en-GB"/>
-        </w:rPr>
-        <w:t xml:space="preserve"> = </w:t>
-      </w:r>
-      <w:proofErr w:type="spellStart"/>
-      <w:r>
-        <w:rPr>
-          <w:rFonts w:ascii="Cascadia Mono" w:hAnsi="Cascadia Mono" w:cs="Cascadia Mono"/>
-          <w:color w:val="000000"/>
-          <w:sz w:val="19"/>
-          <w:szCs w:val="19"/>
-          <w:lang w:val="en-US" w:eastAsia="en-GB"/>
-        </w:rPr>
-        <w:t>Course.Name</w:t>
-      </w:r>
-      <w:proofErr w:type="spellEnd"/>
-      <w:r>
-        <w:rPr>
-          <w:rFonts w:ascii="Cascadia Mono" w:hAnsi="Cascadia Mono" w:cs="Cascadia Mono"/>
-          <w:color w:val="000000"/>
-          <w:sz w:val="19"/>
-          <w:szCs w:val="19"/>
-          <w:lang w:val="en-US" w:eastAsia="en-GB"/>
-        </w:rPr>
-        <w:t>;</w:t>
-      </w:r>
-    </w:p>
-    <w:bookmarkEnd w:id="4"/>
-    <w:p>
-      <w:pPr>
-        <w:autoSpaceDE w:val="0"/>
-        <w:autoSpaceDN w:val="0"/>
-        <w:adjustRightInd w:val="0"/>
-        <w:rPr>
-          <w:rFonts w:ascii="Cascadia Mono" w:hAnsi="Cascadia Mono" w:cs="Cascadia Mono"/>
-          <w:color w:val="000000"/>
-          <w:sz w:val="19"/>
-          <w:szCs w:val="19"/>
-          <w:lang w:val="en-US" w:eastAsia="en-GB"/>
-        </w:rPr>
-      </w:pPr>
-      <w:r>
-        <w:rPr>
-          <w:rFonts w:ascii="Cascadia Mono" w:hAnsi="Cascadia Mono" w:cs="Cascadia Mono"/>
-          <w:color w:val="000000"/>
-          <w:sz w:val="19"/>
-          <w:szCs w:val="19"/>
-          <w:lang w:val="en-US" w:eastAsia="en-GB"/>
-        </w:rPr>
-        <w:t>}</w:t>
-      </w:r>
-    </w:p>
-    <w:p>
-      <w:pPr>
-        <w:autoSpaceDE w:val="0"/>
-        <w:autoSpaceDN w:val="0"/>
-        <w:adjustRightInd w:val="0"/>
-        <w:rPr>
-          <w:rFonts w:ascii="Cascadia Mono" w:hAnsi="Cascadia Mono" w:cs="Cascadia Mono"/>
-          <w:color w:val="000000"/>
-          <w:sz w:val="19"/>
-          <w:szCs w:val="19"/>
-          <w:lang w:val="en-US" w:eastAsia="en-GB"/>
-        </w:rPr>
-      </w:pPr>
-    </w:p>
-    <w:p>
-      <w:pPr>
-        <w:autoSpaceDE w:val="0"/>
-        <w:autoSpaceDN w:val="0"/>
-        <w:adjustRightInd w:val="0"/>
-        <w:rPr>
-          <w:rFonts w:ascii="Cascadia Mono" w:hAnsi="Cascadia Mono" w:cs="Cascadia Mono"/>
-          <w:color w:val="000000"/>
-          <w:sz w:val="19"/>
-          <w:szCs w:val="19"/>
-          <w:lang w:val="en-US" w:eastAsia="en-GB"/>
-        </w:rPr>
-      </w:pPr>
-      <w:r>
-        <w:rPr>
-          <w:rFonts w:ascii="Cascadia Mono" w:hAnsi="Cascadia Mono" w:cs="Cascadia Mono"/>
-          <w:color w:val="0000FF"/>
-          <w:sz w:val="19"/>
-          <w:szCs w:val="19"/>
-          <w:lang w:val="en-US" w:eastAsia="en-GB"/>
-        </w:rPr>
-        <w:t>private</w:t>
-      </w:r>
-      <w:r>
-        <w:rPr>
-          <w:rFonts w:ascii="Cascadia Mono" w:hAnsi="Cascadia Mono" w:cs="Cascadia Mono"/>
-          <w:color w:val="000000"/>
-          <w:sz w:val="19"/>
-          <w:szCs w:val="19"/>
-          <w:lang w:val="en-US" w:eastAsia="en-GB"/>
-        </w:rPr>
-        <w:t xml:space="preserve"> </w:t>
-      </w:r>
-      <w:r>
-        <w:rPr>
-          <w:rFonts w:ascii="Cascadia Mono" w:hAnsi="Cascadia Mono" w:cs="Cascadia Mono"/>
-          <w:color w:val="0000FF"/>
-          <w:sz w:val="19"/>
-          <w:szCs w:val="19"/>
-          <w:lang w:val="en-US" w:eastAsia="en-GB"/>
-        </w:rPr>
-        <w:t>void</w:t>
-      </w:r>
-      <w:r>
-        <w:rPr>
-          <w:rFonts w:ascii="Cascadia Mono" w:hAnsi="Cascadia Mono" w:cs="Cascadia Mono"/>
-          <w:color w:val="000000"/>
-          <w:sz w:val="19"/>
-          <w:szCs w:val="19"/>
-          <w:lang w:val="en-US" w:eastAsia="en-GB"/>
-        </w:rPr>
-        <w:t xml:space="preserve"> </w:t>
-      </w:r>
-      <w:proofErr w:type="spellStart"/>
-      <w:proofErr w:type="gramStart"/>
-      <w:r>
-        <w:rPr>
-          <w:rFonts w:ascii="Cascadia Mono" w:hAnsi="Cascadia Mono" w:cs="Cascadia Mono"/>
-          <w:color w:val="000000"/>
-          <w:sz w:val="19"/>
-          <w:szCs w:val="19"/>
-          <w:lang w:val="en-US" w:eastAsia="en-GB"/>
-        </w:rPr>
-        <w:t>GrabUserInput</w:t>
-      </w:r>
-      <w:proofErr w:type="spellEnd"/>
-      <w:r>
-        <w:rPr>
-          <w:rFonts w:ascii="Cascadia Mono" w:hAnsi="Cascadia Mono" w:cs="Cascadia Mono"/>
-          <w:color w:val="000000"/>
-          <w:sz w:val="19"/>
-          <w:szCs w:val="19"/>
-          <w:lang w:val="en-US" w:eastAsia="en-GB"/>
-        </w:rPr>
-        <w:t>(</w:t>
-      </w:r>
-      <w:proofErr w:type="gramEnd"/>
-      <w:r>
-        <w:rPr>
-          <w:rFonts w:ascii="Cascadia Mono" w:hAnsi="Cascadia Mono" w:cs="Cascadia Mono"/>
-          <w:color w:val="000000"/>
-          <w:sz w:val="19"/>
-          <w:szCs w:val="19"/>
-          <w:lang w:val="en-US" w:eastAsia="en-GB"/>
-        </w:rPr>
-        <w:t>)</w:t>
-      </w:r>
-    </w:p>
-    <w:p>
-      <w:pPr>
-        <w:autoSpaceDE w:val="0"/>
-        <w:autoSpaceDN w:val="0"/>
-        <w:adjustRightInd w:val="0"/>
-        <w:rPr>
-          <w:rFonts w:ascii="Cascadia Mono" w:hAnsi="Cascadia Mono" w:cs="Cascadia Mono"/>
-          <w:color w:val="000000"/>
-          <w:sz w:val="19"/>
-          <w:szCs w:val="19"/>
-          <w:lang w:val="en-US" w:eastAsia="en-GB"/>
-        </w:rPr>
-      </w:pPr>
-      <w:r>
-        <w:rPr>
-          <w:rFonts w:ascii="Cascadia Mono" w:hAnsi="Cascadia Mono" w:cs="Cascadia Mono"/>
-          <w:color w:val="000000"/>
-          <w:sz w:val="19"/>
-          <w:szCs w:val="19"/>
-          <w:lang w:val="en-US" w:eastAsia="en-GB"/>
-        </w:rPr>
-        <w:t>{</w:t>
-      </w:r>
-    </w:p>
-    <w:p>
-      <w:pPr>
-        <w:autoSpaceDE w:val="0"/>
-        <w:autoSpaceDN w:val="0"/>
-        <w:adjustRightInd w:val="0"/>
-        <w:ind w:firstLine="708"/>
-        <w:rPr>
-          <w:rFonts w:ascii="Cascadia Mono" w:hAnsi="Cascadia Mono" w:cs="Cascadia Mono"/>
-          <w:color w:val="000000"/>
-          <w:sz w:val="19"/>
-          <w:szCs w:val="19"/>
-          <w:lang w:val="en-US" w:eastAsia="en-GB"/>
-        </w:rPr>
-      </w:pPr>
-      <w:proofErr w:type="spellStart"/>
-      <w:r>
-        <w:rPr>
-          <w:rFonts w:ascii="Cascadia Mono" w:hAnsi="Cascadia Mono" w:cs="Cascadia Mono"/>
-          <w:color w:val="000000"/>
-          <w:sz w:val="19"/>
-          <w:szCs w:val="19"/>
-          <w:lang w:val="en-US" w:eastAsia="en-GB"/>
-        </w:rPr>
-        <w:t>Course.Name</w:t>
-      </w:r>
-      <w:proofErr w:type="spellEnd"/>
-      <w:r>
-        <w:rPr>
-          <w:rFonts w:ascii="Cascadia Mono" w:hAnsi="Cascadia Mono" w:cs="Cascadia Mono"/>
-          <w:color w:val="000000"/>
-          <w:sz w:val="19"/>
-          <w:szCs w:val="19"/>
-          <w:lang w:val="en-US" w:eastAsia="en-GB"/>
-        </w:rPr>
-        <w:t xml:space="preserve"> = </w:t>
-      </w:r>
-      <w:proofErr w:type="spellStart"/>
-      <w:r>
-        <w:rPr>
-          <w:rFonts w:ascii="Cascadia Mono" w:hAnsi="Cascadia Mono" w:cs="Cascadia Mono"/>
-          <w:color w:val="000000"/>
-          <w:sz w:val="19"/>
-          <w:szCs w:val="19"/>
-          <w:lang w:val="en-US" w:eastAsia="en-GB"/>
-        </w:rPr>
-        <w:t>tbxName.Text</w:t>
-      </w:r>
-      <w:proofErr w:type="spellEnd"/>
-      <w:r>
-        <w:rPr>
-          <w:rFonts w:ascii="Cascadia Mono" w:hAnsi="Cascadia Mono" w:cs="Cascadia Mono"/>
-          <w:color w:val="000000"/>
-          <w:sz w:val="19"/>
-          <w:szCs w:val="19"/>
-          <w:lang w:val="en-US" w:eastAsia="en-GB"/>
-        </w:rPr>
-        <w:t>;</w:t>
+      <w:r>
+        <w:rPr>
+          <w:rFonts w:ascii="Cascadia Mono" w:hAnsi="Cascadia Mono" w:cs="Cascadia Mono"/>
+          <w:color w:val="000000"/>
+          <w:sz w:val="19"/>
+          <w:szCs w:val="19"/>
+          <w:lang w:val="en-US" w:eastAsia="en-GB"/>
+        </w:rPr>
+        <w:t>Course.Name = tbxName.Text;</w:t>
       </w:r>
     </w:p>
     <w:p>
@@ -2758,7 +2048,7 @@
       <w:pPr>
         <w:numPr>
           <w:ilvl w:val="0"/>
-          <w:numId w:val="28"/>
+          <w:numId w:val="32"/>
         </w:numPr>
         <w:rPr>
           <w:lang w:val="en-US"/>
@@ -2768,50 +2058,26 @@
         <w:rPr>
           <w:lang w:val="en-US"/>
         </w:rPr>
-        <w:t xml:space="preserve">Go to </w:t>
-      </w:r>
-      <w:proofErr w:type="spellStart"/>
-      <w:r>
-        <w:rPr>
-          <w:lang w:val="en-US"/>
-        </w:rPr>
-        <w:t>CourseListForm</w:t>
-      </w:r>
-      <w:proofErr w:type="spellEnd"/>
-      <w:r>
-        <w:rPr>
-          <w:lang w:val="en-US"/>
-        </w:rPr>
-        <w:t xml:space="preserve"> and make function </w:t>
-      </w:r>
-      <w:proofErr w:type="spellStart"/>
-      <w:proofErr w:type="gramStart"/>
+        <w:t xml:space="preserve">Go to CourseListForm and make function </w:t>
+      </w:r>
       <w:r>
         <w:rPr>
           <w:lang w:val="en-US"/>
         </w:rPr>
         <w:t>LoadData</w:t>
       </w:r>
-      <w:proofErr w:type="spellEnd"/>
-      <w:r>
-        <w:rPr>
-          <w:lang w:val="en-US"/>
-        </w:rPr>
-        <w:t>(</w:t>
-      </w:r>
-      <w:proofErr w:type="gramEnd"/>
-      <w:r>
-        <w:rPr>
-          <w:lang w:val="en-US"/>
-        </w:rPr>
-        <w:t>) public</w:t>
+      <w:r>
+        <w:rPr>
+          <w:lang w:val="en-US"/>
+        </w:rPr>
+        <w:t>() public</w:t>
       </w:r>
     </w:p>
     <w:p>
       <w:pPr>
         <w:numPr>
           <w:ilvl w:val="0"/>
-          <w:numId w:val="28"/>
+          <w:numId w:val="32"/>
         </w:numPr>
         <w:rPr>
           <w:lang w:val="en-US"/>
@@ -2821,7 +2087,7 @@
         <w:rPr>
           <w:lang w:val="en-US"/>
         </w:rPr>
-        <w:t>Populate Save button click handlers</w:t>
+        <w:t>Populate Save button click handler</w:t>
       </w:r>
     </w:p>
     <w:p>
@@ -2875,42 +2141,8 @@
           <w:szCs w:val="19"/>
           <w:lang w:val="en-US" w:eastAsia="en-GB"/>
         </w:rPr>
-        <w:t xml:space="preserve"> </w:t>
-      </w:r>
-      <w:proofErr w:type="spellStart"/>
-      <w:r>
-        <w:rPr>
-          <w:rFonts w:ascii="Cascadia Mono" w:hAnsi="Cascadia Mono" w:cs="Cascadia Mono"/>
-          <w:color w:val="000000"/>
-          <w:sz w:val="19"/>
-          <w:szCs w:val="19"/>
-          <w:lang w:val="en-US" w:eastAsia="en-GB"/>
-        </w:rPr>
-        <w:t>btnSave_</w:t>
-      </w:r>
-      <w:proofErr w:type="gramStart"/>
-      <w:r>
-        <w:rPr>
-          <w:rFonts w:ascii="Cascadia Mono" w:hAnsi="Cascadia Mono" w:cs="Cascadia Mono"/>
-          <w:color w:val="000000"/>
-          <w:sz w:val="19"/>
-          <w:szCs w:val="19"/>
-          <w:lang w:val="en-US" w:eastAsia="en-GB"/>
-        </w:rPr>
-        <w:t>Click</w:t>
-      </w:r>
-      <w:proofErr w:type="spellEnd"/>
-      <w:r>
-        <w:rPr>
-          <w:rFonts w:ascii="Cascadia Mono" w:hAnsi="Cascadia Mono" w:cs="Cascadia Mono"/>
-          <w:color w:val="000000"/>
-          <w:sz w:val="19"/>
-          <w:szCs w:val="19"/>
-          <w:lang w:val="en-US" w:eastAsia="en-GB"/>
-        </w:rPr>
-        <w:t>(</w:t>
-      </w:r>
-      <w:proofErr w:type="gramEnd"/>
+        <w:t xml:space="preserve"> btnSave_Click(</w:t>
+      </w:r>
       <w:r>
         <w:rPr>
           <w:rFonts w:ascii="Cascadia Mono" w:hAnsi="Cascadia Mono" w:cs="Cascadia Mono"/>
@@ -2929,29 +2161,7 @@
           <w:szCs w:val="19"/>
           <w:lang w:val="en-US" w:eastAsia="en-GB"/>
         </w:rPr>
-        <w:t xml:space="preserve"> sender, </w:t>
-      </w:r>
-      <w:proofErr w:type="spellStart"/>
-      <w:r>
-        <w:rPr>
-          <w:rFonts w:ascii="Cascadia Mono" w:hAnsi="Cascadia Mono" w:cs="Cascadia Mono"/>
-          <w:color w:val="000000"/>
-          <w:sz w:val="19"/>
-          <w:szCs w:val="19"/>
-          <w:lang w:val="en-US" w:eastAsia="en-GB"/>
-        </w:rPr>
-        <w:t>EventArgs</w:t>
-      </w:r>
-      <w:proofErr w:type="spellEnd"/>
-      <w:r>
-        <w:rPr>
-          <w:rFonts w:ascii="Cascadia Mono" w:hAnsi="Cascadia Mono" w:cs="Cascadia Mono"/>
-          <w:color w:val="000000"/>
-          <w:sz w:val="19"/>
-          <w:szCs w:val="19"/>
-          <w:lang w:val="en-US" w:eastAsia="en-GB"/>
-        </w:rPr>
-        <w:t xml:space="preserve"> e)</w:t>
+        <w:t xml:space="preserve"> sender, EventArgs e)</w:t>
       </w:r>
     </w:p>
     <w:p>
@@ -3043,39 +2253,15 @@
           <w:lang w:val="en-US" w:eastAsia="en-GB"/>
         </w:rPr>
       </w:pPr>
-      <w:proofErr w:type="spellStart"/>
-      <w:proofErr w:type="gramStart"/>
-      <w:r>
-        <w:rPr>
-          <w:rFonts w:ascii="Cascadia Mono" w:hAnsi="Cascadia Mono" w:cs="Cascadia Mono"/>
-          <w:color w:val="000000"/>
-          <w:sz w:val="19"/>
-          <w:szCs w:val="19"/>
-          <w:lang w:val="en-US" w:eastAsia="en-GB"/>
-        </w:rPr>
-        <w:t>GrabUserInput</w:t>
-      </w:r>
-      <w:proofErr w:type="spellEnd"/>
-      <w:r>
-        <w:rPr>
-          <w:rFonts w:ascii="Cascadia Mono" w:hAnsi="Cascadia Mono" w:cs="Cascadia Mono"/>
-          <w:color w:val="000000"/>
-          <w:sz w:val="19"/>
-          <w:szCs w:val="19"/>
-          <w:lang w:val="en-US" w:eastAsia="en-GB"/>
-        </w:rPr>
-        <w:t>(</w:t>
-      </w:r>
-      <w:proofErr w:type="gramEnd"/>
-      <w:r>
-        <w:rPr>
-          <w:rFonts w:ascii="Cascadia Mono" w:hAnsi="Cascadia Mono" w:cs="Cascadia Mono"/>
-          <w:color w:val="000000"/>
-          <w:sz w:val="19"/>
-          <w:szCs w:val="19"/>
-          <w:lang w:val="en-US" w:eastAsia="en-GB"/>
-        </w:rPr>
-        <w:t>);</w:t>
+      <w:r>
+        <w:rPr>
+          <w:rFonts w:ascii="Cascadia Mono" w:hAnsi="Cascadia Mono" w:cs="Cascadia Mono"/>
+          <w:color w:val="000000"/>
+          <w:sz w:val="19"/>
+          <w:szCs w:val="19"/>
+          <w:lang w:val="en-US" w:eastAsia="en-GB"/>
+        </w:rPr>
+        <w:t>GrabUserInput();</w:t>
       </w:r>
     </w:p>
     <w:p>
@@ -3130,41 +2316,7 @@
           <w:szCs w:val="19"/>
           <w:lang w:val="en-US" w:eastAsia="en-GB"/>
         </w:rPr>
-        <w:t xml:space="preserve"> </w:t>
-      </w:r>
-      <w:proofErr w:type="spellStart"/>
-      <w:proofErr w:type="gramStart"/>
-      <w:r>
-        <w:rPr>
-          <w:rFonts w:ascii="Cascadia Mono" w:hAnsi="Cascadia Mono" w:cs="Cascadia Mono"/>
-          <w:color w:val="000000"/>
-          <w:sz w:val="19"/>
-          <w:szCs w:val="19"/>
-          <w:lang w:val="en-US" w:eastAsia="en-GB"/>
-        </w:rPr>
-        <w:t>CourseManager</w:t>
-      </w:r>
-      <w:proofErr w:type="spellEnd"/>
-      <w:r>
-        <w:rPr>
-          <w:rFonts w:ascii="Cascadia Mono" w:hAnsi="Cascadia Mono" w:cs="Cascadia Mono"/>
-          <w:color w:val="000000"/>
-          <w:sz w:val="19"/>
-          <w:szCs w:val="19"/>
-          <w:lang w:val="en-US" w:eastAsia="en-GB"/>
-        </w:rPr>
-        <w:t>(</w:t>
-      </w:r>
-      <w:proofErr w:type="gramEnd"/>
-      <w:r>
-        <w:rPr>
-          <w:rFonts w:ascii="Cascadia Mono" w:hAnsi="Cascadia Mono" w:cs="Cascadia Mono"/>
-          <w:color w:val="000000"/>
-          <w:sz w:val="19"/>
-          <w:szCs w:val="19"/>
-          <w:lang w:val="en-US" w:eastAsia="en-GB"/>
-        </w:rPr>
-        <w:t>);</w:t>
+        <w:t xml:space="preserve"> CourseManager();</w:t>
       </w:r>
     </w:p>
     <w:p>
@@ -3199,29 +2351,7 @@
           <w:szCs w:val="19"/>
           <w:lang w:val="en-US" w:eastAsia="en-GB"/>
         </w:rPr>
-        <w:t xml:space="preserve"> (Mode == </w:t>
-      </w:r>
-      <w:proofErr w:type="spellStart"/>
-      <w:r>
-        <w:rPr>
-          <w:rFonts w:ascii="Cascadia Mono" w:hAnsi="Cascadia Mono" w:cs="Cascadia Mono"/>
-          <w:color w:val="000000"/>
-          <w:sz w:val="19"/>
-          <w:szCs w:val="19"/>
-          <w:lang w:val="en-US" w:eastAsia="en-GB"/>
-        </w:rPr>
-        <w:t>FormMode.CreateNew</w:t>
-      </w:r>
-      <w:proofErr w:type="spellEnd"/>
-      <w:r>
-        <w:rPr>
-          <w:rFonts w:ascii="Cascadia Mono" w:hAnsi="Cascadia Mono" w:cs="Cascadia Mono"/>
-          <w:color w:val="000000"/>
-          <w:sz w:val="19"/>
-          <w:szCs w:val="19"/>
-          <w:lang w:val="en-US" w:eastAsia="en-GB"/>
-        </w:rPr>
-        <w:t>)</w:t>
+        <w:t xml:space="preserve"> (Mode == FormMode.CreateNew)</w:t>
       </w:r>
     </w:p>
     <w:p>
@@ -3238,29 +2368,15 @@
           <w:lang w:val="en-US" w:eastAsia="en-GB"/>
         </w:rPr>
       </w:pPr>
-      <w:proofErr w:type="spellStart"/>
-      <w:proofErr w:type="gramStart"/>
-      <w:r>
-        <w:rPr>
-          <w:rFonts w:ascii="Cascadia Mono" w:hAnsi="Cascadia Mono" w:cs="Cascadia Mono"/>
-          <w:color w:val="000000"/>
-          <w:sz w:val="19"/>
-          <w:szCs w:val="19"/>
-          <w:lang w:val="en-US" w:eastAsia="en-GB"/>
-        </w:rPr>
-        <w:t>manager.Create</w:t>
-      </w:r>
-      <w:proofErr w:type="spellEnd"/>
-      <w:proofErr w:type="gramEnd"/>
-      <w:r>
-        <w:rPr>
-          <w:rFonts w:ascii="Cascadia Mono" w:hAnsi="Cascadia Mono" w:cs="Cascadia Mono"/>
-          <w:color w:val="000000"/>
-          <w:sz w:val="19"/>
-          <w:szCs w:val="19"/>
-          <w:lang w:val="en-US" w:eastAsia="en-GB"/>
-        </w:rPr>
-        <w:t>(Course);</w:t>
+      <w:r>
+        <w:rPr>
+          <w:rFonts w:ascii="Cascadia Mono" w:hAnsi="Cascadia Mono" w:cs="Cascadia Mono"/>
+          <w:color w:val="000000"/>
+          <w:sz w:val="19"/>
+          <w:szCs w:val="19"/>
+          <w:lang w:val="en-US" w:eastAsia="en-GB"/>
+        </w:rPr>
+        <w:t>manager.Create(Course);</w:t>
       </w:r>
     </w:p>
     <w:p>
@@ -3302,29 +2418,15 @@
           <w:lang w:val="en-US" w:eastAsia="en-GB"/>
         </w:rPr>
       </w:pPr>
-      <w:proofErr w:type="spellStart"/>
-      <w:proofErr w:type="gramStart"/>
-      <w:r>
-        <w:rPr>
-          <w:rFonts w:ascii="Cascadia Mono" w:hAnsi="Cascadia Mono" w:cs="Cascadia Mono"/>
-          <w:color w:val="000000"/>
-          <w:sz w:val="19"/>
-          <w:szCs w:val="19"/>
-          <w:lang w:val="en-US" w:eastAsia="en-GB"/>
-        </w:rPr>
-        <w:t>manager.Update</w:t>
-      </w:r>
-      <w:proofErr w:type="spellEnd"/>
-      <w:proofErr w:type="gramEnd"/>
-      <w:r>
-        <w:rPr>
-          <w:rFonts w:ascii="Cascadia Mono" w:hAnsi="Cascadia Mono" w:cs="Cascadia Mono"/>
-          <w:color w:val="000000"/>
-          <w:sz w:val="19"/>
-          <w:szCs w:val="19"/>
-          <w:lang w:val="en-US" w:eastAsia="en-GB"/>
-        </w:rPr>
-        <w:t>(Course);</w:t>
+      <w:r>
+        <w:rPr>
+          <w:rFonts w:ascii="Cascadia Mono" w:hAnsi="Cascadia Mono" w:cs="Cascadia Mono"/>
+          <w:color w:val="000000"/>
+          <w:sz w:val="19"/>
+          <w:szCs w:val="19"/>
+          <w:lang w:val="en-US" w:eastAsia="en-GB"/>
+        </w:rPr>
+        <w:t>manager.Update(Course);</w:t>
       </w:r>
     </w:p>
     <w:p>
@@ -3355,83 +2457,15 @@
           <w:lang w:val="en-US" w:eastAsia="en-GB"/>
         </w:rPr>
       </w:pPr>
-      <w:proofErr w:type="spellStart"/>
-      <w:r>
-        <w:rPr>
-          <w:rFonts w:ascii="Cascadia Mono" w:hAnsi="Cascadia Mono" w:cs="Cascadia Mono"/>
-          <w:color w:val="000000"/>
-          <w:sz w:val="19"/>
-          <w:szCs w:val="19"/>
-          <w:lang w:val="en-US" w:eastAsia="en-GB"/>
-        </w:rPr>
-        <w:t>MyForms.GetForm</w:t>
-      </w:r>
-      <w:proofErr w:type="spellEnd"/>
-      <w:r>
-        <w:rPr>
-          <w:rFonts w:ascii="Cascadia Mono" w:hAnsi="Cascadia Mono" w:cs="Cascadia Mono"/>
-          <w:color w:val="000000"/>
-          <w:sz w:val="19"/>
-          <w:szCs w:val="19"/>
-          <w:lang w:val="en-US" w:eastAsia="en-GB"/>
-        </w:rPr>
-        <w:t>&lt;</w:t>
-      </w:r>
-      <w:proofErr w:type="spellStart"/>
-      <w:r>
-        <w:rPr>
-          <w:rFonts w:ascii="Cascadia Mono" w:hAnsi="Cascadia Mono" w:cs="Cascadia Mono"/>
-          <w:color w:val="000000"/>
-          <w:sz w:val="19"/>
-          <w:szCs w:val="19"/>
-          <w:lang w:val="en-US" w:eastAsia="en-GB"/>
-        </w:rPr>
-        <w:t>CourseListForm</w:t>
-      </w:r>
-      <w:proofErr w:type="spellEnd"/>
-      <w:r>
-        <w:rPr>
-          <w:rFonts w:ascii="Cascadia Mono" w:hAnsi="Cascadia Mono" w:cs="Cascadia Mono"/>
-          <w:color w:val="000000"/>
-          <w:sz w:val="19"/>
-          <w:szCs w:val="19"/>
-          <w:lang w:val="en-US" w:eastAsia="en-GB"/>
-        </w:rPr>
-        <w:t>&gt;(</w:t>
-      </w:r>
-      <w:proofErr w:type="gramStart"/>
-      <w:r>
-        <w:rPr>
-          <w:rFonts w:ascii="Cascadia Mono" w:hAnsi="Cascadia Mono" w:cs="Cascadia Mono"/>
-          <w:color w:val="000000"/>
-          <w:sz w:val="19"/>
-          <w:szCs w:val="19"/>
-          <w:lang w:val="en-US" w:eastAsia="en-GB"/>
-        </w:rPr>
-        <w:t>).</w:t>
-      </w:r>
-      <w:proofErr w:type="spellStart"/>
-      <w:r>
-        <w:rPr>
-          <w:rFonts w:ascii="Cascadia Mono" w:hAnsi="Cascadia Mono" w:cs="Cascadia Mono"/>
-          <w:color w:val="000000"/>
-          <w:sz w:val="19"/>
-          <w:szCs w:val="19"/>
-          <w:lang w:val="en-US" w:eastAsia="en-GB"/>
-        </w:rPr>
-        <w:t>LoadData</w:t>
-      </w:r>
-      <w:proofErr w:type="spellEnd"/>
-      <w:proofErr w:type="gramEnd"/>
-      <w:r>
-        <w:rPr>
-          <w:rFonts w:ascii="Cascadia Mono" w:hAnsi="Cascadia Mono" w:cs="Cascadia Mono"/>
-          <w:color w:val="000000"/>
-          <w:sz w:val="19"/>
-          <w:szCs w:val="19"/>
-          <w:lang w:val="en-US" w:eastAsia="en-GB"/>
-        </w:rPr>
-        <w:t>();</w:t>
+      <w:r>
+        <w:rPr>
+          <w:rFonts w:ascii="Cascadia Mono" w:hAnsi="Cascadia Mono" w:cs="Cascadia Mono"/>
+          <w:color w:val="000000"/>
+          <w:sz w:val="19"/>
+          <w:szCs w:val="19"/>
+          <w:lang w:val="en-US" w:eastAsia="en-GB"/>
+        </w:rPr>
+        <w:t>MyForms.GetForm&lt;CourseListForm&gt;().LoadData();</w:t>
       </w:r>
     </w:p>
     <w:p>
@@ -3448,27 +2482,15 @@
           <w:lang w:val="en-US" w:eastAsia="en-GB"/>
         </w:rPr>
       </w:pPr>
-      <w:proofErr w:type="gramStart"/>
-      <w:r>
-        <w:rPr>
-          <w:rFonts w:ascii="Cascadia Mono" w:hAnsi="Cascadia Mono" w:cs="Cascadia Mono"/>
-          <w:color w:val="000000"/>
-          <w:sz w:val="19"/>
-          <w:szCs w:val="19"/>
-          <w:lang w:val="en-US" w:eastAsia="en-GB"/>
-        </w:rPr>
-        <w:t>Close(</w:t>
-      </w:r>
-      <w:proofErr w:type="gramEnd"/>
-      <w:r>
-        <w:rPr>
-          <w:rFonts w:ascii="Cascadia Mono" w:hAnsi="Cascadia Mono" w:cs="Cascadia Mono"/>
-          <w:color w:val="000000"/>
-          <w:sz w:val="19"/>
-          <w:szCs w:val="19"/>
-          <w:lang w:val="en-US" w:eastAsia="en-GB"/>
-        </w:rPr>
-        <w:t>);</w:t>
+      <w:r>
+        <w:rPr>
+          <w:rFonts w:ascii="Cascadia Mono" w:hAnsi="Cascadia Mono" w:cs="Cascadia Mono"/>
+          <w:color w:val="000000"/>
+          <w:sz w:val="19"/>
+          <w:szCs w:val="19"/>
+          <w:lang w:val="en-US" w:eastAsia="en-GB"/>
+        </w:rPr>
+        <w:t>Close();</w:t>
       </w:r>
     </w:p>
     <w:p>
@@ -3570,51 +2592,15 @@
           <w:lang w:val="en-US" w:eastAsia="en-GB"/>
         </w:rPr>
       </w:pPr>
-      <w:proofErr w:type="spellStart"/>
-      <w:r>
-        <w:rPr>
-          <w:rFonts w:ascii="Cascadia Mono" w:hAnsi="Cascadia Mono" w:cs="Cascadia Mono"/>
-          <w:color w:val="000000"/>
-          <w:sz w:val="19"/>
-          <w:szCs w:val="19"/>
-          <w:lang w:val="en-US" w:eastAsia="en-GB"/>
-        </w:rPr>
-        <w:t>MessageBox.Show</w:t>
-      </w:r>
-      <w:proofErr w:type="spellEnd"/>
-      <w:r>
-        <w:rPr>
-          <w:rFonts w:ascii="Cascadia Mono" w:hAnsi="Cascadia Mono" w:cs="Cascadia Mono"/>
-          <w:color w:val="000000"/>
-          <w:sz w:val="19"/>
-          <w:szCs w:val="19"/>
-          <w:lang w:val="en-US" w:eastAsia="en-GB"/>
-        </w:rPr>
-        <w:t>(</w:t>
-      </w:r>
-      <w:proofErr w:type="spellStart"/>
-      <w:proofErr w:type="gramStart"/>
-      <w:r>
-        <w:rPr>
-          <w:rFonts w:ascii="Cascadia Mono" w:hAnsi="Cascadia Mono" w:cs="Cascadia Mono"/>
-          <w:color w:val="000000"/>
-          <w:sz w:val="19"/>
-          <w:szCs w:val="19"/>
-          <w:lang w:val="en-US" w:eastAsia="en-GB"/>
-        </w:rPr>
-        <w:t>ex.Message</w:t>
-      </w:r>
-      <w:proofErr w:type="spellEnd"/>
-      <w:proofErr w:type="gramEnd"/>
-      <w:r>
-        <w:rPr>
-          <w:rFonts w:ascii="Cascadia Mono" w:hAnsi="Cascadia Mono" w:cs="Cascadia Mono"/>
-          <w:color w:val="000000"/>
-          <w:sz w:val="19"/>
-          <w:szCs w:val="19"/>
-          <w:lang w:val="en-US" w:eastAsia="en-GB"/>
-        </w:rPr>
-        <w:t>);</w:t>
+      <w:r>
+        <w:rPr>
+          <w:rFonts w:ascii="Cascadia Mono" w:hAnsi="Cascadia Mono" w:cs="Cascadia Mono"/>
+          <w:color w:val="000000"/>
+          <w:sz w:val="19"/>
+          <w:szCs w:val="19"/>
+          <w:lang w:val="en-US" w:eastAsia="en-GB"/>
+        </w:rPr>
+        <w:t>MessageBox.Show(ex.Message);</w:t>
       </w:r>
     </w:p>
     <w:p>
@@ -3686,7 +2672,7 @@
       <w:pPr>
         <w:numPr>
           <w:ilvl w:val="0"/>
-          <w:numId w:val="28"/>
+          <w:numId w:val="32"/>
         </w:numPr>
         <w:rPr>
           <w:lang w:val="en-US"/>
@@ -3703,7 +2689,7 @@
       <w:pPr>
         <w:numPr>
           <w:ilvl w:val="0"/>
-          <w:numId w:val="28"/>
+          <w:numId w:val="32"/>
         </w:numPr>
         <w:rPr>
           <w:lang w:val="en-US"/>
@@ -3713,62 +2699,20 @@
         <w:rPr>
           <w:lang w:val="en-US"/>
         </w:rPr>
-        <w:t xml:space="preserve">Open </w:t>
-      </w:r>
-      <w:proofErr w:type="spellStart"/>
-      <w:r>
-        <w:rPr>
-          <w:lang w:val="en-US"/>
-        </w:rPr>
-        <w:t>CourseListForm</w:t>
-      </w:r>
-      <w:proofErr w:type="spellEnd"/>
-      <w:r>
-        <w:rPr>
-          <w:lang w:val="en-US"/>
-        </w:rPr>
-        <w:t xml:space="preserve">. </w:t>
-      </w:r>
-      <w:r>
-        <w:rPr>
-          <w:lang w:val="en-US"/>
-        </w:rPr>
-        <w:t xml:space="preserve">Set </w:t>
-      </w:r>
-      <w:proofErr w:type="spellStart"/>
-      <w:r>
-        <w:rPr>
-          <w:lang w:val="en-US"/>
-        </w:rPr>
-        <w:t>MultiSelect</w:t>
-      </w:r>
-      <w:proofErr w:type="spellEnd"/>
-      <w:r>
-        <w:rPr>
-          <w:lang w:val="en-US"/>
-        </w:rPr>
-        <w:t xml:space="preserve"> property of the </w:t>
-      </w:r>
-      <w:proofErr w:type="spellStart"/>
-      <w:r>
-        <w:rPr>
-          <w:lang w:val="en-US"/>
-        </w:rPr>
-        <w:t>DataGridView</w:t>
-      </w:r>
-      <w:proofErr w:type="spellEnd"/>
-      <w:r>
-        <w:rPr>
-          <w:lang w:val="en-US"/>
-        </w:rPr>
-        <w:t xml:space="preserve"> to False.</w:t>
+        <w:t xml:space="preserve">Open CourseListForm. </w:t>
+      </w:r>
+      <w:r>
+        <w:rPr>
+          <w:lang w:val="en-US"/>
+        </w:rPr>
+        <w:t>Set MultiSelect property of the DataGridView to False.</w:t>
       </w:r>
     </w:p>
     <w:p>
       <w:pPr>
         <w:numPr>
           <w:ilvl w:val="0"/>
-          <w:numId w:val="28"/>
+          <w:numId w:val="32"/>
         </w:numPr>
         <w:rPr>
           <w:lang w:val="en-US"/>
@@ -3784,7 +2728,7 @@
         <w:rPr>
           <w:lang w:val="en-US"/>
         </w:rPr>
-        <w:t>Update</w:t>
+        <w:t>Edit</w:t>
       </w:r>
       <w:r>
         <w:rPr>
@@ -3858,42 +2802,159 @@
           <w:szCs w:val="19"/>
           <w:lang w:val="en-US" w:eastAsia="en-GB"/>
         </w:rPr>
+        <w:t xml:space="preserve"> btnAdd_Click(</w:t>
+      </w:r>
+      <w:r>
+        <w:rPr>
+          <w:rFonts w:ascii="Cascadia Mono" w:hAnsi="Cascadia Mono" w:cs="Cascadia Mono"/>
+          <w:color w:val="0000FF"/>
+          <w:sz w:val="19"/>
+          <w:szCs w:val="19"/>
+          <w:lang w:val="en-US" w:eastAsia="en-GB"/>
+        </w:rPr>
+        <w:t>object</w:t>
+      </w:r>
+      <w:r>
+        <w:rPr>
+          <w:rFonts w:ascii="Cascadia Mono" w:hAnsi="Cascadia Mono" w:cs="Cascadia Mono"/>
+          <w:color w:val="000000"/>
+          <w:sz w:val="19"/>
+          <w:szCs w:val="19"/>
+          <w:lang w:val="en-US" w:eastAsia="en-GB"/>
+        </w:rPr>
+        <w:t xml:space="preserve"> sender, EventArgs e)</w:t>
+      </w:r>
+    </w:p>
+    <w:p>
+      <w:pPr>
+        <w:autoSpaceDE w:val="0"/>
+        <w:autoSpaceDN w:val="0"/>
+        <w:adjustRightInd w:val="0"/>
+        <w:rPr>
+          <w:rFonts w:ascii="Cascadia Mono" w:hAnsi="Cascadia Mono" w:cs="Cascadia Mono"/>
+          <w:color w:val="000000"/>
+          <w:sz w:val="19"/>
+          <w:szCs w:val="19"/>
+          <w:lang w:val="en-US" w:eastAsia="en-GB"/>
+        </w:rPr>
+      </w:pPr>
+      <w:r>
+        <w:rPr>
+          <w:rFonts w:ascii="Cascadia Mono" w:hAnsi="Cascadia Mono" w:cs="Cascadia Mono"/>
+          <w:color w:val="000000"/>
+          <w:sz w:val="19"/>
+          <w:szCs w:val="19"/>
+          <w:lang w:val="en-US" w:eastAsia="en-GB"/>
+        </w:rPr>
+        <w:t>{</w:t>
+      </w:r>
+    </w:p>
+    <w:p>
+      <w:pPr>
+        <w:autoSpaceDE w:val="0"/>
+        <w:autoSpaceDN w:val="0"/>
+        <w:adjustRightInd w:val="0"/>
+        <w:ind w:firstLine="708"/>
+        <w:rPr>
+          <w:rFonts w:ascii="Cascadia Mono" w:hAnsi="Cascadia Mono" w:cs="Cascadia Mono"/>
+          <w:color w:val="000000"/>
+          <w:sz w:val="19"/>
+          <w:szCs w:val="19"/>
+          <w:lang w:val="en-US" w:eastAsia="en-GB"/>
+        </w:rPr>
+      </w:pPr>
+      <w:r>
+        <w:rPr>
+          <w:rFonts w:ascii="Cascadia Mono" w:hAnsi="Cascadia Mono" w:cs="Cascadia Mono"/>
+          <w:color w:val="0000FF"/>
+          <w:sz w:val="19"/>
+          <w:szCs w:val="19"/>
+          <w:lang w:val="en-US" w:eastAsia="en-GB"/>
+        </w:rPr>
+        <w:t>new</w:t>
+      </w:r>
+      <w:r>
+        <w:rPr>
+          <w:rFonts w:ascii="Cascadia Mono" w:hAnsi="Cascadia Mono" w:cs="Cascadia Mono"/>
+          <w:color w:val="000000"/>
+          <w:sz w:val="19"/>
+          <w:szCs w:val="19"/>
+          <w:lang w:val="en-US" w:eastAsia="en-GB"/>
+        </w:rPr>
+        <w:t xml:space="preserve"> CourseEditForm().CreateNewCourse();</w:t>
+      </w:r>
+    </w:p>
+    <w:p>
+      <w:pPr>
+        <w:autoSpaceDE w:val="0"/>
+        <w:autoSpaceDN w:val="0"/>
+        <w:adjustRightInd w:val="0"/>
+        <w:rPr>
+          <w:rFonts w:ascii="Cascadia Mono" w:hAnsi="Cascadia Mono" w:cs="Cascadia Mono"/>
+          <w:color w:val="000000"/>
+          <w:sz w:val="19"/>
+          <w:szCs w:val="19"/>
+          <w:lang w:val="en-US" w:eastAsia="en-GB"/>
+        </w:rPr>
+      </w:pPr>
+      <w:r>
+        <w:rPr>
+          <w:rFonts w:ascii="Cascadia Mono" w:hAnsi="Cascadia Mono" w:cs="Cascadia Mono"/>
+          <w:color w:val="000000"/>
+          <w:sz w:val="19"/>
+          <w:szCs w:val="19"/>
+          <w:lang w:val="en-US" w:eastAsia="en-GB"/>
+        </w:rPr>
+        <w:t>}</w:t>
+      </w:r>
+    </w:p>
+    <w:p>
+      <w:pPr>
+        <w:autoSpaceDE w:val="0"/>
+        <w:autoSpaceDN w:val="0"/>
+        <w:adjustRightInd w:val="0"/>
+        <w:rPr>
+          <w:rFonts w:ascii="Cascadia Mono" w:hAnsi="Cascadia Mono" w:cs="Cascadia Mono"/>
+          <w:color w:val="000000"/>
+          <w:sz w:val="19"/>
+          <w:szCs w:val="19"/>
+          <w:lang w:val="en-US" w:eastAsia="en-GB"/>
+        </w:rPr>
+      </w:pPr>
+    </w:p>
+    <w:p>
+      <w:pPr>
+        <w:autoSpaceDE w:val="0"/>
+        <w:autoSpaceDN w:val="0"/>
+        <w:adjustRightInd w:val="0"/>
+        <w:rPr>
+          <w:rFonts w:ascii="Cascadia Mono" w:hAnsi="Cascadia Mono" w:cs="Cascadia Mono"/>
+          <w:color w:val="000000"/>
+          <w:sz w:val="19"/>
+          <w:szCs w:val="19"/>
+          <w:lang w:val="en-US" w:eastAsia="en-GB"/>
+        </w:rPr>
+      </w:pPr>
+      <w:r>
+        <w:rPr>
+          <w:rFonts w:ascii="Cascadia Mono" w:hAnsi="Cascadia Mono" w:cs="Cascadia Mono"/>
+          <w:color w:val="0000FF"/>
+          <w:sz w:val="19"/>
+          <w:szCs w:val="19"/>
+          <w:lang w:val="en-US" w:eastAsia="en-GB"/>
+        </w:rPr>
+        <w:t>private</w:t>
+      </w:r>
+      <w:r>
+        <w:rPr>
+          <w:rFonts w:ascii="Cascadia Mono" w:hAnsi="Cascadia Mono" w:cs="Cascadia Mono"/>
+          <w:color w:val="000000"/>
+          <w:sz w:val="19"/>
+          <w:szCs w:val="19"/>
+          <w:lang w:val="en-US" w:eastAsia="en-GB"/>
+        </w:rPr>
         <w:t xml:space="preserve"> </w:t>
       </w:r>
-      <w:proofErr w:type="spellStart"/>
-      <w:r>
-        <w:rPr>
-          <w:rFonts w:ascii="Cascadia Mono" w:hAnsi="Cascadia Mono" w:cs="Cascadia Mono"/>
-          <w:color w:val="000000"/>
-          <w:sz w:val="19"/>
-          <w:szCs w:val="19"/>
-          <w:lang w:val="en-US" w:eastAsia="en-GB"/>
-        </w:rPr>
-        <w:t>btnAdd_</w:t>
-      </w:r>
-      <w:proofErr w:type="gramStart"/>
-      <w:r>
-        <w:rPr>
-          <w:rFonts w:ascii="Cascadia Mono" w:hAnsi="Cascadia Mono" w:cs="Cascadia Mono"/>
-          <w:color w:val="000000"/>
-          <w:sz w:val="19"/>
-          <w:szCs w:val="19"/>
-          <w:lang w:val="en-US" w:eastAsia="en-GB"/>
-        </w:rPr>
-        <w:t>Click</w:t>
-      </w:r>
-      <w:proofErr w:type="spellEnd"/>
-      <w:r>
-        <w:rPr>
-          <w:rFonts w:ascii="Cascadia Mono" w:hAnsi="Cascadia Mono" w:cs="Cascadia Mono"/>
-          <w:color w:val="000000"/>
-          <w:sz w:val="19"/>
-          <w:szCs w:val="19"/>
-          <w:lang w:val="en-US" w:eastAsia="en-GB"/>
-        </w:rPr>
-        <w:t>(</w:t>
-      </w:r>
-      <w:proofErr w:type="gramEnd"/>
       <w:r>
         <w:rPr>
           <w:rFonts w:ascii="Cascadia Mono" w:hAnsi="Cascadia Mono" w:cs="Cascadia Mono"/>
@@ -3902,6 +2963,26 @@
           <w:szCs w:val="19"/>
           <w:lang w:val="en-US" w:eastAsia="en-GB"/>
         </w:rPr>
+        <w:t>void</w:t>
+      </w:r>
+      <w:r>
+        <w:rPr>
+          <w:rFonts w:ascii="Cascadia Mono" w:hAnsi="Cascadia Mono" w:cs="Cascadia Mono"/>
+          <w:color w:val="000000"/>
+          <w:sz w:val="19"/>
+          <w:szCs w:val="19"/>
+          <w:lang w:val="en-US" w:eastAsia="en-GB"/>
+        </w:rPr>
+        <w:t xml:space="preserve"> btnEdit_Click(</w:t>
+      </w:r>
+      <w:r>
+        <w:rPr>
+          <w:rFonts w:ascii="Cascadia Mono" w:hAnsi="Cascadia Mono" w:cs="Cascadia Mono"/>
+          <w:color w:val="0000FF"/>
+          <w:sz w:val="19"/>
+          <w:szCs w:val="19"/>
+          <w:lang w:val="en-US" w:eastAsia="en-GB"/>
+        </w:rPr>
         <w:t>object</w:t>
       </w:r>
       <w:r>
@@ -3912,29 +2993,7 @@
           <w:szCs w:val="19"/>
           <w:lang w:val="en-US" w:eastAsia="en-GB"/>
         </w:rPr>
-        <w:t xml:space="preserve"> sender, </w:t>
-      </w:r>
-      <w:proofErr w:type="spellStart"/>
-      <w:r>
-        <w:rPr>
-          <w:rFonts w:ascii="Cascadia Mono" w:hAnsi="Cascadia Mono" w:cs="Cascadia Mono"/>
-          <w:color w:val="000000"/>
-          <w:sz w:val="19"/>
-          <w:szCs w:val="19"/>
-          <w:lang w:val="en-US" w:eastAsia="en-GB"/>
-        </w:rPr>
-        <w:t>EventArgs</w:t>
-      </w:r>
-      <w:proofErr w:type="spellEnd"/>
-      <w:r>
-        <w:rPr>
-          <w:rFonts w:ascii="Cascadia Mono" w:hAnsi="Cascadia Mono" w:cs="Cascadia Mono"/>
-          <w:color w:val="000000"/>
-          <w:sz w:val="19"/>
-          <w:szCs w:val="19"/>
-          <w:lang w:val="en-US" w:eastAsia="en-GB"/>
-        </w:rPr>
-        <w:t xml:space="preserve"> e)</w:t>
+        <w:t xml:space="preserve"> sender, EventArgs e)</w:t>
       </w:r>
     </w:p>
     <w:p>
@@ -3975,6 +3034,7 @@
           <w:lang w:val="en-US" w:eastAsia="en-GB"/>
         </w:rPr>
       </w:pPr>
+      <w:bookmarkStart w:id="6" w:name="OLE_LINK5"/>
       <w:r>
         <w:rPr>
           <w:rFonts w:ascii="Cascadia Mono" w:hAnsi="Cascadia Mono" w:cs="Cascadia Mono"/>
@@ -3983,6 +3043,171 @@
           <w:szCs w:val="19"/>
           <w:lang w:val="en-US" w:eastAsia="en-GB"/>
         </w:rPr>
+        <w:t>if</w:t>
+      </w:r>
+      <w:r>
+        <w:rPr>
+          <w:rFonts w:ascii="Cascadia Mono" w:hAnsi="Cascadia Mono" w:cs="Cascadia Mono"/>
+          <w:color w:val="000000"/>
+          <w:sz w:val="19"/>
+          <w:szCs w:val="19"/>
+          <w:lang w:val="en-US" w:eastAsia="en-GB"/>
+        </w:rPr>
+        <w:t xml:space="preserve"> (dgv.SelectedRows.Count == 0)</w:t>
+      </w:r>
+    </w:p>
+    <w:p>
+      <w:pPr>
+        <w:autoSpaceDE w:val="0"/>
+        <w:autoSpaceDN w:val="0"/>
+        <w:adjustRightInd w:val="0"/>
+        <w:ind w:left="708" w:firstLine="708"/>
+        <w:rPr>
+          <w:rFonts w:ascii="Cascadia Mono" w:hAnsi="Cascadia Mono" w:cs="Cascadia Mono"/>
+          <w:color w:val="000000"/>
+          <w:sz w:val="19"/>
+          <w:szCs w:val="19"/>
+          <w:lang w:val="en-US" w:eastAsia="en-GB"/>
+        </w:rPr>
+      </w:pPr>
+      <w:r>
+        <w:rPr>
+          <w:rFonts w:ascii="Cascadia Mono" w:hAnsi="Cascadia Mono" w:cs="Cascadia Mono"/>
+          <w:color w:val="000000"/>
+          <w:sz w:val="19"/>
+          <w:szCs w:val="19"/>
+          <w:lang w:val="en-US" w:eastAsia="en-GB"/>
+        </w:rPr>
+        <w:t>MessageBox.Show(</w:t>
+      </w:r>
+      <w:r>
+        <w:rPr>
+          <w:rFonts w:ascii="Cascadia Mono" w:hAnsi="Cascadia Mono" w:cs="Cascadia Mono"/>
+          <w:color w:val="A31515"/>
+          <w:sz w:val="19"/>
+          <w:szCs w:val="19"/>
+          <w:lang w:val="en-US" w:eastAsia="en-GB"/>
+        </w:rPr>
+        <w:t>"Please select a course"</w:t>
+      </w:r>
+      <w:r>
+        <w:rPr>
+          <w:rFonts w:ascii="Cascadia Mono" w:hAnsi="Cascadia Mono" w:cs="Cascadia Mono"/>
+          <w:color w:val="000000"/>
+          <w:sz w:val="19"/>
+          <w:szCs w:val="19"/>
+          <w:lang w:val="en-US" w:eastAsia="en-GB"/>
+        </w:rPr>
+        <w:t>);</w:t>
+      </w:r>
+    </w:p>
+    <w:p>
+      <w:pPr>
+        <w:autoSpaceDE w:val="0"/>
+        <w:autoSpaceDN w:val="0"/>
+        <w:adjustRightInd w:val="0"/>
+        <w:ind w:firstLine="708"/>
+        <w:rPr>
+          <w:rFonts w:ascii="Cascadia Mono" w:hAnsi="Cascadia Mono" w:cs="Cascadia Mono"/>
+          <w:color w:val="000000"/>
+          <w:sz w:val="19"/>
+          <w:szCs w:val="19"/>
+          <w:lang w:val="en-US" w:eastAsia="en-GB"/>
+        </w:rPr>
+      </w:pPr>
+      <w:r>
+        <w:rPr>
+          <w:rFonts w:ascii="Cascadia Mono" w:hAnsi="Cascadia Mono" w:cs="Cascadia Mono"/>
+          <w:color w:val="0000FF"/>
+          <w:sz w:val="19"/>
+          <w:szCs w:val="19"/>
+          <w:lang w:val="en-US" w:eastAsia="en-GB"/>
+        </w:rPr>
+        <w:t>else</w:t>
+      </w:r>
+    </w:p>
+    <w:p>
+      <w:pPr>
+        <w:autoSpaceDE w:val="0"/>
+        <w:autoSpaceDN w:val="0"/>
+        <w:adjustRightInd w:val="0"/>
+        <w:ind w:firstLine="708"/>
+        <w:rPr>
+          <w:rFonts w:ascii="Cascadia Mono" w:hAnsi="Cascadia Mono" w:cs="Cascadia Mono"/>
+          <w:color w:val="000000"/>
+          <w:sz w:val="19"/>
+          <w:szCs w:val="19"/>
+          <w:lang w:val="en-US" w:eastAsia="en-GB"/>
+        </w:rPr>
+      </w:pPr>
+      <w:r>
+        <w:rPr>
+          <w:rFonts w:ascii="Cascadia Mono" w:hAnsi="Cascadia Mono" w:cs="Cascadia Mono"/>
+          <w:color w:val="000000"/>
+          <w:sz w:val="19"/>
+          <w:szCs w:val="19"/>
+          <w:lang w:val="en-US" w:eastAsia="en-GB"/>
+        </w:rPr>
+        <w:t>{</w:t>
+      </w:r>
+    </w:p>
+    <w:p>
+      <w:pPr>
+        <w:autoSpaceDE w:val="0"/>
+        <w:autoSpaceDN w:val="0"/>
+        <w:adjustRightInd w:val="0"/>
+        <w:ind w:left="708" w:firstLine="708"/>
+        <w:rPr>
+          <w:rFonts w:ascii="Cascadia Mono" w:hAnsi="Cascadia Mono" w:cs="Cascadia Mono"/>
+          <w:color w:val="000000"/>
+          <w:sz w:val="19"/>
+          <w:szCs w:val="19"/>
+          <w:lang w:val="en-US" w:eastAsia="en-GB"/>
+        </w:rPr>
+      </w:pPr>
+      <w:r>
+        <w:rPr>
+          <w:rFonts w:ascii="Cascadia Mono" w:hAnsi="Cascadia Mono" w:cs="Cascadia Mono"/>
+          <w:color w:val="0000FF"/>
+          <w:sz w:val="19"/>
+          <w:szCs w:val="19"/>
+          <w:lang w:val="en-US" w:eastAsia="en-GB"/>
+        </w:rPr>
+        <w:t>var</w:t>
+      </w:r>
+      <w:r>
+        <w:rPr>
+          <w:rFonts w:ascii="Cascadia Mono" w:hAnsi="Cascadia Mono" w:cs="Cascadia Mono"/>
+          <w:color w:val="000000"/>
+          <w:sz w:val="19"/>
+          <w:szCs w:val="19"/>
+          <w:lang w:val="en-US" w:eastAsia="en-GB"/>
+        </w:rPr>
+        <w:t xml:space="preserve"> c = (Course)dgv.SelectedRows[0].DataBoundItem;</w:t>
+      </w:r>
+    </w:p>
+    <w:p>
+      <w:pPr>
+        <w:autoSpaceDE w:val="0"/>
+        <w:autoSpaceDN w:val="0"/>
+        <w:adjustRightInd w:val="0"/>
+        <w:ind w:left="708" w:firstLine="708"/>
+        <w:rPr>
+          <w:rFonts w:ascii="Cascadia Mono" w:hAnsi="Cascadia Mono" w:cs="Cascadia Mono"/>
+          <w:color w:val="000000"/>
+          <w:sz w:val="19"/>
+          <w:szCs w:val="19"/>
+          <w:lang w:val="en-US" w:eastAsia="en-GB"/>
+        </w:rPr>
+      </w:pPr>
+      <w:r>
+        <w:rPr>
+          <w:rFonts w:ascii="Cascadia Mono" w:hAnsi="Cascadia Mono" w:cs="Cascadia Mono"/>
+          <w:color w:val="0000FF"/>
+          <w:sz w:val="19"/>
+          <w:szCs w:val="19"/>
+          <w:lang w:val="en-US" w:eastAsia="en-GB"/>
+        </w:rPr>
         <w:t>new</w:t>
       </w:r>
       <w:r>
@@ -3993,594 +3218,7 @@
           <w:szCs w:val="19"/>
           <w:lang w:val="en-US" w:eastAsia="en-GB"/>
         </w:rPr>
-        <w:t xml:space="preserve"> </w:t>
-      </w:r>
-      <w:proofErr w:type="spellStart"/>
-      <w:r>
-        <w:rPr>
-          <w:rFonts w:ascii="Cascadia Mono" w:hAnsi="Cascadia Mono" w:cs="Cascadia Mono"/>
-          <w:color w:val="000000"/>
-          <w:sz w:val="19"/>
-          <w:szCs w:val="19"/>
-          <w:lang w:val="en-US" w:eastAsia="en-GB"/>
-        </w:rPr>
-        <w:t>CourseEditForm</w:t>
-      </w:r>
-      <w:proofErr w:type="spellEnd"/>
-      <w:r>
-        <w:rPr>
-          <w:rFonts w:ascii="Cascadia Mono" w:hAnsi="Cascadia Mono" w:cs="Cascadia Mono"/>
-          <w:color w:val="000000"/>
-          <w:sz w:val="19"/>
-          <w:szCs w:val="19"/>
-          <w:lang w:val="en-US" w:eastAsia="en-GB"/>
-        </w:rPr>
-        <w:t>(</w:t>
-      </w:r>
-      <w:proofErr w:type="gramStart"/>
-      <w:r>
-        <w:rPr>
-          <w:rFonts w:ascii="Cascadia Mono" w:hAnsi="Cascadia Mono" w:cs="Cascadia Mono"/>
-          <w:color w:val="000000"/>
-          <w:sz w:val="19"/>
-          <w:szCs w:val="19"/>
-          <w:lang w:val="en-US" w:eastAsia="en-GB"/>
-        </w:rPr>
-        <w:t>).</w:t>
-      </w:r>
-      <w:proofErr w:type="spellStart"/>
-      <w:r>
-        <w:rPr>
-          <w:rFonts w:ascii="Cascadia Mono" w:hAnsi="Cascadia Mono" w:cs="Cascadia Mono"/>
-          <w:color w:val="000000"/>
-          <w:sz w:val="19"/>
-          <w:szCs w:val="19"/>
-          <w:lang w:val="en-US" w:eastAsia="en-GB"/>
-        </w:rPr>
-        <w:t>CreateNewCourse</w:t>
-      </w:r>
-      <w:proofErr w:type="spellEnd"/>
-      <w:proofErr w:type="gramEnd"/>
-      <w:r>
-        <w:rPr>
-          <w:rFonts w:ascii="Cascadia Mono" w:hAnsi="Cascadia Mono" w:cs="Cascadia Mono"/>
-          <w:color w:val="000000"/>
-          <w:sz w:val="19"/>
-          <w:szCs w:val="19"/>
-          <w:lang w:val="en-US" w:eastAsia="en-GB"/>
-        </w:rPr>
-        <w:t>();</w:t>
-      </w:r>
-    </w:p>
-    <w:p>
-      <w:pPr>
-        <w:autoSpaceDE w:val="0"/>
-        <w:autoSpaceDN w:val="0"/>
-        <w:adjustRightInd w:val="0"/>
-        <w:rPr>
-          <w:rFonts w:ascii="Cascadia Mono" w:hAnsi="Cascadia Mono" w:cs="Cascadia Mono"/>
-          <w:color w:val="000000"/>
-          <w:sz w:val="19"/>
-          <w:szCs w:val="19"/>
-          <w:lang w:val="en-US" w:eastAsia="en-GB"/>
-        </w:rPr>
-      </w:pPr>
-      <w:r>
-        <w:rPr>
-          <w:rFonts w:ascii="Cascadia Mono" w:hAnsi="Cascadia Mono" w:cs="Cascadia Mono"/>
-          <w:color w:val="000000"/>
-          <w:sz w:val="19"/>
-          <w:szCs w:val="19"/>
-          <w:lang w:val="en-US" w:eastAsia="en-GB"/>
-        </w:rPr>
-        <w:t>}</w:t>
-      </w:r>
-    </w:p>
-    <w:p>
-      <w:pPr>
-        <w:autoSpaceDE w:val="0"/>
-        <w:autoSpaceDN w:val="0"/>
-        <w:adjustRightInd w:val="0"/>
-        <w:rPr>
-          <w:rFonts w:ascii="Cascadia Mono" w:hAnsi="Cascadia Mono" w:cs="Cascadia Mono"/>
-          <w:color w:val="000000"/>
-          <w:sz w:val="19"/>
-          <w:szCs w:val="19"/>
-          <w:lang w:val="en-US" w:eastAsia="en-GB"/>
-        </w:rPr>
-      </w:pPr>
-    </w:p>
-    <w:p>
-      <w:pPr>
-        <w:autoSpaceDE w:val="0"/>
-        <w:autoSpaceDN w:val="0"/>
-        <w:adjustRightInd w:val="0"/>
-        <w:rPr>
-          <w:rFonts w:ascii="Cascadia Mono" w:hAnsi="Cascadia Mono" w:cs="Cascadia Mono"/>
-          <w:color w:val="000000"/>
-          <w:sz w:val="19"/>
-          <w:szCs w:val="19"/>
-          <w:lang w:val="en-US" w:eastAsia="en-GB"/>
-        </w:rPr>
-      </w:pPr>
-      <w:r>
-        <w:rPr>
-          <w:rFonts w:ascii="Cascadia Mono" w:hAnsi="Cascadia Mono" w:cs="Cascadia Mono"/>
-          <w:color w:val="0000FF"/>
-          <w:sz w:val="19"/>
-          <w:szCs w:val="19"/>
-          <w:lang w:val="en-US" w:eastAsia="en-GB"/>
-        </w:rPr>
-        <w:t>private</w:t>
-      </w:r>
-      <w:r>
-        <w:rPr>
-          <w:rFonts w:ascii="Cascadia Mono" w:hAnsi="Cascadia Mono" w:cs="Cascadia Mono"/>
-          <w:color w:val="000000"/>
-          <w:sz w:val="19"/>
-          <w:szCs w:val="19"/>
-          <w:lang w:val="en-US" w:eastAsia="en-GB"/>
-        </w:rPr>
-        <w:t xml:space="preserve"> </w:t>
-      </w:r>
-      <w:r>
-        <w:rPr>
-          <w:rFonts w:ascii="Cascadia Mono" w:hAnsi="Cascadia Mono" w:cs="Cascadia Mono"/>
-          <w:color w:val="0000FF"/>
-          <w:sz w:val="19"/>
-          <w:szCs w:val="19"/>
-          <w:lang w:val="en-US" w:eastAsia="en-GB"/>
-        </w:rPr>
-        <w:t>void</w:t>
-      </w:r>
-      <w:r>
-        <w:rPr>
-          <w:rFonts w:ascii="Cascadia Mono" w:hAnsi="Cascadia Mono" w:cs="Cascadia Mono"/>
-          <w:color w:val="000000"/>
-          <w:sz w:val="19"/>
-          <w:szCs w:val="19"/>
-          <w:lang w:val="en-US" w:eastAsia="en-GB"/>
-        </w:rPr>
-        <w:t xml:space="preserve"> </w:t>
-      </w:r>
-      <w:proofErr w:type="spellStart"/>
-      <w:r>
-        <w:rPr>
-          <w:rFonts w:ascii="Cascadia Mono" w:hAnsi="Cascadia Mono" w:cs="Cascadia Mono"/>
-          <w:color w:val="000000"/>
-          <w:sz w:val="19"/>
-          <w:szCs w:val="19"/>
-          <w:lang w:val="en-US" w:eastAsia="en-GB"/>
-        </w:rPr>
-        <w:t>btnEdit_</w:t>
-      </w:r>
-      <w:proofErr w:type="gramStart"/>
-      <w:r>
-        <w:rPr>
-          <w:rFonts w:ascii="Cascadia Mono" w:hAnsi="Cascadia Mono" w:cs="Cascadia Mono"/>
-          <w:color w:val="000000"/>
-          <w:sz w:val="19"/>
-          <w:szCs w:val="19"/>
-          <w:lang w:val="en-US" w:eastAsia="en-GB"/>
-        </w:rPr>
-        <w:t>Click</w:t>
-      </w:r>
-      <w:proofErr w:type="spellEnd"/>
-      <w:r>
-        <w:rPr>
-          <w:rFonts w:ascii="Cascadia Mono" w:hAnsi="Cascadia Mono" w:cs="Cascadia Mono"/>
-          <w:color w:val="000000"/>
-          <w:sz w:val="19"/>
-          <w:szCs w:val="19"/>
-          <w:lang w:val="en-US" w:eastAsia="en-GB"/>
-        </w:rPr>
-        <w:t>(</w:t>
-      </w:r>
-      <w:proofErr w:type="gramEnd"/>
-      <w:r>
-        <w:rPr>
-          <w:rFonts w:ascii="Cascadia Mono" w:hAnsi="Cascadia Mono" w:cs="Cascadia Mono"/>
-          <w:color w:val="0000FF"/>
-          <w:sz w:val="19"/>
-          <w:szCs w:val="19"/>
-          <w:lang w:val="en-US" w:eastAsia="en-GB"/>
-        </w:rPr>
-        <w:t>object</w:t>
-      </w:r>
-      <w:r>
-        <w:rPr>
-          <w:rFonts w:ascii="Cascadia Mono" w:hAnsi="Cascadia Mono" w:cs="Cascadia Mono"/>
-          <w:color w:val="000000"/>
-          <w:sz w:val="19"/>
-          <w:szCs w:val="19"/>
-          <w:lang w:val="en-US" w:eastAsia="en-GB"/>
-        </w:rPr>
-        <w:t xml:space="preserve"> sender, </w:t>
-      </w:r>
-      <w:proofErr w:type="spellStart"/>
-      <w:r>
-        <w:rPr>
-          <w:rFonts w:ascii="Cascadia Mono" w:hAnsi="Cascadia Mono" w:cs="Cascadia Mono"/>
-          <w:color w:val="000000"/>
-          <w:sz w:val="19"/>
-          <w:szCs w:val="19"/>
-          <w:lang w:val="en-US" w:eastAsia="en-GB"/>
-        </w:rPr>
-        <w:t>EventArgs</w:t>
-      </w:r>
-      <w:proofErr w:type="spellEnd"/>
-      <w:r>
-        <w:rPr>
-          <w:rFonts w:ascii="Cascadia Mono" w:hAnsi="Cascadia Mono" w:cs="Cascadia Mono"/>
-          <w:color w:val="000000"/>
-          <w:sz w:val="19"/>
-          <w:szCs w:val="19"/>
-          <w:lang w:val="en-US" w:eastAsia="en-GB"/>
-        </w:rPr>
-        <w:t xml:space="preserve"> e)</w:t>
-      </w:r>
-    </w:p>
-    <w:p>
-      <w:pPr>
-        <w:autoSpaceDE w:val="0"/>
-        <w:autoSpaceDN w:val="0"/>
-        <w:adjustRightInd w:val="0"/>
-        <w:rPr>
-          <w:rFonts w:ascii="Cascadia Mono" w:hAnsi="Cascadia Mono" w:cs="Cascadia Mono"/>
-          <w:color w:val="000000"/>
-          <w:sz w:val="19"/>
-          <w:szCs w:val="19"/>
-          <w:lang w:val="en-US" w:eastAsia="en-GB"/>
-        </w:rPr>
-      </w:pPr>
-      <w:r>
-        <w:rPr>
-          <w:rFonts w:ascii="Cascadia Mono" w:hAnsi="Cascadia Mono" w:cs="Cascadia Mono"/>
-          <w:color w:val="000000"/>
-          <w:sz w:val="19"/>
-          <w:szCs w:val="19"/>
-          <w:lang w:val="en-US" w:eastAsia="en-GB"/>
-        </w:rPr>
-        <w:t>{</w:t>
-      </w:r>
-    </w:p>
-    <w:p>
-      <w:pPr>
-        <w:autoSpaceDE w:val="0"/>
-        <w:autoSpaceDN w:val="0"/>
-        <w:adjustRightInd w:val="0"/>
-        <w:ind w:firstLine="708"/>
-        <w:rPr>
-          <w:rFonts w:ascii="Cascadia Mono" w:hAnsi="Cascadia Mono" w:cs="Cascadia Mono"/>
-          <w:color w:val="000000"/>
-          <w:sz w:val="19"/>
-          <w:szCs w:val="19"/>
-          <w:lang w:val="en-US" w:eastAsia="en-GB"/>
-        </w:rPr>
-      </w:pPr>
-      <w:bookmarkStart w:id="6" w:name="OLE_LINK5"/>
-      <w:r>
-        <w:rPr>
-          <w:rFonts w:ascii="Cascadia Mono" w:hAnsi="Cascadia Mono" w:cs="Cascadia Mono"/>
-          <w:color w:val="0000FF"/>
-          <w:sz w:val="19"/>
-          <w:szCs w:val="19"/>
-          <w:lang w:val="en-US" w:eastAsia="en-GB"/>
-        </w:rPr>
-        <w:t>if</w:t>
-      </w:r>
-      <w:r>
-        <w:rPr>
-          <w:rFonts w:ascii="Cascadia Mono" w:hAnsi="Cascadia Mono" w:cs="Cascadia Mono"/>
-          <w:color w:val="000000"/>
-          <w:sz w:val="19"/>
-          <w:szCs w:val="19"/>
-          <w:lang w:val="en-US" w:eastAsia="en-GB"/>
-        </w:rPr>
-        <w:t xml:space="preserve"> (</w:t>
-      </w:r>
-      <w:proofErr w:type="spellStart"/>
-      <w:proofErr w:type="gramStart"/>
-      <w:r>
-        <w:rPr>
-          <w:rFonts w:ascii="Cascadia Mono" w:hAnsi="Cascadia Mono" w:cs="Cascadia Mono"/>
-          <w:color w:val="000000"/>
-          <w:sz w:val="19"/>
-          <w:szCs w:val="19"/>
-          <w:lang w:val="en-US" w:eastAsia="en-GB"/>
-        </w:rPr>
-        <w:t>dgv.SelectedRows.Count</w:t>
-      </w:r>
-      <w:proofErr w:type="spellEnd"/>
-      <w:proofErr w:type="gramEnd"/>
-      <w:r>
-        <w:rPr>
-          <w:rFonts w:ascii="Cascadia Mono" w:hAnsi="Cascadia Mono" w:cs="Cascadia Mono"/>
-          <w:color w:val="000000"/>
-          <w:sz w:val="19"/>
-          <w:szCs w:val="19"/>
-          <w:lang w:val="en-US" w:eastAsia="en-GB"/>
-        </w:rPr>
-        <w:t xml:space="preserve"> == 0)</w:t>
-      </w:r>
-    </w:p>
-    <w:p>
-      <w:pPr>
-        <w:autoSpaceDE w:val="0"/>
-        <w:autoSpaceDN w:val="0"/>
-        <w:adjustRightInd w:val="0"/>
-        <w:ind w:left="708" w:firstLine="708"/>
-        <w:rPr>
-          <w:rFonts w:ascii="Cascadia Mono" w:hAnsi="Cascadia Mono" w:cs="Cascadia Mono"/>
-          <w:color w:val="000000"/>
-          <w:sz w:val="19"/>
-          <w:szCs w:val="19"/>
-          <w:lang w:val="en-US" w:eastAsia="en-GB"/>
-        </w:rPr>
-      </w:pPr>
-      <w:proofErr w:type="spellStart"/>
-      <w:r>
-        <w:rPr>
-          <w:rFonts w:ascii="Cascadia Mono" w:hAnsi="Cascadia Mono" w:cs="Cascadia Mono"/>
-          <w:color w:val="000000"/>
-          <w:sz w:val="19"/>
-          <w:szCs w:val="19"/>
-          <w:lang w:val="en-US" w:eastAsia="en-GB"/>
-        </w:rPr>
-        <w:t>MessageBox.Show</w:t>
-      </w:r>
-      <w:proofErr w:type="spellEnd"/>
-      <w:r>
-        <w:rPr>
-          <w:rFonts w:ascii="Cascadia Mono" w:hAnsi="Cascadia Mono" w:cs="Cascadia Mono"/>
-          <w:color w:val="000000"/>
-          <w:sz w:val="19"/>
-          <w:szCs w:val="19"/>
-          <w:lang w:val="en-US" w:eastAsia="en-GB"/>
-        </w:rPr>
-        <w:t>(</w:t>
-      </w:r>
-      <w:r>
-        <w:rPr>
-          <w:rFonts w:ascii="Cascadia Mono" w:hAnsi="Cascadia Mono" w:cs="Cascadia Mono"/>
-          <w:color w:val="A31515"/>
-          <w:sz w:val="19"/>
-          <w:szCs w:val="19"/>
-          <w:lang w:val="en-US" w:eastAsia="en-GB"/>
-        </w:rPr>
-        <w:t>"Please select a course"</w:t>
-      </w:r>
-      <w:r>
-        <w:rPr>
-          <w:rFonts w:ascii="Cascadia Mono" w:hAnsi="Cascadia Mono" w:cs="Cascadia Mono"/>
-          <w:color w:val="000000"/>
-          <w:sz w:val="19"/>
-          <w:szCs w:val="19"/>
-          <w:lang w:val="en-US" w:eastAsia="en-GB"/>
-        </w:rPr>
-        <w:t>);</w:t>
-      </w:r>
-    </w:p>
-    <w:p>
-      <w:pPr>
-        <w:autoSpaceDE w:val="0"/>
-        <w:autoSpaceDN w:val="0"/>
-        <w:adjustRightInd w:val="0"/>
-        <w:ind w:firstLine="708"/>
-        <w:rPr>
-          <w:rFonts w:ascii="Cascadia Mono" w:hAnsi="Cascadia Mono" w:cs="Cascadia Mono"/>
-          <w:color w:val="000000"/>
-          <w:sz w:val="19"/>
-          <w:szCs w:val="19"/>
-          <w:lang w:val="en-US" w:eastAsia="en-GB"/>
-        </w:rPr>
-      </w:pPr>
-      <w:r>
-        <w:rPr>
-          <w:rFonts w:ascii="Cascadia Mono" w:hAnsi="Cascadia Mono" w:cs="Cascadia Mono"/>
-          <w:color w:val="0000FF"/>
-          <w:sz w:val="19"/>
-          <w:szCs w:val="19"/>
-          <w:lang w:val="en-US" w:eastAsia="en-GB"/>
-        </w:rPr>
-        <w:t>else</w:t>
-      </w:r>
-    </w:p>
-    <w:p>
-      <w:pPr>
-        <w:autoSpaceDE w:val="0"/>
-        <w:autoSpaceDN w:val="0"/>
-        <w:adjustRightInd w:val="0"/>
-        <w:ind w:firstLine="708"/>
-        <w:rPr>
-          <w:rFonts w:ascii="Cascadia Mono" w:hAnsi="Cascadia Mono" w:cs="Cascadia Mono"/>
-          <w:color w:val="000000"/>
-          <w:sz w:val="19"/>
-          <w:szCs w:val="19"/>
-          <w:lang w:val="en-US" w:eastAsia="en-GB"/>
-        </w:rPr>
-      </w:pPr>
-      <w:r>
-        <w:rPr>
-          <w:rFonts w:ascii="Cascadia Mono" w:hAnsi="Cascadia Mono" w:cs="Cascadia Mono"/>
-          <w:color w:val="000000"/>
-          <w:sz w:val="19"/>
-          <w:szCs w:val="19"/>
-          <w:lang w:val="en-US" w:eastAsia="en-GB"/>
-        </w:rPr>
-        <w:t>{</w:t>
-      </w:r>
-    </w:p>
-    <w:p>
-      <w:pPr>
-        <w:autoSpaceDE w:val="0"/>
-        <w:autoSpaceDN w:val="0"/>
-        <w:adjustRightInd w:val="0"/>
-        <w:ind w:left="708" w:firstLine="708"/>
-        <w:rPr>
-          <w:rFonts w:ascii="Cascadia Mono" w:hAnsi="Cascadia Mono" w:cs="Cascadia Mono"/>
-          <w:color w:val="000000"/>
-          <w:sz w:val="19"/>
-          <w:szCs w:val="19"/>
-          <w:lang w:val="en-US" w:eastAsia="en-GB"/>
-        </w:rPr>
-      </w:pPr>
-      <w:r>
-        <w:rPr>
-          <w:rFonts w:ascii="Cascadia Mono" w:hAnsi="Cascadia Mono" w:cs="Cascadia Mono"/>
-          <w:color w:val="0000FF"/>
-          <w:sz w:val="19"/>
-          <w:szCs w:val="19"/>
-          <w:lang w:val="en-US" w:eastAsia="en-GB"/>
-        </w:rPr>
-        <w:t>var</w:t>
-      </w:r>
-      <w:r>
-        <w:rPr>
-          <w:rFonts w:ascii="Cascadia Mono" w:hAnsi="Cascadia Mono" w:cs="Cascadia Mono"/>
-          <w:color w:val="000000"/>
-          <w:sz w:val="19"/>
-          <w:szCs w:val="19"/>
-          <w:lang w:val="en-US" w:eastAsia="en-GB"/>
-        </w:rPr>
-        <w:t xml:space="preserve"> c = (Course)</w:t>
-      </w:r>
-      <w:proofErr w:type="spellStart"/>
-      <w:proofErr w:type="gramStart"/>
-      <w:r>
-        <w:rPr>
-          <w:rFonts w:ascii="Cascadia Mono" w:hAnsi="Cascadia Mono" w:cs="Cascadia Mono"/>
-          <w:color w:val="000000"/>
-          <w:sz w:val="19"/>
-          <w:szCs w:val="19"/>
-          <w:lang w:val="en-US" w:eastAsia="en-GB"/>
-        </w:rPr>
-        <w:t>dgv.SelectedRows</w:t>
-      </w:r>
-      <w:proofErr w:type="spellEnd"/>
-      <w:proofErr w:type="gramEnd"/>
-      <w:r>
-        <w:rPr>
-          <w:rFonts w:ascii="Cascadia Mono" w:hAnsi="Cascadia Mono" w:cs="Cascadia Mono"/>
-          <w:color w:val="000000"/>
-          <w:sz w:val="19"/>
-          <w:szCs w:val="19"/>
-          <w:lang w:val="en-US" w:eastAsia="en-GB"/>
-        </w:rPr>
-        <w:t>[0].</w:t>
-      </w:r>
-      <w:proofErr w:type="spellStart"/>
-      <w:r>
-        <w:rPr>
-          <w:rFonts w:ascii="Cascadia Mono" w:hAnsi="Cascadia Mono" w:cs="Cascadia Mono"/>
-          <w:color w:val="000000"/>
-          <w:sz w:val="19"/>
-          <w:szCs w:val="19"/>
-          <w:lang w:val="en-US" w:eastAsia="en-GB"/>
-        </w:rPr>
-        <w:t>DataBoundItem</w:t>
-      </w:r>
-      <w:proofErr w:type="spellEnd"/>
-      <w:r>
-        <w:rPr>
-          <w:rFonts w:ascii="Cascadia Mono" w:hAnsi="Cascadia Mono" w:cs="Cascadia Mono"/>
-          <w:color w:val="000000"/>
-          <w:sz w:val="19"/>
-          <w:szCs w:val="19"/>
-          <w:lang w:val="en-US" w:eastAsia="en-GB"/>
-        </w:rPr>
-        <w:t>;</w:t>
-      </w:r>
-    </w:p>
-    <w:p>
-      <w:pPr>
-        <w:autoSpaceDE w:val="0"/>
-        <w:autoSpaceDN w:val="0"/>
-        <w:adjustRightInd w:val="0"/>
-        <w:ind w:left="708" w:firstLine="708"/>
-        <w:rPr>
-          <w:rFonts w:ascii="Cascadia Mono" w:hAnsi="Cascadia Mono" w:cs="Cascadia Mono"/>
-          <w:color w:val="000000"/>
-          <w:sz w:val="19"/>
-          <w:szCs w:val="19"/>
-          <w:lang w:val="en-US" w:eastAsia="en-GB"/>
-        </w:rPr>
-      </w:pPr>
-      <w:r>
-        <w:rPr>
-          <w:rFonts w:ascii="Cascadia Mono" w:hAnsi="Cascadia Mono" w:cs="Cascadia Mono"/>
-          <w:color w:val="0000FF"/>
-          <w:sz w:val="19"/>
-          <w:szCs w:val="19"/>
-          <w:lang w:val="en-US" w:eastAsia="en-GB"/>
-        </w:rPr>
-        <w:t>new</w:t>
-      </w:r>
-      <w:r>
-        <w:rPr>
-          <w:rFonts w:ascii="Cascadia Mono" w:hAnsi="Cascadia Mono" w:cs="Cascadia Mono"/>
-          <w:color w:val="000000"/>
-          <w:sz w:val="19"/>
-          <w:szCs w:val="19"/>
-          <w:lang w:val="en-US" w:eastAsia="en-GB"/>
-        </w:rPr>
-        <w:t xml:space="preserve"> </w:t>
-      </w:r>
-      <w:proofErr w:type="spellStart"/>
-      <w:r>
-        <w:rPr>
-          <w:rFonts w:ascii="Cascadia Mono" w:hAnsi="Cascadia Mono" w:cs="Cascadia Mono"/>
-          <w:color w:val="000000"/>
-          <w:sz w:val="19"/>
-          <w:szCs w:val="19"/>
-          <w:lang w:val="en-US" w:eastAsia="en-GB"/>
-        </w:rPr>
-        <w:t>CourseEditForm</w:t>
-      </w:r>
-      <w:proofErr w:type="spellEnd"/>
-      <w:r>
-        <w:rPr>
-          <w:rFonts w:ascii="Cascadia Mono" w:hAnsi="Cascadia Mono" w:cs="Cascadia Mono"/>
-          <w:color w:val="000000"/>
-          <w:sz w:val="19"/>
-          <w:szCs w:val="19"/>
-          <w:lang w:val="en-US" w:eastAsia="en-GB"/>
-        </w:rPr>
-        <w:t>(</w:t>
-      </w:r>
-      <w:proofErr w:type="gramStart"/>
-      <w:r>
-        <w:rPr>
-          <w:rFonts w:ascii="Cascadia Mono" w:hAnsi="Cascadia Mono" w:cs="Cascadia Mono"/>
-          <w:color w:val="000000"/>
-          <w:sz w:val="19"/>
-          <w:szCs w:val="19"/>
-          <w:lang w:val="en-US" w:eastAsia="en-GB"/>
-        </w:rPr>
-        <w:t>).</w:t>
-      </w:r>
-      <w:proofErr w:type="spellStart"/>
-      <w:r>
-        <w:rPr>
-          <w:rFonts w:ascii="Cascadia Mono" w:hAnsi="Cascadia Mono" w:cs="Cascadia Mono"/>
-          <w:color w:val="000000"/>
-          <w:sz w:val="19"/>
-          <w:szCs w:val="19"/>
-          <w:lang w:val="en-US" w:eastAsia="en-GB"/>
-        </w:rPr>
-        <w:t>UpdateCourse</w:t>
-      </w:r>
-      <w:proofErr w:type="spellEnd"/>
-      <w:proofErr w:type="gramEnd"/>
-      <w:r>
-        <w:rPr>
-          <w:rFonts w:ascii="Cascadia Mono" w:hAnsi="Cascadia Mono" w:cs="Cascadia Mono"/>
-          <w:color w:val="000000"/>
-          <w:sz w:val="19"/>
-          <w:szCs w:val="19"/>
-          <w:lang w:val="en-US" w:eastAsia="en-GB"/>
-        </w:rPr>
-        <w:t>(c);</w:t>
+        <w:t xml:space="preserve"> CourseEditForm().UpdateCourse(c);</w:t>
       </w:r>
     </w:p>
     <w:p>
@@ -4713,42 +3351,8 @@
           <w:szCs w:val="19"/>
           <w:lang w:val="en-US" w:eastAsia="en-GB"/>
         </w:rPr>
-        <w:t xml:space="preserve"> </w:t>
-      </w:r>
-      <w:proofErr w:type="spellStart"/>
-      <w:r>
-        <w:rPr>
-          <w:rFonts w:ascii="Cascadia Mono" w:hAnsi="Cascadia Mono" w:cs="Cascadia Mono"/>
-          <w:color w:val="000000"/>
-          <w:sz w:val="19"/>
-          <w:szCs w:val="19"/>
-          <w:lang w:val="en-US" w:eastAsia="en-GB"/>
-        </w:rPr>
-        <w:t>btnDelete_</w:t>
-      </w:r>
-      <w:proofErr w:type="gramStart"/>
-      <w:r>
-        <w:rPr>
-          <w:rFonts w:ascii="Cascadia Mono" w:hAnsi="Cascadia Mono" w:cs="Cascadia Mono"/>
-          <w:color w:val="000000"/>
-          <w:sz w:val="19"/>
-          <w:szCs w:val="19"/>
-          <w:lang w:val="en-US" w:eastAsia="en-GB"/>
-        </w:rPr>
-        <w:t>Click</w:t>
-      </w:r>
-      <w:proofErr w:type="spellEnd"/>
-      <w:r>
-        <w:rPr>
-          <w:rFonts w:ascii="Cascadia Mono" w:hAnsi="Cascadia Mono" w:cs="Cascadia Mono"/>
-          <w:color w:val="000000"/>
-          <w:sz w:val="19"/>
-          <w:szCs w:val="19"/>
-          <w:lang w:val="en-US" w:eastAsia="en-GB"/>
-        </w:rPr>
-        <w:t>(</w:t>
-      </w:r>
-      <w:proofErr w:type="gramEnd"/>
+        <w:t xml:space="preserve"> btnDelete_Click(</w:t>
+      </w:r>
       <w:r>
         <w:rPr>
           <w:rFonts w:ascii="Cascadia Mono" w:hAnsi="Cascadia Mono" w:cs="Cascadia Mono"/>
@@ -4767,29 +3371,7 @@
           <w:szCs w:val="19"/>
           <w:lang w:val="en-US" w:eastAsia="en-GB"/>
         </w:rPr>
-        <w:t xml:space="preserve"> sender, </w:t>
-      </w:r>
-      <w:proofErr w:type="spellStart"/>
-      <w:r>
-        <w:rPr>
-          <w:rFonts w:ascii="Cascadia Mono" w:hAnsi="Cascadia Mono" w:cs="Cascadia Mono"/>
-          <w:color w:val="000000"/>
-          <w:sz w:val="19"/>
-          <w:szCs w:val="19"/>
-          <w:lang w:val="en-US" w:eastAsia="en-GB"/>
-        </w:rPr>
-        <w:t>EventArgs</w:t>
-      </w:r>
-      <w:proofErr w:type="spellEnd"/>
-      <w:r>
-        <w:rPr>
-          <w:rFonts w:ascii="Cascadia Mono" w:hAnsi="Cascadia Mono" w:cs="Cascadia Mono"/>
-          <w:color w:val="000000"/>
-          <w:sz w:val="19"/>
-          <w:szCs w:val="19"/>
-          <w:lang w:val="en-US" w:eastAsia="en-GB"/>
-        </w:rPr>
-        <w:t xml:space="preserve"> e)</w:t>
+        <w:t xml:space="preserve"> sender, EventArgs e)</w:t>
       </w:r>
     </w:p>
     <w:p>
@@ -4849,31 +3431,7 @@
           <w:szCs w:val="19"/>
           <w:lang w:val="en-US" w:eastAsia="en-GB"/>
         </w:rPr>
-        <w:t xml:space="preserve"> (</w:t>
-      </w:r>
-      <w:proofErr w:type="spellStart"/>
-      <w:proofErr w:type="gramStart"/>
-      <w:r>
-        <w:rPr>
-          <w:rFonts w:ascii="Cascadia Mono" w:hAnsi="Cascadia Mono" w:cs="Cascadia Mono"/>
-          <w:color w:val="000000"/>
-          <w:sz w:val="19"/>
-          <w:szCs w:val="19"/>
-          <w:lang w:val="en-US" w:eastAsia="en-GB"/>
-        </w:rPr>
-        <w:t>dgv.SelectedRows.Count</w:t>
-      </w:r>
-      <w:proofErr w:type="spellEnd"/>
-      <w:proofErr w:type="gramEnd"/>
-      <w:r>
-        <w:rPr>
-          <w:rFonts w:ascii="Cascadia Mono" w:hAnsi="Cascadia Mono" w:cs="Cascadia Mono"/>
-          <w:color w:val="000000"/>
-          <w:sz w:val="19"/>
-          <w:szCs w:val="19"/>
-          <w:lang w:val="en-US" w:eastAsia="en-GB"/>
-        </w:rPr>
-        <w:t xml:space="preserve"> == 0)</w:t>
+        <w:t xml:space="preserve"> (dgv.SelectedRows.Count == 0)</w:t>
       </w:r>
     </w:p>
     <w:p>
@@ -4890,27 +3448,15 @@
           <w:lang w:val="en-US" w:eastAsia="en-GB"/>
         </w:rPr>
       </w:pPr>
-      <w:proofErr w:type="spellStart"/>
-      <w:r>
-        <w:rPr>
-          <w:rFonts w:ascii="Cascadia Mono" w:hAnsi="Cascadia Mono" w:cs="Cascadia Mono"/>
-          <w:color w:val="000000"/>
-          <w:sz w:val="19"/>
-          <w:szCs w:val="19"/>
-          <w:lang w:val="en-US" w:eastAsia="en-GB"/>
-        </w:rPr>
-        <w:t>MessageBox.Show</w:t>
-      </w:r>
-      <w:proofErr w:type="spellEnd"/>
-      <w:r>
-        <w:rPr>
-          <w:rFonts w:ascii="Cascadia Mono" w:hAnsi="Cascadia Mono" w:cs="Cascadia Mono"/>
-          <w:color w:val="000000"/>
-          <w:sz w:val="19"/>
-          <w:szCs w:val="19"/>
-          <w:lang w:val="en-US" w:eastAsia="en-GB"/>
-        </w:rPr>
-        <w:t>(</w:t>
+      <w:r>
+        <w:rPr>
+          <w:rFonts w:ascii="Cascadia Mono" w:hAnsi="Cascadia Mono" w:cs="Cascadia Mono"/>
+          <w:color w:val="000000"/>
+          <w:sz w:val="19"/>
+          <w:szCs w:val="19"/>
+          <w:lang w:val="en-US" w:eastAsia="en-GB"/>
+        </w:rPr>
+        <w:t>MessageBox.Show(</w:t>
       </w:r>
       <w:r>
         <w:rPr>
@@ -5015,53 +3561,7 @@
           <w:szCs w:val="19"/>
           <w:lang w:val="en-US" w:eastAsia="en-GB"/>
         </w:rPr>
-        <w:t xml:space="preserve"> c = (Course)</w:t>
-      </w:r>
-      <w:proofErr w:type="spellStart"/>
-      <w:proofErr w:type="gramStart"/>
-      <w:r>
-        <w:rPr>
-          <w:rFonts w:ascii="Cascadia Mono" w:hAnsi="Cascadia Mono" w:cs="Cascadia Mono"/>
-          <w:color w:val="000000"/>
-          <w:sz w:val="19"/>
-          <w:szCs w:val="19"/>
-          <w:lang w:val="en-US" w:eastAsia="en-GB"/>
-        </w:rPr>
-        <w:t>dgv.SelectedRows</w:t>
-      </w:r>
-      <w:proofErr w:type="spellEnd"/>
-      <w:proofErr w:type="gramEnd"/>
-      <w:r>
-        <w:rPr>
-          <w:rFonts w:ascii="Cascadia Mono" w:hAnsi="Cascadia Mono" w:cs="Cascadia Mono"/>
-          <w:color w:val="000000"/>
-          <w:sz w:val="19"/>
-          <w:szCs w:val="19"/>
-          <w:lang w:val="en-US" w:eastAsia="en-GB"/>
-        </w:rPr>
-        <w:t>[0].</w:t>
-      </w:r>
-      <w:proofErr w:type="spellStart"/>
-      <w:r>
-        <w:rPr>
-          <w:rFonts w:ascii="Cascadia Mono" w:hAnsi="Cascadia Mono" w:cs="Cascadia Mono"/>
-          <w:color w:val="000000"/>
-          <w:sz w:val="19"/>
-          <w:szCs w:val="19"/>
-          <w:lang w:val="en-US" w:eastAsia="en-GB"/>
-        </w:rPr>
-        <w:t>DataBoundItem</w:t>
-      </w:r>
-      <w:proofErr w:type="spellEnd"/>
-      <w:r>
-        <w:rPr>
-          <w:rFonts w:ascii="Cascadia Mono" w:hAnsi="Cascadia Mono" w:cs="Cascadia Mono"/>
-          <w:color w:val="000000"/>
-          <w:sz w:val="19"/>
-          <w:szCs w:val="19"/>
-          <w:lang w:val="en-US" w:eastAsia="en-GB"/>
-        </w:rPr>
-        <w:t>;</w:t>
+        <w:t xml:space="preserve"> c = (Course)dgv.SelectedRows[0].DataBoundItem;</w:t>
       </w:r>
     </w:p>
     <w:p>
@@ -5096,73 +3596,7 @@
           <w:szCs w:val="19"/>
           <w:lang w:val="en-US" w:eastAsia="en-GB"/>
         </w:rPr>
-        <w:t xml:space="preserve"> </w:t>
-      </w:r>
-      <w:proofErr w:type="spellStart"/>
-      <w:r>
-        <w:rPr>
-          <w:rFonts w:ascii="Cascadia Mono" w:hAnsi="Cascadia Mono" w:cs="Cascadia Mono"/>
-          <w:color w:val="000000"/>
-          <w:sz w:val="19"/>
-          <w:szCs w:val="19"/>
-          <w:lang w:val="en-US" w:eastAsia="en-GB"/>
-        </w:rPr>
-        <w:t>CourseManager</w:t>
-      </w:r>
-      <w:proofErr w:type="spellEnd"/>
-      <w:r>
-        <w:rPr>
-          <w:rFonts w:ascii="Cascadia Mono" w:hAnsi="Cascadia Mono" w:cs="Cascadia Mono"/>
-          <w:color w:val="000000"/>
-          <w:sz w:val="19"/>
-          <w:szCs w:val="19"/>
-          <w:lang w:val="en-US" w:eastAsia="en-GB"/>
-        </w:rPr>
-        <w:t>(</w:t>
-      </w:r>
-      <w:proofErr w:type="gramStart"/>
-      <w:r>
-        <w:rPr>
-          <w:rFonts w:ascii="Cascadia Mono" w:hAnsi="Cascadia Mono" w:cs="Cascadia Mono"/>
-          <w:color w:val="000000"/>
-          <w:sz w:val="19"/>
-          <w:szCs w:val="19"/>
-          <w:lang w:val="en-US" w:eastAsia="en-GB"/>
-        </w:rPr>
-        <w:t>).Delete</w:t>
-      </w:r>
-      <w:proofErr w:type="gramEnd"/>
-      <w:r>
-        <w:rPr>
-          <w:rFonts w:ascii="Cascadia Mono" w:hAnsi="Cascadia Mono" w:cs="Cascadia Mono"/>
-          <w:color w:val="000000"/>
-          <w:sz w:val="19"/>
-          <w:szCs w:val="19"/>
-          <w:lang w:val="en-US" w:eastAsia="en-GB"/>
-        </w:rPr>
-        <w:t>(</w:t>
-      </w:r>
-      <w:proofErr w:type="spellStart"/>
-      <w:r>
-        <w:rPr>
-          <w:rFonts w:ascii="Cascadia Mono" w:hAnsi="Cascadia Mono" w:cs="Cascadia Mono"/>
-          <w:color w:val="000000"/>
-          <w:sz w:val="19"/>
-          <w:szCs w:val="19"/>
-          <w:lang w:val="en-US" w:eastAsia="en-GB"/>
-        </w:rPr>
-        <w:t>c.Id</w:t>
-      </w:r>
-      <w:proofErr w:type="spellEnd"/>
-      <w:r>
-        <w:rPr>
-          <w:rFonts w:ascii="Cascadia Mono" w:hAnsi="Cascadia Mono" w:cs="Cascadia Mono"/>
-          <w:color w:val="000000"/>
-          <w:sz w:val="19"/>
-          <w:szCs w:val="19"/>
-          <w:lang w:val="en-US" w:eastAsia="en-GB"/>
-        </w:rPr>
-        <w:t>);</w:t>
+        <w:t xml:space="preserve"> CourseManager().Delete(c.Id);</w:t>
       </w:r>
     </w:p>
     <w:p>
@@ -5179,39 +3613,15 @@
           <w:lang w:val="en-US" w:eastAsia="en-GB"/>
         </w:rPr>
       </w:pPr>
-      <w:proofErr w:type="spellStart"/>
-      <w:proofErr w:type="gramStart"/>
-      <w:r>
-        <w:rPr>
-          <w:rFonts w:ascii="Cascadia Mono" w:hAnsi="Cascadia Mono" w:cs="Cascadia Mono"/>
-          <w:color w:val="000000"/>
-          <w:sz w:val="19"/>
-          <w:szCs w:val="19"/>
-          <w:lang w:val="en-US" w:eastAsia="en-GB"/>
-        </w:rPr>
-        <w:t>LoadData</w:t>
-      </w:r>
-      <w:proofErr w:type="spellEnd"/>
-      <w:r>
-        <w:rPr>
-          <w:rFonts w:ascii="Cascadia Mono" w:hAnsi="Cascadia Mono" w:cs="Cascadia Mono"/>
-          <w:color w:val="000000"/>
-          <w:sz w:val="19"/>
-          <w:szCs w:val="19"/>
-          <w:lang w:val="en-US" w:eastAsia="en-GB"/>
-        </w:rPr>
-        <w:t>(</w:t>
-      </w:r>
-      <w:proofErr w:type="gramEnd"/>
-      <w:r>
-        <w:rPr>
-          <w:rFonts w:ascii="Cascadia Mono" w:hAnsi="Cascadia Mono" w:cs="Cascadia Mono"/>
-          <w:color w:val="000000"/>
-          <w:sz w:val="19"/>
-          <w:szCs w:val="19"/>
-          <w:lang w:val="en-US" w:eastAsia="en-GB"/>
-        </w:rPr>
-        <w:t>);</w:t>
+      <w:r>
+        <w:rPr>
+          <w:rFonts w:ascii="Cascadia Mono" w:hAnsi="Cascadia Mono" w:cs="Cascadia Mono"/>
+          <w:color w:val="000000"/>
+          <w:sz w:val="19"/>
+          <w:szCs w:val="19"/>
+          <w:lang w:val="en-US" w:eastAsia="en-GB"/>
+        </w:rPr>
+        <w:t>LoadData();</w:t>
       </w:r>
     </w:p>
     <w:p>
@@ -5272,7 +3682,7 @@
       <w:pPr>
         <w:numPr>
           <w:ilvl w:val="0"/>
-          <w:numId w:val="28"/>
+          <w:numId w:val="32"/>
         </w:numPr>
         <w:rPr>
           <w:lang w:val="en-US"/>
@@ -5309,16 +3719,8 @@
         <w:rPr>
           <w:lang w:val="en-US"/>
         </w:rPr>
-        <w:t xml:space="preserve">Programming exercise 2 – Optimizing </w:t>
-      </w:r>
-      <w:proofErr w:type="spellStart"/>
-      <w:r>
-        <w:rPr>
-          <w:lang w:val="en-US"/>
-        </w:rPr>
-        <w:t>ApplicantManager</w:t>
-      </w:r>
-      <w:proofErr w:type="spellEnd"/>
+        <w:t>Programming exercise 2 – Optimizing ApplicantManager</w:t>
+      </w:r>
     </w:p>
     <w:p>
       <w:pPr>
@@ -5346,50 +3748,32 @@
         <w:rPr>
           <w:lang w:val="en-US"/>
         </w:rPr>
+        <w:t xml:space="preserve"> GetAll()</w:t>
+      </w:r>
+      <w:r>
+        <w:rPr>
+          <w:lang w:val="en-US"/>
+        </w:rPr>
         <w:t xml:space="preserve"> </w:t>
       </w:r>
-      <w:proofErr w:type="spellStart"/>
-      <w:proofErr w:type="gramStart"/>
-      <w:r>
-        <w:rPr>
-          <w:lang w:val="en-US"/>
-        </w:rPr>
-        <w:t>GetAll</w:t>
-      </w:r>
-      <w:proofErr w:type="spellEnd"/>
-      <w:r>
-        <w:rPr>
-          <w:lang w:val="en-US"/>
-        </w:rPr>
-        <w:t>(</w:t>
-      </w:r>
-      <w:proofErr w:type="gramEnd"/>
-      <w:r>
-        <w:rPr>
-          <w:lang w:val="en-US"/>
-        </w:rPr>
-        <w:t>)</w:t>
-      </w:r>
-      <w:r>
-        <w:rPr>
-          <w:lang w:val="en-US"/>
-        </w:rPr>
-        <w:t xml:space="preserve"> </w:t>
-      </w:r>
       <w:r>
         <w:rPr>
           <w:lang w:val="en-US"/>
         </w:rPr>
         <w:t xml:space="preserve">method of </w:t>
       </w:r>
-      <w:proofErr w:type="spellStart"/>
-      <w:r>
-        <w:rPr>
-          <w:lang w:val="en-US"/>
-        </w:rPr>
-        <w:t>EmployeeManager</w:t>
-      </w:r>
-      <w:proofErr w:type="spellEnd"/>
+      <w:r>
+        <w:rPr>
+          <w:lang w:val="en-US"/>
+        </w:rPr>
+        <w:t>Applicant</w:t>
+      </w:r>
+      <w:r>
+        <w:rPr>
+          <w:lang w:val="en-US"/>
+        </w:rPr>
+        <w:t>Manager</w:t>
+      </w:r>
     </w:p>
     <w:p>
       <w:pPr>
@@ -5423,29 +3807,7 @@
           <w:szCs w:val="19"/>
           <w:lang w:val="en-US" w:eastAsia="en-GB"/>
         </w:rPr>
-        <w:t xml:space="preserve"> </w:t>
-      </w:r>
-      <w:proofErr w:type="spellStart"/>
-      <w:r>
-        <w:rPr>
-          <w:rFonts w:ascii="Cascadia Mono" w:hAnsi="Cascadia Mono" w:cs="Cascadia Mono"/>
-          <w:color w:val="000000"/>
-          <w:sz w:val="19"/>
-          <w:szCs w:val="19"/>
-          <w:lang w:val="en-US" w:eastAsia="en-GB"/>
-        </w:rPr>
-        <w:t>allCourses</w:t>
-      </w:r>
-      <w:proofErr w:type="spellEnd"/>
-      <w:r>
-        <w:rPr>
-          <w:rFonts w:ascii="Cascadia Mono" w:hAnsi="Cascadia Mono" w:cs="Cascadia Mono"/>
-          <w:color w:val="000000"/>
-          <w:sz w:val="19"/>
-          <w:szCs w:val="19"/>
-          <w:lang w:val="en-US" w:eastAsia="en-GB"/>
-        </w:rPr>
-        <w:t xml:space="preserve"> = </w:t>
+        <w:t xml:space="preserve"> allCourses = </w:t>
       </w:r>
       <w:r>
         <w:rPr>
@@ -5465,107 +3827,7 @@
           <w:szCs w:val="19"/>
           <w:lang w:val="en-US" w:eastAsia="en-GB"/>
         </w:rPr>
-        <w:t xml:space="preserve"> </w:t>
-      </w:r>
-      <w:proofErr w:type="spellStart"/>
-      <w:r>
-        <w:rPr>
-          <w:rFonts w:ascii="Cascadia Mono" w:hAnsi="Cascadia Mono" w:cs="Cascadia Mono"/>
-          <w:color w:val="000000"/>
-          <w:sz w:val="19"/>
-          <w:szCs w:val="19"/>
-          <w:lang w:val="en-US" w:eastAsia="en-GB"/>
-        </w:rPr>
-        <w:t>CourseManager</w:t>
-      </w:r>
-      <w:proofErr w:type="spellEnd"/>
-      <w:r>
-        <w:rPr>
-          <w:rFonts w:ascii="Cascadia Mono" w:hAnsi="Cascadia Mono" w:cs="Cascadia Mono"/>
-          <w:color w:val="000000"/>
-          <w:sz w:val="19"/>
-          <w:szCs w:val="19"/>
-          <w:lang w:val="en-US" w:eastAsia="en-GB"/>
-        </w:rPr>
-        <w:t>(</w:t>
-      </w:r>
-      <w:proofErr w:type="gramStart"/>
-      <w:r>
-        <w:rPr>
-          <w:rFonts w:ascii="Cascadia Mono" w:hAnsi="Cascadia Mono" w:cs="Cascadia Mono"/>
-          <w:color w:val="000000"/>
-          <w:sz w:val="19"/>
-          <w:szCs w:val="19"/>
-          <w:lang w:val="en-US" w:eastAsia="en-GB"/>
-        </w:rPr>
-        <w:t>).</w:t>
-      </w:r>
-      <w:proofErr w:type="spellStart"/>
-      <w:r>
-        <w:rPr>
-          <w:rFonts w:ascii="Cascadia Mono" w:hAnsi="Cascadia Mono" w:cs="Cascadia Mono"/>
-          <w:color w:val="000000"/>
-          <w:sz w:val="19"/>
-          <w:szCs w:val="19"/>
-          <w:lang w:val="en-US" w:eastAsia="en-GB"/>
-        </w:rPr>
-        <w:t>GetAll</w:t>
-      </w:r>
-      <w:proofErr w:type="spellEnd"/>
-      <w:proofErr w:type="gramEnd"/>
-      <w:r>
-        <w:rPr>
-          <w:rFonts w:ascii="Cascadia Mono" w:hAnsi="Cascadia Mono" w:cs="Cascadia Mono"/>
-          <w:color w:val="000000"/>
-          <w:sz w:val="19"/>
-          <w:szCs w:val="19"/>
-          <w:lang w:val="en-US" w:eastAsia="en-GB"/>
-        </w:rPr>
-        <w:t>().</w:t>
-      </w:r>
-      <w:proofErr w:type="spellStart"/>
-      <w:r>
-        <w:rPr>
-          <w:rFonts w:ascii="Cascadia Mono" w:hAnsi="Cascadia Mono" w:cs="Cascadia Mono"/>
-          <w:color w:val="000000"/>
-          <w:sz w:val="19"/>
-          <w:szCs w:val="19"/>
-          <w:lang w:val="en-US" w:eastAsia="en-GB"/>
-        </w:rPr>
-        <w:t>ToDictionary</w:t>
-      </w:r>
-      <w:proofErr w:type="spellEnd"/>
-      <w:r>
-        <w:rPr>
-          <w:rFonts w:ascii="Cascadia Mono" w:hAnsi="Cascadia Mono" w:cs="Cascadia Mono"/>
-          <w:color w:val="000000"/>
-          <w:sz w:val="19"/>
-          <w:szCs w:val="19"/>
-          <w:lang w:val="en-US" w:eastAsia="en-GB"/>
-        </w:rPr>
-        <w:t xml:space="preserve">(t =&gt; </w:t>
-      </w:r>
-      <w:proofErr w:type="spellStart"/>
-      <w:r>
-        <w:rPr>
-          <w:rFonts w:ascii="Cascadia Mono" w:hAnsi="Cascadia Mono" w:cs="Cascadia Mono"/>
-          <w:color w:val="000000"/>
-          <w:sz w:val="19"/>
-          <w:szCs w:val="19"/>
-          <w:lang w:val="en-US" w:eastAsia="en-GB"/>
-        </w:rPr>
-        <w:t>t.Id</w:t>
-      </w:r>
-      <w:proofErr w:type="spellEnd"/>
-      <w:r>
-        <w:rPr>
-          <w:rFonts w:ascii="Cascadia Mono" w:hAnsi="Cascadia Mono" w:cs="Cascadia Mono"/>
-          <w:color w:val="000000"/>
-          <w:sz w:val="19"/>
-          <w:szCs w:val="19"/>
-          <w:lang w:val="en-US" w:eastAsia="en-GB"/>
-        </w:rPr>
-        <w:t>, t =&gt; t);</w:t>
+        <w:t xml:space="preserve"> CourseManager().GetAll().ToDictionary(t =&gt; t.Id, t =&gt; t);</w:t>
       </w:r>
     </w:p>
     <w:bookmarkEnd w:id="8"/>
@@ -5632,63 +3894,7 @@
           <w:szCs w:val="19"/>
           <w:lang w:val="en-US" w:eastAsia="en-GB"/>
         </w:rPr>
-        <w:t xml:space="preserve">= </w:t>
-      </w:r>
-      <w:proofErr w:type="spellStart"/>
-      <w:proofErr w:type="gramStart"/>
-      <w:r>
-        <w:rPr>
-          <w:rFonts w:ascii="Cascadia Mono" w:hAnsi="Cascadia Mono" w:cs="Cascadia Mono"/>
-          <w:color w:val="000000"/>
-          <w:sz w:val="19"/>
-          <w:szCs w:val="19"/>
-          <w:lang w:val="en-US" w:eastAsia="en-GB"/>
-        </w:rPr>
-        <w:t>allCourses</w:t>
-      </w:r>
-      <w:proofErr w:type="spellEnd"/>
-      <w:r>
-        <w:rPr>
-          <w:rFonts w:ascii="Cascadia Mono" w:hAnsi="Cascadia Mono" w:cs="Cascadia Mono"/>
-          <w:color w:val="000000"/>
-          <w:sz w:val="19"/>
-          <w:szCs w:val="19"/>
-          <w:lang w:val="en-US" w:eastAsia="en-GB"/>
-        </w:rPr>
-        <w:t>[</w:t>
-      </w:r>
-      <w:proofErr w:type="gramEnd"/>
-      <w:r>
-        <w:rPr>
-          <w:rFonts w:ascii="Cascadia Mono" w:hAnsi="Cascadia Mono" w:cs="Cascadia Mono"/>
-          <w:color w:val="000000"/>
-          <w:sz w:val="19"/>
-          <w:szCs w:val="19"/>
-          <w:lang w:val="en-US" w:eastAsia="en-GB"/>
-        </w:rPr>
-        <w:t>Convert.ToInt32(</w:t>
-      </w:r>
-      <w:proofErr w:type="spellStart"/>
-      <w:r>
-        <w:rPr>
-          <w:rFonts w:ascii="Cascadia Mono" w:hAnsi="Cascadia Mono" w:cs="Cascadia Mono"/>
-          <w:color w:val="000000"/>
-          <w:sz w:val="19"/>
-          <w:szCs w:val="19"/>
-          <w:lang w:val="en-US" w:eastAsia="en-GB"/>
-        </w:rPr>
-        <w:t>reader.GetValue</w:t>
-      </w:r>
-      <w:proofErr w:type="spellEnd"/>
-      <w:r>
-        <w:rPr>
-          <w:rFonts w:ascii="Cascadia Mono" w:hAnsi="Cascadia Mono" w:cs="Cascadia Mono"/>
-          <w:color w:val="000000"/>
-          <w:sz w:val="19"/>
-          <w:szCs w:val="19"/>
-          <w:lang w:val="en-US" w:eastAsia="en-GB"/>
-        </w:rPr>
-        <w:t>(7))]</w:t>
+        <w:t>= allCourses[Convert.ToInt32(reader.GetValue(7))]</w:t>
       </w:r>
     </w:p>
     <w:bookmarkEnd w:id="9"/>
@@ -5818,20 +4024,174 @@
           <w:szCs w:val="19"/>
           <w:lang w:val="en-US" w:eastAsia="en-GB"/>
         </w:rPr>
-        <w:t xml:space="preserve"> Applicant </w:t>
-      </w:r>
-      <w:proofErr w:type="spellStart"/>
-      <w:r>
-        <w:rPr>
-          <w:rFonts w:ascii="Cascadia Mono" w:hAnsi="Cascadia Mono" w:cs="Cascadia Mono"/>
-          <w:color w:val="000000"/>
-          <w:sz w:val="19"/>
-          <w:szCs w:val="19"/>
-          <w:lang w:val="en-US" w:eastAsia="en-GB"/>
-        </w:rPr>
-        <w:t>Applicant</w:t>
-      </w:r>
-      <w:proofErr w:type="spellEnd"/>
+        <w:t xml:space="preserve"> Applicant Applicant { </w:t>
+      </w:r>
+      <w:r>
+        <w:rPr>
+          <w:rFonts w:ascii="Cascadia Mono" w:hAnsi="Cascadia Mono" w:cs="Cascadia Mono"/>
+          <w:color w:val="0000FF"/>
+          <w:sz w:val="19"/>
+          <w:szCs w:val="19"/>
+          <w:lang w:val="en-US" w:eastAsia="en-GB"/>
+        </w:rPr>
+        <w:t>get</w:t>
+      </w:r>
+      <w:r>
+        <w:rPr>
+          <w:rFonts w:ascii="Cascadia Mono" w:hAnsi="Cascadia Mono" w:cs="Cascadia Mono"/>
+          <w:color w:val="000000"/>
+          <w:sz w:val="19"/>
+          <w:szCs w:val="19"/>
+          <w:lang w:val="en-US" w:eastAsia="en-GB"/>
+        </w:rPr>
+        <w:t xml:space="preserve">; </w:t>
+      </w:r>
+      <w:r>
+        <w:rPr>
+          <w:rFonts w:ascii="Cascadia Mono" w:hAnsi="Cascadia Mono" w:cs="Cascadia Mono"/>
+          <w:color w:val="0000FF"/>
+          <w:sz w:val="19"/>
+          <w:szCs w:val="19"/>
+          <w:lang w:val="en-US" w:eastAsia="en-GB"/>
+        </w:rPr>
+        <w:t>set</w:t>
+      </w:r>
+      <w:r>
+        <w:rPr>
+          <w:rFonts w:ascii="Cascadia Mono" w:hAnsi="Cascadia Mono" w:cs="Cascadia Mono"/>
+          <w:color w:val="000000"/>
+          <w:sz w:val="19"/>
+          <w:szCs w:val="19"/>
+          <w:lang w:val="en-US" w:eastAsia="en-GB"/>
+        </w:rPr>
+        <w:t>; }</w:t>
+      </w:r>
+    </w:p>
+    <w:p>
+      <w:pPr>
+        <w:autoSpaceDE w:val="0"/>
+        <w:autoSpaceDN w:val="0"/>
+        <w:adjustRightInd w:val="0"/>
+        <w:rPr>
+          <w:rFonts w:ascii="Cascadia Mono" w:hAnsi="Cascadia Mono" w:cs="Cascadia Mono"/>
+          <w:color w:val="000000"/>
+          <w:sz w:val="19"/>
+          <w:szCs w:val="19"/>
+          <w:lang w:val="en-US" w:eastAsia="en-GB"/>
+        </w:rPr>
+      </w:pPr>
+    </w:p>
+    <w:p>
+      <w:pPr>
+        <w:autoSpaceDE w:val="0"/>
+        <w:autoSpaceDN w:val="0"/>
+        <w:adjustRightInd w:val="0"/>
+        <w:rPr>
+          <w:rFonts w:ascii="Cascadia Mono" w:hAnsi="Cascadia Mono" w:cs="Cascadia Mono"/>
+          <w:color w:val="000000"/>
+          <w:sz w:val="19"/>
+          <w:szCs w:val="19"/>
+          <w:lang w:val="en-US" w:eastAsia="en-GB"/>
+        </w:rPr>
+      </w:pPr>
+      <w:r>
+        <w:rPr>
+          <w:rFonts w:ascii="Cascadia Mono" w:hAnsi="Cascadia Mono" w:cs="Cascadia Mono"/>
+          <w:color w:val="0000FF"/>
+          <w:sz w:val="19"/>
+          <w:szCs w:val="19"/>
+          <w:lang w:val="en-US" w:eastAsia="en-GB"/>
+        </w:rPr>
+        <w:t>public</w:t>
+      </w:r>
+      <w:r>
+        <w:rPr>
+          <w:rFonts w:ascii="Cascadia Mono" w:hAnsi="Cascadia Mono" w:cs="Cascadia Mono"/>
+          <w:color w:val="000000"/>
+          <w:sz w:val="19"/>
+          <w:szCs w:val="19"/>
+          <w:lang w:val="en-US" w:eastAsia="en-GB"/>
+        </w:rPr>
+        <w:t xml:space="preserve"> FormMode Mode { </w:t>
+      </w:r>
+      <w:r>
+        <w:rPr>
+          <w:rFonts w:ascii="Cascadia Mono" w:hAnsi="Cascadia Mono" w:cs="Cascadia Mono"/>
+          <w:color w:val="0000FF"/>
+          <w:sz w:val="19"/>
+          <w:szCs w:val="19"/>
+          <w:lang w:val="en-US" w:eastAsia="en-GB"/>
+        </w:rPr>
+        <w:t>get</w:t>
+      </w:r>
+      <w:r>
+        <w:rPr>
+          <w:rFonts w:ascii="Cascadia Mono" w:hAnsi="Cascadia Mono" w:cs="Cascadia Mono"/>
+          <w:color w:val="000000"/>
+          <w:sz w:val="19"/>
+          <w:szCs w:val="19"/>
+          <w:lang w:val="en-US" w:eastAsia="en-GB"/>
+        </w:rPr>
+        <w:t xml:space="preserve">; </w:t>
+      </w:r>
+      <w:r>
+        <w:rPr>
+          <w:rFonts w:ascii="Cascadia Mono" w:hAnsi="Cascadia Mono" w:cs="Cascadia Mono"/>
+          <w:color w:val="0000FF"/>
+          <w:sz w:val="19"/>
+          <w:szCs w:val="19"/>
+          <w:lang w:val="en-US" w:eastAsia="en-GB"/>
+        </w:rPr>
+        <w:t>set</w:t>
+      </w:r>
+      <w:r>
+        <w:rPr>
+          <w:rFonts w:ascii="Cascadia Mono" w:hAnsi="Cascadia Mono" w:cs="Cascadia Mono"/>
+          <w:color w:val="000000"/>
+          <w:sz w:val="19"/>
+          <w:szCs w:val="19"/>
+          <w:lang w:val="en-US" w:eastAsia="en-GB"/>
+        </w:rPr>
+        <w:t>; }</w:t>
+      </w:r>
+    </w:p>
+    <w:p>
+      <w:pPr>
+        <w:autoSpaceDE w:val="0"/>
+        <w:autoSpaceDN w:val="0"/>
+        <w:adjustRightInd w:val="0"/>
+        <w:rPr>
+          <w:rFonts w:ascii="Cascadia Mono" w:hAnsi="Cascadia Mono" w:cs="Cascadia Mono"/>
+          <w:color w:val="000000"/>
+          <w:sz w:val="19"/>
+          <w:szCs w:val="19"/>
+          <w:lang w:val="en-US" w:eastAsia="en-GB"/>
+        </w:rPr>
+      </w:pPr>
+    </w:p>
+    <w:p>
+      <w:pPr>
+        <w:autoSpaceDE w:val="0"/>
+        <w:autoSpaceDN w:val="0"/>
+        <w:adjustRightInd w:val="0"/>
+        <w:rPr>
+          <w:rFonts w:ascii="Cascadia Mono" w:hAnsi="Cascadia Mono" w:cs="Cascadia Mono"/>
+          <w:color w:val="000000"/>
+          <w:sz w:val="19"/>
+          <w:szCs w:val="19"/>
+          <w:lang w:val="en-US" w:eastAsia="en-GB"/>
+        </w:rPr>
+      </w:pPr>
+      <w:r>
+        <w:rPr>
+          <w:rFonts w:ascii="Cascadia Mono" w:hAnsi="Cascadia Mono" w:cs="Cascadia Mono"/>
+          <w:color w:val="0000FF"/>
+          <w:sz w:val="19"/>
+          <w:szCs w:val="19"/>
+          <w:lang w:val="en-US" w:eastAsia="en-GB"/>
+        </w:rPr>
+        <w:t>public</w:t>
+      </w:r>
       <w:r>
         <w:rPr>
           <w:rFonts w:ascii="Cascadia Mono" w:hAnsi="Cascadia Mono" w:cs="Cascadia Mono"/>
@@ -5842,17 +4202,6 @@
         </w:rPr>
         <w:t xml:space="preserve"> </w:t>
       </w:r>
-      <w:proofErr w:type="gramStart"/>
-      <w:r>
-        <w:rPr>
-          <w:rFonts w:ascii="Cascadia Mono" w:hAnsi="Cascadia Mono" w:cs="Cascadia Mono"/>
-          <w:color w:val="000000"/>
-          <w:sz w:val="19"/>
-          <w:szCs w:val="19"/>
-          <w:lang w:val="en-US" w:eastAsia="en-GB"/>
-        </w:rPr>
-        <w:t xml:space="preserve">{ </w:t>
-      </w:r>
       <w:r>
         <w:rPr>
           <w:rFonts w:ascii="Cascadia Mono" w:hAnsi="Cascadia Mono" w:cs="Cascadia Mono"/>
@@ -5861,18 +4210,91 @@
           <w:szCs w:val="19"/>
           <w:lang w:val="en-US" w:eastAsia="en-GB"/>
         </w:rPr>
-        <w:t>get</w:t>
-      </w:r>
-      <w:proofErr w:type="gramEnd"/>
-      <w:r>
-        <w:rPr>
-          <w:rFonts w:ascii="Cascadia Mono" w:hAnsi="Cascadia Mono" w:cs="Cascadia Mono"/>
-          <w:color w:val="000000"/>
-          <w:sz w:val="19"/>
-          <w:szCs w:val="19"/>
-          <w:lang w:val="en-US" w:eastAsia="en-GB"/>
-        </w:rPr>
-        <w:t xml:space="preserve">; </w:t>
+        <w:t>void</w:t>
+      </w:r>
+      <w:r>
+        <w:rPr>
+          <w:rFonts w:ascii="Cascadia Mono" w:hAnsi="Cascadia Mono" w:cs="Cascadia Mono"/>
+          <w:color w:val="000000"/>
+          <w:sz w:val="19"/>
+          <w:szCs w:val="19"/>
+          <w:lang w:val="en-US" w:eastAsia="en-GB"/>
+        </w:rPr>
+        <w:t xml:space="preserve"> CreateNewApplicant()</w:t>
+      </w:r>
+    </w:p>
+    <w:p>
+      <w:pPr>
+        <w:autoSpaceDE w:val="0"/>
+        <w:autoSpaceDN w:val="0"/>
+        <w:adjustRightInd w:val="0"/>
+        <w:rPr>
+          <w:rFonts w:ascii="Cascadia Mono" w:hAnsi="Cascadia Mono" w:cs="Cascadia Mono"/>
+          <w:color w:val="000000"/>
+          <w:sz w:val="19"/>
+          <w:szCs w:val="19"/>
+          <w:lang w:val="en-US" w:eastAsia="en-GB"/>
+        </w:rPr>
+      </w:pPr>
+      <w:r>
+        <w:rPr>
+          <w:rFonts w:ascii="Cascadia Mono" w:hAnsi="Cascadia Mono" w:cs="Cascadia Mono"/>
+          <w:color w:val="000000"/>
+          <w:sz w:val="19"/>
+          <w:szCs w:val="19"/>
+          <w:lang w:val="en-US" w:eastAsia="en-GB"/>
+        </w:rPr>
+        <w:t>{</w:t>
+      </w:r>
+    </w:p>
+    <w:p>
+      <w:pPr>
+        <w:autoSpaceDE w:val="0"/>
+        <w:autoSpaceDN w:val="0"/>
+        <w:adjustRightInd w:val="0"/>
+        <w:ind w:firstLine="708"/>
+        <w:rPr>
+          <w:rFonts w:ascii="Cascadia Mono" w:hAnsi="Cascadia Mono" w:cs="Cascadia Mono"/>
+          <w:color w:val="000000"/>
+          <w:sz w:val="19"/>
+          <w:szCs w:val="19"/>
+          <w:lang w:val="en-US" w:eastAsia="en-GB"/>
+        </w:rPr>
+      </w:pPr>
+      <w:r>
+        <w:rPr>
+          <w:rFonts w:ascii="Cascadia Mono" w:hAnsi="Cascadia Mono" w:cs="Cascadia Mono"/>
+          <w:color w:val="000000"/>
+          <w:sz w:val="19"/>
+          <w:szCs w:val="19"/>
+          <w:lang w:val="en-US" w:eastAsia="en-GB"/>
+        </w:rPr>
+        <w:t>Mode = FormMode.CreateNew;</w:t>
+      </w:r>
+    </w:p>
+    <w:p>
+      <w:pPr>
+        <w:autoSpaceDE w:val="0"/>
+        <w:autoSpaceDN w:val="0"/>
+        <w:adjustRightInd w:val="0"/>
+        <w:ind w:firstLine="708"/>
+        <w:rPr>
+          <w:rFonts w:ascii="Cascadia Mono" w:hAnsi="Cascadia Mono" w:cs="Cascadia Mono"/>
+          <w:color w:val="000000"/>
+          <w:sz w:val="19"/>
+          <w:szCs w:val="19"/>
+          <w:lang w:val="en-US" w:eastAsia="en-GB"/>
+        </w:rPr>
+      </w:pPr>
+      <w:r>
+        <w:rPr>
+          <w:rFonts w:ascii="Cascadia Mono" w:hAnsi="Cascadia Mono" w:cs="Cascadia Mono"/>
+          <w:color w:val="000000"/>
+          <w:sz w:val="19"/>
+          <w:szCs w:val="19"/>
+          <w:lang w:val="en-US" w:eastAsia="en-GB"/>
+        </w:rPr>
+        <w:t xml:space="preserve">Applicant = </w:t>
       </w:r>
       <w:r>
         <w:rPr>
@@ -5882,17 +4304,116 @@
           <w:szCs w:val="19"/>
           <w:lang w:val="en-US" w:eastAsia="en-GB"/>
         </w:rPr>
-        <w:t>set</w:t>
-      </w:r>
-      <w:r>
-        <w:rPr>
-          <w:rFonts w:ascii="Cascadia Mono" w:hAnsi="Cascadia Mono" w:cs="Cascadia Mono"/>
-          <w:color w:val="000000"/>
-          <w:sz w:val="19"/>
-          <w:szCs w:val="19"/>
-          <w:lang w:val="en-US" w:eastAsia="en-GB"/>
-        </w:rPr>
-        <w:t>; }</w:t>
+        <w:t>new</w:t>
+      </w:r>
+      <w:r>
+        <w:rPr>
+          <w:rFonts w:ascii="Cascadia Mono" w:hAnsi="Cascadia Mono" w:cs="Cascadia Mono"/>
+          <w:color w:val="000000"/>
+          <w:sz w:val="19"/>
+          <w:szCs w:val="19"/>
+          <w:lang w:val="en-US" w:eastAsia="en-GB"/>
+        </w:rPr>
+        <w:t xml:space="preserve"> Applicant();</w:t>
+      </w:r>
+    </w:p>
+    <w:p>
+      <w:pPr>
+        <w:autoSpaceDE w:val="0"/>
+        <w:autoSpaceDN w:val="0"/>
+        <w:adjustRightInd w:val="0"/>
+        <w:ind w:firstLine="708"/>
+        <w:rPr>
+          <w:rFonts w:ascii="Cascadia Mono" w:hAnsi="Cascadia Mono" w:cs="Cascadia Mono"/>
+          <w:color w:val="000000"/>
+          <w:sz w:val="19"/>
+          <w:szCs w:val="19"/>
+          <w:lang w:val="en-US" w:eastAsia="en-GB"/>
+        </w:rPr>
+      </w:pPr>
+      <w:r>
+        <w:rPr>
+          <w:rFonts w:ascii="Cascadia Mono" w:hAnsi="Cascadia Mono" w:cs="Cascadia Mono"/>
+          <w:color w:val="000000"/>
+          <w:sz w:val="19"/>
+          <w:szCs w:val="19"/>
+          <w:lang w:val="en-US" w:eastAsia="en-GB"/>
+        </w:rPr>
+        <w:t>InitializeControls();</w:t>
+      </w:r>
+    </w:p>
+    <w:p>
+      <w:pPr>
+        <w:autoSpaceDE w:val="0"/>
+        <w:autoSpaceDN w:val="0"/>
+        <w:adjustRightInd w:val="0"/>
+        <w:ind w:firstLine="708"/>
+        <w:rPr>
+          <w:rFonts w:ascii="Cascadia Mono" w:hAnsi="Cascadia Mono" w:cs="Cascadia Mono"/>
+          <w:color w:val="000000"/>
+          <w:sz w:val="19"/>
+          <w:szCs w:val="19"/>
+          <w:lang w:val="en-US" w:eastAsia="en-GB"/>
+        </w:rPr>
+      </w:pPr>
+      <w:r>
+        <w:rPr>
+          <w:rFonts w:ascii="Cascadia Mono" w:hAnsi="Cascadia Mono" w:cs="Cascadia Mono"/>
+          <w:color w:val="000000"/>
+          <w:sz w:val="19"/>
+          <w:szCs w:val="19"/>
+          <w:lang w:val="en-US" w:eastAsia="en-GB"/>
+        </w:rPr>
+        <w:t>MdiParent = MyForms.GetForm&lt;ParentForm&gt;();</w:t>
+      </w:r>
+    </w:p>
+    <w:p>
+      <w:pPr>
+        <w:autoSpaceDE w:val="0"/>
+        <w:autoSpaceDN w:val="0"/>
+        <w:adjustRightInd w:val="0"/>
+        <w:ind w:firstLine="708"/>
+        <w:rPr>
+          <w:rFonts w:ascii="Cascadia Mono" w:hAnsi="Cascadia Mono" w:cs="Cascadia Mono"/>
+          <w:color w:val="000000"/>
+          <w:sz w:val="19"/>
+          <w:szCs w:val="19"/>
+          <w:lang w:val="en-US" w:eastAsia="en-GB"/>
+        </w:rPr>
+      </w:pPr>
+      <w:r>
+        <w:rPr>
+          <w:rFonts w:ascii="Cascadia Mono" w:hAnsi="Cascadia Mono" w:cs="Cascadia Mono"/>
+          <w:color w:val="000000"/>
+          <w:sz w:val="19"/>
+          <w:szCs w:val="19"/>
+          <w:lang w:val="en-US" w:eastAsia="en-GB"/>
+        </w:rPr>
+        <w:t>Show();</w:t>
+      </w:r>
+    </w:p>
+    <w:p>
+      <w:pPr>
+        <w:autoSpaceDE w:val="0"/>
+        <w:autoSpaceDN w:val="0"/>
+        <w:adjustRightInd w:val="0"/>
+        <w:rPr>
+          <w:rFonts w:ascii="Cascadia Mono" w:hAnsi="Cascadia Mono" w:cs="Cascadia Mono"/>
+          <w:color w:val="000000"/>
+          <w:sz w:val="19"/>
+          <w:szCs w:val="19"/>
+          <w:lang w:val="en-US" w:eastAsia="en-GB"/>
+        </w:rPr>
+      </w:pPr>
+      <w:r>
+        <w:rPr>
+          <w:rFonts w:ascii="Cascadia Mono" w:hAnsi="Cascadia Mono" w:cs="Cascadia Mono"/>
+          <w:color w:val="000000"/>
+          <w:sz w:val="19"/>
+          <w:szCs w:val="19"/>
+          <w:lang w:val="en-US" w:eastAsia="en-GB"/>
+        </w:rPr>
+        <w:t>}</w:t>
       </w:r>
     </w:p>
     <w:p>
@@ -5942,39 +4463,6 @@
         </w:rPr>
         <w:t xml:space="preserve"> </w:t>
       </w:r>
-      <w:proofErr w:type="spellStart"/>
-      <w:r>
-        <w:rPr>
-          <w:rFonts w:ascii="Cascadia Mono" w:hAnsi="Cascadia Mono" w:cs="Cascadia Mono"/>
-          <w:color w:val="000000"/>
-          <w:sz w:val="19"/>
-          <w:szCs w:val="19"/>
-          <w:lang w:val="en-US" w:eastAsia="en-GB"/>
-        </w:rPr>
-        <w:t>FormMode</w:t>
-      </w:r>
-      <w:proofErr w:type="spellEnd"/>
-      <w:r>
-        <w:rPr>
-          <w:rFonts w:ascii="Cascadia Mono" w:hAnsi="Cascadia Mono" w:cs="Cascadia Mono"/>
-          <w:color w:val="000000"/>
-          <w:sz w:val="19"/>
-          <w:szCs w:val="19"/>
-          <w:lang w:val="en-US" w:eastAsia="en-GB"/>
-        </w:rPr>
-        <w:t xml:space="preserve"> Mode </w:t>
-      </w:r>
-      <w:proofErr w:type="gramStart"/>
-      <w:r>
-        <w:rPr>
-          <w:rFonts w:ascii="Cascadia Mono" w:hAnsi="Cascadia Mono" w:cs="Cascadia Mono"/>
-          <w:color w:val="000000"/>
-          <w:sz w:val="19"/>
-          <w:szCs w:val="19"/>
-          <w:lang w:val="en-US" w:eastAsia="en-GB"/>
-        </w:rPr>
-        <w:t xml:space="preserve">{ </w:t>
-      </w:r>
       <w:r>
         <w:rPr>
           <w:rFonts w:ascii="Cascadia Mono" w:hAnsi="Cascadia Mono" w:cs="Cascadia Mono"/>
@@ -5983,19 +4471,254 @@
           <w:szCs w:val="19"/>
           <w:lang w:val="en-US" w:eastAsia="en-GB"/>
         </w:rPr>
-        <w:t>get</w:t>
-      </w:r>
-      <w:proofErr w:type="gramEnd"/>
-      <w:r>
-        <w:rPr>
-          <w:rFonts w:ascii="Cascadia Mono" w:hAnsi="Cascadia Mono" w:cs="Cascadia Mono"/>
-          <w:color w:val="000000"/>
-          <w:sz w:val="19"/>
-          <w:szCs w:val="19"/>
-          <w:lang w:val="en-US" w:eastAsia="en-GB"/>
-        </w:rPr>
-        <w:t xml:space="preserve">; </w:t>
-      </w:r>
+        <w:t>void</w:t>
+      </w:r>
+      <w:r>
+        <w:rPr>
+          <w:rFonts w:ascii="Cascadia Mono" w:hAnsi="Cascadia Mono" w:cs="Cascadia Mono"/>
+          <w:color w:val="000000"/>
+          <w:sz w:val="19"/>
+          <w:szCs w:val="19"/>
+          <w:lang w:val="en-US" w:eastAsia="en-GB"/>
+        </w:rPr>
+        <w:t xml:space="preserve"> UpdateApplicant(Applicant applicant)</w:t>
+      </w:r>
+    </w:p>
+    <w:p>
+      <w:pPr>
+        <w:autoSpaceDE w:val="0"/>
+        <w:autoSpaceDN w:val="0"/>
+        <w:adjustRightInd w:val="0"/>
+        <w:rPr>
+          <w:rFonts w:ascii="Cascadia Mono" w:hAnsi="Cascadia Mono" w:cs="Cascadia Mono"/>
+          <w:color w:val="000000"/>
+          <w:sz w:val="19"/>
+          <w:szCs w:val="19"/>
+          <w:lang w:val="en-US" w:eastAsia="en-GB"/>
+        </w:rPr>
+      </w:pPr>
+      <w:r>
+        <w:rPr>
+          <w:rFonts w:ascii="Cascadia Mono" w:hAnsi="Cascadia Mono" w:cs="Cascadia Mono"/>
+          <w:color w:val="000000"/>
+          <w:sz w:val="19"/>
+          <w:szCs w:val="19"/>
+          <w:lang w:val="en-US" w:eastAsia="en-GB"/>
+        </w:rPr>
+        <w:t>{</w:t>
+      </w:r>
+    </w:p>
+    <w:p>
+      <w:pPr>
+        <w:autoSpaceDE w:val="0"/>
+        <w:autoSpaceDN w:val="0"/>
+        <w:adjustRightInd w:val="0"/>
+        <w:ind w:firstLine="708"/>
+        <w:rPr>
+          <w:rFonts w:ascii="Cascadia Mono" w:hAnsi="Cascadia Mono" w:cs="Cascadia Mono"/>
+          <w:color w:val="000000"/>
+          <w:sz w:val="19"/>
+          <w:szCs w:val="19"/>
+          <w:lang w:val="en-US" w:eastAsia="en-GB"/>
+        </w:rPr>
+      </w:pPr>
+      <w:r>
+        <w:rPr>
+          <w:rFonts w:ascii="Cascadia Mono" w:hAnsi="Cascadia Mono" w:cs="Cascadia Mono"/>
+          <w:color w:val="000000"/>
+          <w:sz w:val="19"/>
+          <w:szCs w:val="19"/>
+          <w:lang w:val="en-US" w:eastAsia="en-GB"/>
+        </w:rPr>
+        <w:t>Mode = FormMode.Update;</w:t>
+      </w:r>
+    </w:p>
+    <w:p>
+      <w:pPr>
+        <w:autoSpaceDE w:val="0"/>
+        <w:autoSpaceDN w:val="0"/>
+        <w:adjustRightInd w:val="0"/>
+        <w:ind w:firstLine="708"/>
+        <w:rPr>
+          <w:rFonts w:ascii="Cascadia Mono" w:hAnsi="Cascadia Mono" w:cs="Cascadia Mono"/>
+          <w:color w:val="000000"/>
+          <w:sz w:val="19"/>
+          <w:szCs w:val="19"/>
+          <w:lang w:val="en-US" w:eastAsia="en-GB"/>
+        </w:rPr>
+      </w:pPr>
+      <w:r>
+        <w:rPr>
+          <w:rFonts w:ascii="Cascadia Mono" w:hAnsi="Cascadia Mono" w:cs="Cascadia Mono"/>
+          <w:color w:val="000000"/>
+          <w:sz w:val="19"/>
+          <w:szCs w:val="19"/>
+          <w:lang w:val="en-US" w:eastAsia="en-GB"/>
+        </w:rPr>
+        <w:t>Applicant = applicant;</w:t>
+      </w:r>
+    </w:p>
+    <w:p>
+      <w:pPr>
+        <w:autoSpaceDE w:val="0"/>
+        <w:autoSpaceDN w:val="0"/>
+        <w:adjustRightInd w:val="0"/>
+        <w:ind w:firstLine="708"/>
+        <w:rPr>
+          <w:rFonts w:ascii="Cascadia Mono" w:hAnsi="Cascadia Mono" w:cs="Cascadia Mono"/>
+          <w:color w:val="000000"/>
+          <w:sz w:val="19"/>
+          <w:szCs w:val="19"/>
+          <w:lang w:val="en-US" w:eastAsia="en-GB"/>
+        </w:rPr>
+      </w:pPr>
+      <w:r>
+        <w:rPr>
+          <w:rFonts w:ascii="Cascadia Mono" w:hAnsi="Cascadia Mono" w:cs="Cascadia Mono"/>
+          <w:color w:val="000000"/>
+          <w:sz w:val="19"/>
+          <w:szCs w:val="19"/>
+          <w:lang w:val="en-US" w:eastAsia="en-GB"/>
+        </w:rPr>
+        <w:t>InitializeControls();</w:t>
+      </w:r>
+    </w:p>
+    <w:p>
+      <w:pPr>
+        <w:autoSpaceDE w:val="0"/>
+        <w:autoSpaceDN w:val="0"/>
+        <w:adjustRightInd w:val="0"/>
+        <w:ind w:firstLine="708"/>
+        <w:rPr>
+          <w:rFonts w:ascii="Cascadia Mono" w:hAnsi="Cascadia Mono" w:cs="Cascadia Mono"/>
+          <w:color w:val="000000"/>
+          <w:sz w:val="19"/>
+          <w:szCs w:val="19"/>
+          <w:lang w:val="en-US" w:eastAsia="en-GB"/>
+        </w:rPr>
+      </w:pPr>
+      <w:r>
+        <w:rPr>
+          <w:rFonts w:ascii="Cascadia Mono" w:hAnsi="Cascadia Mono" w:cs="Cascadia Mono"/>
+          <w:color w:val="000000"/>
+          <w:sz w:val="19"/>
+          <w:szCs w:val="19"/>
+          <w:lang w:val="en-US" w:eastAsia="en-GB"/>
+        </w:rPr>
+        <w:t>ShowApplicantInControls();</w:t>
+      </w:r>
+    </w:p>
+    <w:p>
+      <w:pPr>
+        <w:autoSpaceDE w:val="0"/>
+        <w:autoSpaceDN w:val="0"/>
+        <w:adjustRightInd w:val="0"/>
+        <w:rPr>
+          <w:rFonts w:ascii="Cascadia Mono" w:hAnsi="Cascadia Mono" w:cs="Cascadia Mono"/>
+          <w:color w:val="000000"/>
+          <w:sz w:val="19"/>
+          <w:szCs w:val="19"/>
+          <w:lang w:val="en-US" w:eastAsia="en-GB"/>
+        </w:rPr>
+      </w:pPr>
+      <w:r>
+        <w:rPr>
+          <w:rFonts w:ascii="Cascadia Mono" w:hAnsi="Cascadia Mono" w:cs="Cascadia Mono"/>
+          <w:color w:val="000000"/>
+          <w:sz w:val="19"/>
+          <w:szCs w:val="19"/>
+          <w:lang w:val="en-US" w:eastAsia="en-GB"/>
+        </w:rPr>
+        <w:t xml:space="preserve"> </w:t>
+      </w:r>
+      <w:r>
+        <w:rPr>
+          <w:rFonts w:ascii="Cascadia Mono" w:hAnsi="Cascadia Mono" w:cs="Cascadia Mono"/>
+          <w:color w:val="000000"/>
+          <w:sz w:val="19"/>
+          <w:szCs w:val="19"/>
+          <w:lang w:val="en-US" w:eastAsia="en-GB"/>
+        </w:rPr>
+        <w:tab/>
+        <w:t>MdiParent = MyForms.GetForm&lt;ParentForm&gt;();</w:t>
+      </w:r>
+    </w:p>
+    <w:p>
+      <w:pPr>
+        <w:autoSpaceDE w:val="0"/>
+        <w:autoSpaceDN w:val="0"/>
+        <w:adjustRightInd w:val="0"/>
+        <w:ind w:firstLine="708"/>
+        <w:rPr>
+          <w:rFonts w:ascii="Cascadia Mono" w:hAnsi="Cascadia Mono" w:cs="Cascadia Mono"/>
+          <w:color w:val="000000"/>
+          <w:sz w:val="19"/>
+          <w:szCs w:val="19"/>
+          <w:lang w:val="en-US" w:eastAsia="en-GB"/>
+        </w:rPr>
+      </w:pPr>
+      <w:r>
+        <w:rPr>
+          <w:rFonts w:ascii="Cascadia Mono" w:hAnsi="Cascadia Mono" w:cs="Cascadia Mono"/>
+          <w:color w:val="000000"/>
+          <w:sz w:val="19"/>
+          <w:szCs w:val="19"/>
+          <w:lang w:val="en-US" w:eastAsia="en-GB"/>
+        </w:rPr>
+        <w:t>Show();</w:t>
+      </w:r>
+    </w:p>
+    <w:p>
+      <w:pPr>
+        <w:autoSpaceDE w:val="0"/>
+        <w:autoSpaceDN w:val="0"/>
+        <w:adjustRightInd w:val="0"/>
+        <w:rPr>
+          <w:rFonts w:ascii="Cascadia Mono" w:hAnsi="Cascadia Mono" w:cs="Cascadia Mono"/>
+          <w:color w:val="000000"/>
+          <w:sz w:val="19"/>
+          <w:szCs w:val="19"/>
+          <w:lang w:val="en-US" w:eastAsia="en-GB"/>
+        </w:rPr>
+      </w:pPr>
+      <w:r>
+        <w:rPr>
+          <w:rFonts w:ascii="Cascadia Mono" w:hAnsi="Cascadia Mono" w:cs="Cascadia Mono"/>
+          <w:color w:val="000000"/>
+          <w:sz w:val="19"/>
+          <w:szCs w:val="19"/>
+          <w:lang w:val="en-US" w:eastAsia="en-GB"/>
+        </w:rPr>
+        <w:t>}</w:t>
+      </w:r>
+    </w:p>
+    <w:p>
+      <w:pPr>
+        <w:autoSpaceDE w:val="0"/>
+        <w:autoSpaceDN w:val="0"/>
+        <w:adjustRightInd w:val="0"/>
+        <w:rPr>
+          <w:rFonts w:ascii="Cascadia Mono" w:hAnsi="Cascadia Mono" w:cs="Cascadia Mono"/>
+          <w:color w:val="000000"/>
+          <w:sz w:val="19"/>
+          <w:szCs w:val="19"/>
+          <w:lang w:val="en-US" w:eastAsia="en-GB"/>
+        </w:rPr>
+      </w:pPr>
+    </w:p>
+    <w:p>
+      <w:pPr>
+        <w:autoSpaceDE w:val="0"/>
+        <w:autoSpaceDN w:val="0"/>
+        <w:adjustRightInd w:val="0"/>
+        <w:rPr>
+          <w:rFonts w:ascii="Cascadia Mono" w:hAnsi="Cascadia Mono" w:cs="Cascadia Mono"/>
+          <w:color w:val="000000"/>
+          <w:sz w:val="19"/>
+          <w:szCs w:val="19"/>
+          <w:lang w:val="en-US" w:eastAsia="en-GB"/>
+        </w:rPr>
+      </w:pPr>
       <w:r>
         <w:rPr>
           <w:rFonts w:ascii="Cascadia Mono" w:hAnsi="Cascadia Mono" w:cs="Cascadia Mono"/>
@@ -6004,46 +4727,18 @@
           <w:szCs w:val="19"/>
           <w:lang w:val="en-US" w:eastAsia="en-GB"/>
         </w:rPr>
-        <w:t>set</w:t>
-      </w:r>
-      <w:r>
-        <w:rPr>
-          <w:rFonts w:ascii="Cascadia Mono" w:hAnsi="Cascadia Mono" w:cs="Cascadia Mono"/>
-          <w:color w:val="000000"/>
-          <w:sz w:val="19"/>
-          <w:szCs w:val="19"/>
-          <w:lang w:val="en-US" w:eastAsia="en-GB"/>
-        </w:rPr>
-        <w:t>; }</w:t>
-      </w:r>
-    </w:p>
-    <w:p>
-      <w:pPr>
-        <w:autoSpaceDE w:val="0"/>
-        <w:autoSpaceDN w:val="0"/>
-        <w:adjustRightInd w:val="0"/>
-        <w:rPr>
-          <w:rFonts w:ascii="Cascadia Mono" w:hAnsi="Cascadia Mono" w:cs="Cascadia Mono"/>
-          <w:color w:val="000000"/>
-          <w:sz w:val="19"/>
-          <w:szCs w:val="19"/>
-          <w:lang w:val="en-US" w:eastAsia="en-GB"/>
-        </w:rPr>
-      </w:pPr>
-    </w:p>
-    <w:p>
-      <w:pPr>
-        <w:autoSpaceDE w:val="0"/>
-        <w:autoSpaceDN w:val="0"/>
-        <w:adjustRightInd w:val="0"/>
-        <w:rPr>
-          <w:rFonts w:ascii="Cascadia Mono" w:hAnsi="Cascadia Mono" w:cs="Cascadia Mono"/>
-          <w:color w:val="000000"/>
-          <w:sz w:val="19"/>
-          <w:szCs w:val="19"/>
-          <w:lang w:val="en-US" w:eastAsia="en-GB"/>
-        </w:rPr>
-      </w:pPr>
+        <w:t>private</w:t>
+      </w:r>
+      <w:r>
+        <w:rPr>
+          <w:rFonts w:ascii="Cascadia Mono" w:hAnsi="Cascadia Mono" w:cs="Cascadia Mono"/>
+          <w:color w:val="000000"/>
+          <w:sz w:val="19"/>
+          <w:szCs w:val="19"/>
+          <w:lang w:val="en-US" w:eastAsia="en-GB"/>
+        </w:rPr>
+        <w:t xml:space="preserve"> </w:t>
+      </w:r>
       <w:r>
         <w:rPr>
           <w:rFonts w:ascii="Cascadia Mono" w:hAnsi="Cascadia Mono" w:cs="Cascadia Mono"/>
@@ -6052,7 +4747,148 @@
           <w:szCs w:val="19"/>
           <w:lang w:val="en-US" w:eastAsia="en-GB"/>
         </w:rPr>
-        <w:t>public</w:t>
+        <w:t>void</w:t>
+      </w:r>
+      <w:r>
+        <w:rPr>
+          <w:rFonts w:ascii="Cascadia Mono" w:hAnsi="Cascadia Mono" w:cs="Cascadia Mono"/>
+          <w:color w:val="000000"/>
+          <w:sz w:val="19"/>
+          <w:szCs w:val="19"/>
+          <w:lang w:val="en-US" w:eastAsia="en-GB"/>
+        </w:rPr>
+        <w:t xml:space="preserve"> InitializeControls()</w:t>
+      </w:r>
+    </w:p>
+    <w:p>
+      <w:pPr>
+        <w:autoSpaceDE w:val="0"/>
+        <w:autoSpaceDN w:val="0"/>
+        <w:adjustRightInd w:val="0"/>
+        <w:rPr>
+          <w:rFonts w:ascii="Cascadia Mono" w:hAnsi="Cascadia Mono" w:cs="Cascadia Mono"/>
+          <w:color w:val="000000"/>
+          <w:sz w:val="19"/>
+          <w:szCs w:val="19"/>
+          <w:lang w:val="en-US" w:eastAsia="en-GB"/>
+        </w:rPr>
+      </w:pPr>
+      <w:r>
+        <w:rPr>
+          <w:rFonts w:ascii="Cascadia Mono" w:hAnsi="Cascadia Mono" w:cs="Cascadia Mono"/>
+          <w:color w:val="000000"/>
+          <w:sz w:val="19"/>
+          <w:szCs w:val="19"/>
+          <w:lang w:val="en-US" w:eastAsia="en-GB"/>
+        </w:rPr>
+        <w:t>{</w:t>
+      </w:r>
+    </w:p>
+    <w:p>
+      <w:pPr>
+        <w:autoSpaceDE w:val="0"/>
+        <w:autoSpaceDN w:val="0"/>
+        <w:adjustRightInd w:val="0"/>
+        <w:ind w:firstLine="708"/>
+        <w:rPr>
+          <w:rFonts w:ascii="Cascadia Mono" w:hAnsi="Cascadia Mono" w:cs="Cascadia Mono"/>
+          <w:color w:val="000000"/>
+          <w:sz w:val="19"/>
+          <w:szCs w:val="19"/>
+          <w:lang w:val="en-US" w:eastAsia="en-GB"/>
+        </w:rPr>
+      </w:pPr>
+      <w:r>
+        <w:rPr>
+          <w:rFonts w:ascii="Cascadia Mono" w:hAnsi="Cascadia Mono" w:cs="Cascadia Mono"/>
+          <w:color w:val="000000"/>
+          <w:sz w:val="19"/>
+          <w:szCs w:val="19"/>
+          <w:lang w:val="en-US" w:eastAsia="en-GB"/>
+        </w:rPr>
+        <w:t xml:space="preserve">cbxCourse.DataSource = </w:t>
+      </w:r>
+      <w:r>
+        <w:rPr>
+          <w:rFonts w:ascii="Cascadia Mono" w:hAnsi="Cascadia Mono" w:cs="Cascadia Mono"/>
+          <w:color w:val="0000FF"/>
+          <w:sz w:val="19"/>
+          <w:szCs w:val="19"/>
+          <w:lang w:val="en-US" w:eastAsia="en-GB"/>
+        </w:rPr>
+        <w:t>new</w:t>
+      </w:r>
+      <w:r>
+        <w:rPr>
+          <w:rFonts w:ascii="Cascadia Mono" w:hAnsi="Cascadia Mono" w:cs="Cascadia Mono"/>
+          <w:color w:val="000000"/>
+          <w:sz w:val="19"/>
+          <w:szCs w:val="19"/>
+          <w:lang w:val="en-US" w:eastAsia="en-GB"/>
+        </w:rPr>
+        <w:t xml:space="preserve"> CourseManager().GetAll();</w:t>
+      </w:r>
+    </w:p>
+    <w:p>
+      <w:pPr>
+        <w:autoSpaceDE w:val="0"/>
+        <w:autoSpaceDN w:val="0"/>
+        <w:adjustRightInd w:val="0"/>
+        <w:rPr>
+          <w:rFonts w:ascii="Cascadia Mono" w:hAnsi="Cascadia Mono" w:cs="Cascadia Mono"/>
+          <w:color w:val="000000"/>
+          <w:sz w:val="19"/>
+          <w:szCs w:val="19"/>
+          <w:lang w:val="en-US" w:eastAsia="en-GB"/>
+        </w:rPr>
+      </w:pPr>
+      <w:r>
+        <w:rPr>
+          <w:rFonts w:ascii="Cascadia Mono" w:hAnsi="Cascadia Mono" w:cs="Cascadia Mono"/>
+          <w:color w:val="000000"/>
+          <w:sz w:val="19"/>
+          <w:szCs w:val="19"/>
+          <w:lang w:val="en-US" w:eastAsia="en-GB"/>
+        </w:rPr>
+        <w:t>}</w:t>
+      </w:r>
+    </w:p>
+    <w:p>
+      <w:pPr>
+        <w:autoSpaceDE w:val="0"/>
+        <w:autoSpaceDN w:val="0"/>
+        <w:adjustRightInd w:val="0"/>
+        <w:rPr>
+          <w:rFonts w:ascii="Cascadia Mono" w:hAnsi="Cascadia Mono" w:cs="Cascadia Mono"/>
+          <w:color w:val="000000"/>
+          <w:sz w:val="19"/>
+          <w:szCs w:val="19"/>
+          <w:lang w:val="en-US" w:eastAsia="en-GB"/>
+        </w:rPr>
+      </w:pPr>
+    </w:p>
+    <w:p>
+      <w:pPr>
+        <w:autoSpaceDE w:val="0"/>
+        <w:autoSpaceDN w:val="0"/>
+        <w:adjustRightInd w:val="0"/>
+        <w:rPr>
+          <w:rFonts w:ascii="Cascadia Mono" w:hAnsi="Cascadia Mono" w:cs="Cascadia Mono"/>
+          <w:color w:val="000000"/>
+          <w:sz w:val="19"/>
+          <w:szCs w:val="19"/>
+          <w:lang w:val="en-US" w:eastAsia="en-GB"/>
+        </w:rPr>
+      </w:pPr>
+      <w:r>
+        <w:rPr>
+          <w:rFonts w:ascii="Cascadia Mono" w:hAnsi="Cascadia Mono" w:cs="Cascadia Mono"/>
+          <w:color w:val="0000FF"/>
+          <w:sz w:val="19"/>
+          <w:szCs w:val="19"/>
+          <w:lang w:val="en-US" w:eastAsia="en-GB"/>
+        </w:rPr>
+        <w:t>private</w:t>
       </w:r>
       <w:r>
         <w:rPr>
@@ -6082,1216 +4918,7 @@
           <w:szCs w:val="19"/>
           <w:lang w:val="en-US" w:eastAsia="en-GB"/>
         </w:rPr>
-        <w:t xml:space="preserve"> </w:t>
-      </w:r>
-      <w:proofErr w:type="spellStart"/>
-      <w:proofErr w:type="gramStart"/>
-      <w:r>
-        <w:rPr>
-          <w:rFonts w:ascii="Cascadia Mono" w:hAnsi="Cascadia Mono" w:cs="Cascadia Mono"/>
-          <w:color w:val="000000"/>
-          <w:sz w:val="19"/>
-          <w:szCs w:val="19"/>
-          <w:lang w:val="en-US" w:eastAsia="en-GB"/>
-        </w:rPr>
-        <w:t>CreateNewApplicant</w:t>
-      </w:r>
-      <w:proofErr w:type="spellEnd"/>
-      <w:r>
-        <w:rPr>
-          <w:rFonts w:ascii="Cascadia Mono" w:hAnsi="Cascadia Mono" w:cs="Cascadia Mono"/>
-          <w:color w:val="000000"/>
-          <w:sz w:val="19"/>
-          <w:szCs w:val="19"/>
-          <w:lang w:val="en-US" w:eastAsia="en-GB"/>
-        </w:rPr>
-        <w:t>(</w:t>
-      </w:r>
-      <w:proofErr w:type="gramEnd"/>
-      <w:r>
-        <w:rPr>
-          <w:rFonts w:ascii="Cascadia Mono" w:hAnsi="Cascadia Mono" w:cs="Cascadia Mono"/>
-          <w:color w:val="000000"/>
-          <w:sz w:val="19"/>
-          <w:szCs w:val="19"/>
-          <w:lang w:val="en-US" w:eastAsia="en-GB"/>
-        </w:rPr>
-        <w:t>)</w:t>
-      </w:r>
-    </w:p>
-    <w:p>
-      <w:pPr>
-        <w:autoSpaceDE w:val="0"/>
-        <w:autoSpaceDN w:val="0"/>
-        <w:adjustRightInd w:val="0"/>
-        <w:rPr>
-          <w:rFonts w:ascii="Cascadia Mono" w:hAnsi="Cascadia Mono" w:cs="Cascadia Mono"/>
-          <w:color w:val="000000"/>
-          <w:sz w:val="19"/>
-          <w:szCs w:val="19"/>
-          <w:lang w:val="en-US" w:eastAsia="en-GB"/>
-        </w:rPr>
-      </w:pPr>
-      <w:r>
-        <w:rPr>
-          <w:rFonts w:ascii="Cascadia Mono" w:hAnsi="Cascadia Mono" w:cs="Cascadia Mono"/>
-          <w:color w:val="000000"/>
-          <w:sz w:val="19"/>
-          <w:szCs w:val="19"/>
-          <w:lang w:val="en-US" w:eastAsia="en-GB"/>
-        </w:rPr>
-        <w:t>{</w:t>
-      </w:r>
-    </w:p>
-    <w:p>
-      <w:pPr>
-        <w:autoSpaceDE w:val="0"/>
-        <w:autoSpaceDN w:val="0"/>
-        <w:adjustRightInd w:val="0"/>
-        <w:ind w:firstLine="708"/>
-        <w:rPr>
-          <w:rFonts w:ascii="Cascadia Mono" w:hAnsi="Cascadia Mono" w:cs="Cascadia Mono"/>
-          <w:color w:val="000000"/>
-          <w:sz w:val="19"/>
-          <w:szCs w:val="19"/>
-          <w:lang w:val="en-US" w:eastAsia="en-GB"/>
-        </w:rPr>
-      </w:pPr>
-      <w:r>
-        <w:rPr>
-          <w:rFonts w:ascii="Cascadia Mono" w:hAnsi="Cascadia Mono" w:cs="Cascadia Mono"/>
-          <w:color w:val="000000"/>
-          <w:sz w:val="19"/>
-          <w:szCs w:val="19"/>
-          <w:lang w:val="en-US" w:eastAsia="en-GB"/>
-        </w:rPr>
-        <w:t xml:space="preserve">Mode = </w:t>
-      </w:r>
-      <w:proofErr w:type="spellStart"/>
-      <w:r>
-        <w:rPr>
-          <w:rFonts w:ascii="Cascadia Mono" w:hAnsi="Cascadia Mono" w:cs="Cascadia Mono"/>
-          <w:color w:val="000000"/>
-          <w:sz w:val="19"/>
-          <w:szCs w:val="19"/>
-          <w:lang w:val="en-US" w:eastAsia="en-GB"/>
-        </w:rPr>
-        <w:t>FormMode.CreateNew</w:t>
-      </w:r>
-      <w:proofErr w:type="spellEnd"/>
-      <w:r>
-        <w:rPr>
-          <w:rFonts w:ascii="Cascadia Mono" w:hAnsi="Cascadia Mono" w:cs="Cascadia Mono"/>
-          <w:color w:val="000000"/>
-          <w:sz w:val="19"/>
-          <w:szCs w:val="19"/>
-          <w:lang w:val="en-US" w:eastAsia="en-GB"/>
-        </w:rPr>
-        <w:t>;</w:t>
-      </w:r>
-    </w:p>
-    <w:p>
-      <w:pPr>
-        <w:autoSpaceDE w:val="0"/>
-        <w:autoSpaceDN w:val="0"/>
-        <w:adjustRightInd w:val="0"/>
-        <w:ind w:firstLine="708"/>
-        <w:rPr>
-          <w:rFonts w:ascii="Cascadia Mono" w:hAnsi="Cascadia Mono" w:cs="Cascadia Mono"/>
-          <w:color w:val="000000"/>
-          <w:sz w:val="19"/>
-          <w:szCs w:val="19"/>
-          <w:lang w:val="en-US" w:eastAsia="en-GB"/>
-        </w:rPr>
-      </w:pPr>
-      <w:r>
-        <w:rPr>
-          <w:rFonts w:ascii="Cascadia Mono" w:hAnsi="Cascadia Mono" w:cs="Cascadia Mono"/>
-          <w:color w:val="000000"/>
-          <w:sz w:val="19"/>
-          <w:szCs w:val="19"/>
-          <w:lang w:val="en-US" w:eastAsia="en-GB"/>
-        </w:rPr>
-        <w:t xml:space="preserve">Applicant = </w:t>
-      </w:r>
-      <w:r>
-        <w:rPr>
-          <w:rFonts w:ascii="Cascadia Mono" w:hAnsi="Cascadia Mono" w:cs="Cascadia Mono"/>
-          <w:color w:val="0000FF"/>
-          <w:sz w:val="19"/>
-          <w:szCs w:val="19"/>
-          <w:lang w:val="en-US" w:eastAsia="en-GB"/>
-        </w:rPr>
-        <w:t>new</w:t>
-      </w:r>
-      <w:r>
-        <w:rPr>
-          <w:rFonts w:ascii="Cascadia Mono" w:hAnsi="Cascadia Mono" w:cs="Cascadia Mono"/>
-          <w:color w:val="000000"/>
-          <w:sz w:val="19"/>
-          <w:szCs w:val="19"/>
-          <w:lang w:val="en-US" w:eastAsia="en-GB"/>
-        </w:rPr>
-        <w:t xml:space="preserve"> </w:t>
-      </w:r>
-      <w:proofErr w:type="gramStart"/>
-      <w:r>
-        <w:rPr>
-          <w:rFonts w:ascii="Cascadia Mono" w:hAnsi="Cascadia Mono" w:cs="Cascadia Mono"/>
-          <w:color w:val="000000"/>
-          <w:sz w:val="19"/>
-          <w:szCs w:val="19"/>
-          <w:lang w:val="en-US" w:eastAsia="en-GB"/>
-        </w:rPr>
-        <w:t>Applicant(</w:t>
-      </w:r>
-      <w:proofErr w:type="gramEnd"/>
-      <w:r>
-        <w:rPr>
-          <w:rFonts w:ascii="Cascadia Mono" w:hAnsi="Cascadia Mono" w:cs="Cascadia Mono"/>
-          <w:color w:val="000000"/>
-          <w:sz w:val="19"/>
-          <w:szCs w:val="19"/>
-          <w:lang w:val="en-US" w:eastAsia="en-GB"/>
-        </w:rPr>
-        <w:t>);</w:t>
-      </w:r>
-    </w:p>
-    <w:p>
-      <w:pPr>
-        <w:autoSpaceDE w:val="0"/>
-        <w:autoSpaceDN w:val="0"/>
-        <w:adjustRightInd w:val="0"/>
-        <w:ind w:firstLine="708"/>
-        <w:rPr>
-          <w:rFonts w:ascii="Cascadia Mono" w:hAnsi="Cascadia Mono" w:cs="Cascadia Mono"/>
-          <w:color w:val="000000"/>
-          <w:sz w:val="19"/>
-          <w:szCs w:val="19"/>
-          <w:lang w:val="en-US" w:eastAsia="en-GB"/>
-        </w:rPr>
-      </w:pPr>
-      <w:proofErr w:type="spellStart"/>
-      <w:proofErr w:type="gramStart"/>
-      <w:r>
-        <w:rPr>
-          <w:rFonts w:ascii="Cascadia Mono" w:hAnsi="Cascadia Mono" w:cs="Cascadia Mono"/>
-          <w:color w:val="000000"/>
-          <w:sz w:val="19"/>
-          <w:szCs w:val="19"/>
-          <w:lang w:val="en-US" w:eastAsia="en-GB"/>
-        </w:rPr>
-        <w:t>InitializeControls</w:t>
-      </w:r>
-      <w:proofErr w:type="spellEnd"/>
-      <w:r>
-        <w:rPr>
-          <w:rFonts w:ascii="Cascadia Mono" w:hAnsi="Cascadia Mono" w:cs="Cascadia Mono"/>
-          <w:color w:val="000000"/>
-          <w:sz w:val="19"/>
-          <w:szCs w:val="19"/>
-          <w:lang w:val="en-US" w:eastAsia="en-GB"/>
-        </w:rPr>
-        <w:t>(</w:t>
-      </w:r>
-      <w:proofErr w:type="gramEnd"/>
-      <w:r>
-        <w:rPr>
-          <w:rFonts w:ascii="Cascadia Mono" w:hAnsi="Cascadia Mono" w:cs="Cascadia Mono"/>
-          <w:color w:val="000000"/>
-          <w:sz w:val="19"/>
-          <w:szCs w:val="19"/>
-          <w:lang w:val="en-US" w:eastAsia="en-GB"/>
-        </w:rPr>
-        <w:t>);</w:t>
-      </w:r>
-    </w:p>
-    <w:p>
-      <w:pPr>
-        <w:autoSpaceDE w:val="0"/>
-        <w:autoSpaceDN w:val="0"/>
-        <w:adjustRightInd w:val="0"/>
-        <w:ind w:firstLine="708"/>
-        <w:rPr>
-          <w:rFonts w:ascii="Cascadia Mono" w:hAnsi="Cascadia Mono" w:cs="Cascadia Mono"/>
-          <w:color w:val="000000"/>
-          <w:sz w:val="19"/>
-          <w:szCs w:val="19"/>
-          <w:lang w:val="en-US" w:eastAsia="en-GB"/>
-        </w:rPr>
-      </w:pPr>
-      <w:proofErr w:type="spellStart"/>
-      <w:r>
-        <w:rPr>
-          <w:rFonts w:ascii="Cascadia Mono" w:hAnsi="Cascadia Mono" w:cs="Cascadia Mono"/>
-          <w:color w:val="000000"/>
-          <w:sz w:val="19"/>
-          <w:szCs w:val="19"/>
-          <w:lang w:val="en-US" w:eastAsia="en-GB"/>
-        </w:rPr>
-        <w:t>MdiParent</w:t>
-      </w:r>
-      <w:proofErr w:type="spellEnd"/>
-      <w:r>
-        <w:rPr>
-          <w:rFonts w:ascii="Cascadia Mono" w:hAnsi="Cascadia Mono" w:cs="Cascadia Mono"/>
-          <w:color w:val="000000"/>
-          <w:sz w:val="19"/>
-          <w:szCs w:val="19"/>
-          <w:lang w:val="en-US" w:eastAsia="en-GB"/>
-        </w:rPr>
-        <w:t xml:space="preserve"> = </w:t>
-      </w:r>
-      <w:proofErr w:type="spellStart"/>
-      <w:r>
-        <w:rPr>
-          <w:rFonts w:ascii="Cascadia Mono" w:hAnsi="Cascadia Mono" w:cs="Cascadia Mono"/>
-          <w:color w:val="000000"/>
-          <w:sz w:val="19"/>
-          <w:szCs w:val="19"/>
-          <w:lang w:val="en-US" w:eastAsia="en-GB"/>
-        </w:rPr>
-        <w:t>MyForms.GetForm</w:t>
-      </w:r>
-      <w:proofErr w:type="spellEnd"/>
-      <w:r>
-        <w:rPr>
-          <w:rFonts w:ascii="Cascadia Mono" w:hAnsi="Cascadia Mono" w:cs="Cascadia Mono"/>
-          <w:color w:val="000000"/>
-          <w:sz w:val="19"/>
-          <w:szCs w:val="19"/>
-          <w:lang w:val="en-US" w:eastAsia="en-GB"/>
-        </w:rPr>
-        <w:t>&lt;</w:t>
-      </w:r>
-      <w:proofErr w:type="spellStart"/>
-      <w:r>
-        <w:rPr>
-          <w:rFonts w:ascii="Cascadia Mono" w:hAnsi="Cascadia Mono" w:cs="Cascadia Mono"/>
-          <w:color w:val="000000"/>
-          <w:sz w:val="19"/>
-          <w:szCs w:val="19"/>
-          <w:lang w:val="en-US" w:eastAsia="en-GB"/>
-        </w:rPr>
-        <w:t>ParentForm</w:t>
-      </w:r>
-      <w:proofErr w:type="spellEnd"/>
-      <w:proofErr w:type="gramStart"/>
-      <w:r>
-        <w:rPr>
-          <w:rFonts w:ascii="Cascadia Mono" w:hAnsi="Cascadia Mono" w:cs="Cascadia Mono"/>
-          <w:color w:val="000000"/>
-          <w:sz w:val="19"/>
-          <w:szCs w:val="19"/>
-          <w:lang w:val="en-US" w:eastAsia="en-GB"/>
-        </w:rPr>
-        <w:t>&gt;(</w:t>
-      </w:r>
-      <w:proofErr w:type="gramEnd"/>
-      <w:r>
-        <w:rPr>
-          <w:rFonts w:ascii="Cascadia Mono" w:hAnsi="Cascadia Mono" w:cs="Cascadia Mono"/>
-          <w:color w:val="000000"/>
-          <w:sz w:val="19"/>
-          <w:szCs w:val="19"/>
-          <w:lang w:val="en-US" w:eastAsia="en-GB"/>
-        </w:rPr>
-        <w:t>);</w:t>
-      </w:r>
-    </w:p>
-    <w:p>
-      <w:pPr>
-        <w:autoSpaceDE w:val="0"/>
-        <w:autoSpaceDN w:val="0"/>
-        <w:adjustRightInd w:val="0"/>
-        <w:ind w:firstLine="708"/>
-        <w:rPr>
-          <w:rFonts w:ascii="Cascadia Mono" w:hAnsi="Cascadia Mono" w:cs="Cascadia Mono"/>
-          <w:color w:val="000000"/>
-          <w:sz w:val="19"/>
-          <w:szCs w:val="19"/>
-          <w:lang w:val="en-US" w:eastAsia="en-GB"/>
-        </w:rPr>
-      </w:pPr>
-      <w:proofErr w:type="gramStart"/>
-      <w:r>
-        <w:rPr>
-          <w:rFonts w:ascii="Cascadia Mono" w:hAnsi="Cascadia Mono" w:cs="Cascadia Mono"/>
-          <w:color w:val="000000"/>
-          <w:sz w:val="19"/>
-          <w:szCs w:val="19"/>
-          <w:lang w:val="en-US" w:eastAsia="en-GB"/>
-        </w:rPr>
-        <w:t>Show(</w:t>
-      </w:r>
-      <w:proofErr w:type="gramEnd"/>
-      <w:r>
-        <w:rPr>
-          <w:rFonts w:ascii="Cascadia Mono" w:hAnsi="Cascadia Mono" w:cs="Cascadia Mono"/>
-          <w:color w:val="000000"/>
-          <w:sz w:val="19"/>
-          <w:szCs w:val="19"/>
-          <w:lang w:val="en-US" w:eastAsia="en-GB"/>
-        </w:rPr>
-        <w:t>);</w:t>
-      </w:r>
-    </w:p>
-    <w:p>
-      <w:pPr>
-        <w:autoSpaceDE w:val="0"/>
-        <w:autoSpaceDN w:val="0"/>
-        <w:adjustRightInd w:val="0"/>
-        <w:rPr>
-          <w:rFonts w:ascii="Cascadia Mono" w:hAnsi="Cascadia Mono" w:cs="Cascadia Mono"/>
-          <w:color w:val="000000"/>
-          <w:sz w:val="19"/>
-          <w:szCs w:val="19"/>
-          <w:lang w:val="en-US" w:eastAsia="en-GB"/>
-        </w:rPr>
-      </w:pPr>
-      <w:r>
-        <w:rPr>
-          <w:rFonts w:ascii="Cascadia Mono" w:hAnsi="Cascadia Mono" w:cs="Cascadia Mono"/>
-          <w:color w:val="000000"/>
-          <w:sz w:val="19"/>
-          <w:szCs w:val="19"/>
-          <w:lang w:val="en-US" w:eastAsia="en-GB"/>
-        </w:rPr>
-        <w:t>}</w:t>
-      </w:r>
-    </w:p>
-    <w:p>
-      <w:pPr>
-        <w:autoSpaceDE w:val="0"/>
-        <w:autoSpaceDN w:val="0"/>
-        <w:adjustRightInd w:val="0"/>
-        <w:rPr>
-          <w:rFonts w:ascii="Cascadia Mono" w:hAnsi="Cascadia Mono" w:cs="Cascadia Mono"/>
-          <w:color w:val="000000"/>
-          <w:sz w:val="19"/>
-          <w:szCs w:val="19"/>
-          <w:lang w:val="en-US" w:eastAsia="en-GB"/>
-        </w:rPr>
-      </w:pPr>
-    </w:p>
-    <w:p>
-      <w:pPr>
-        <w:autoSpaceDE w:val="0"/>
-        <w:autoSpaceDN w:val="0"/>
-        <w:adjustRightInd w:val="0"/>
-        <w:rPr>
-          <w:rFonts w:ascii="Cascadia Mono" w:hAnsi="Cascadia Mono" w:cs="Cascadia Mono"/>
-          <w:color w:val="000000"/>
-          <w:sz w:val="19"/>
-          <w:szCs w:val="19"/>
-          <w:lang w:val="en-US" w:eastAsia="en-GB"/>
-        </w:rPr>
-      </w:pPr>
-      <w:r>
-        <w:rPr>
-          <w:rFonts w:ascii="Cascadia Mono" w:hAnsi="Cascadia Mono" w:cs="Cascadia Mono"/>
-          <w:color w:val="0000FF"/>
-          <w:sz w:val="19"/>
-          <w:szCs w:val="19"/>
-          <w:lang w:val="en-US" w:eastAsia="en-GB"/>
-        </w:rPr>
-        <w:t>public</w:t>
-      </w:r>
-      <w:r>
-        <w:rPr>
-          <w:rFonts w:ascii="Cascadia Mono" w:hAnsi="Cascadia Mono" w:cs="Cascadia Mono"/>
-          <w:color w:val="000000"/>
-          <w:sz w:val="19"/>
-          <w:szCs w:val="19"/>
-          <w:lang w:val="en-US" w:eastAsia="en-GB"/>
-        </w:rPr>
-        <w:t xml:space="preserve"> </w:t>
-      </w:r>
-      <w:r>
-        <w:rPr>
-          <w:rFonts w:ascii="Cascadia Mono" w:hAnsi="Cascadia Mono" w:cs="Cascadia Mono"/>
-          <w:color w:val="0000FF"/>
-          <w:sz w:val="19"/>
-          <w:szCs w:val="19"/>
-          <w:lang w:val="en-US" w:eastAsia="en-GB"/>
-        </w:rPr>
-        <w:t>void</w:t>
-      </w:r>
-      <w:r>
-        <w:rPr>
-          <w:rFonts w:ascii="Cascadia Mono" w:hAnsi="Cascadia Mono" w:cs="Cascadia Mono"/>
-          <w:color w:val="000000"/>
-          <w:sz w:val="19"/>
-          <w:szCs w:val="19"/>
-          <w:lang w:val="en-US" w:eastAsia="en-GB"/>
-        </w:rPr>
-        <w:t xml:space="preserve"> </w:t>
-      </w:r>
-      <w:proofErr w:type="spellStart"/>
-      <w:proofErr w:type="gramStart"/>
-      <w:r>
-        <w:rPr>
-          <w:rFonts w:ascii="Cascadia Mono" w:hAnsi="Cascadia Mono" w:cs="Cascadia Mono"/>
-          <w:color w:val="000000"/>
-          <w:sz w:val="19"/>
-          <w:szCs w:val="19"/>
-          <w:lang w:val="en-US" w:eastAsia="en-GB"/>
-        </w:rPr>
-        <w:t>UpdateApplicant</w:t>
-      </w:r>
-      <w:proofErr w:type="spellEnd"/>
-      <w:r>
-        <w:rPr>
-          <w:rFonts w:ascii="Cascadia Mono" w:hAnsi="Cascadia Mono" w:cs="Cascadia Mono"/>
-          <w:color w:val="000000"/>
-          <w:sz w:val="19"/>
-          <w:szCs w:val="19"/>
-          <w:lang w:val="en-US" w:eastAsia="en-GB"/>
-        </w:rPr>
-        <w:t>(</w:t>
-      </w:r>
-      <w:proofErr w:type="gramEnd"/>
-      <w:r>
-        <w:rPr>
-          <w:rFonts w:ascii="Cascadia Mono" w:hAnsi="Cascadia Mono" w:cs="Cascadia Mono"/>
-          <w:color w:val="000000"/>
-          <w:sz w:val="19"/>
-          <w:szCs w:val="19"/>
-          <w:lang w:val="en-US" w:eastAsia="en-GB"/>
-        </w:rPr>
-        <w:t>Applicant applicant)</w:t>
-      </w:r>
-    </w:p>
-    <w:p>
-      <w:pPr>
-        <w:autoSpaceDE w:val="0"/>
-        <w:autoSpaceDN w:val="0"/>
-        <w:adjustRightInd w:val="0"/>
-        <w:rPr>
-          <w:rFonts w:ascii="Cascadia Mono" w:hAnsi="Cascadia Mono" w:cs="Cascadia Mono"/>
-          <w:color w:val="000000"/>
-          <w:sz w:val="19"/>
-          <w:szCs w:val="19"/>
-          <w:lang w:val="en-US" w:eastAsia="en-GB"/>
-        </w:rPr>
-      </w:pPr>
-      <w:r>
-        <w:rPr>
-          <w:rFonts w:ascii="Cascadia Mono" w:hAnsi="Cascadia Mono" w:cs="Cascadia Mono"/>
-          <w:color w:val="000000"/>
-          <w:sz w:val="19"/>
-          <w:szCs w:val="19"/>
-          <w:lang w:val="en-US" w:eastAsia="en-GB"/>
-        </w:rPr>
-        <w:t>{</w:t>
-      </w:r>
-    </w:p>
-    <w:p>
-      <w:pPr>
-        <w:autoSpaceDE w:val="0"/>
-        <w:autoSpaceDN w:val="0"/>
-        <w:adjustRightInd w:val="0"/>
-        <w:ind w:firstLine="708"/>
-        <w:rPr>
-          <w:rFonts w:ascii="Cascadia Mono" w:hAnsi="Cascadia Mono" w:cs="Cascadia Mono"/>
-          <w:color w:val="000000"/>
-          <w:sz w:val="19"/>
-          <w:szCs w:val="19"/>
-          <w:lang w:val="en-US" w:eastAsia="en-GB"/>
-        </w:rPr>
-      </w:pPr>
-      <w:r>
-        <w:rPr>
-          <w:rFonts w:ascii="Cascadia Mono" w:hAnsi="Cascadia Mono" w:cs="Cascadia Mono"/>
-          <w:color w:val="000000"/>
-          <w:sz w:val="19"/>
-          <w:szCs w:val="19"/>
-          <w:lang w:val="en-US" w:eastAsia="en-GB"/>
-        </w:rPr>
-        <w:t xml:space="preserve">Mode = </w:t>
-      </w:r>
-      <w:proofErr w:type="spellStart"/>
-      <w:r>
-        <w:rPr>
-          <w:rFonts w:ascii="Cascadia Mono" w:hAnsi="Cascadia Mono" w:cs="Cascadia Mono"/>
-          <w:color w:val="000000"/>
-          <w:sz w:val="19"/>
-          <w:szCs w:val="19"/>
-          <w:lang w:val="en-US" w:eastAsia="en-GB"/>
-        </w:rPr>
-        <w:t>FormMode.Update</w:t>
-      </w:r>
-      <w:proofErr w:type="spellEnd"/>
-      <w:r>
-        <w:rPr>
-          <w:rFonts w:ascii="Cascadia Mono" w:hAnsi="Cascadia Mono" w:cs="Cascadia Mono"/>
-          <w:color w:val="000000"/>
-          <w:sz w:val="19"/>
-          <w:szCs w:val="19"/>
-          <w:lang w:val="en-US" w:eastAsia="en-GB"/>
-        </w:rPr>
-        <w:t>;</w:t>
-      </w:r>
-    </w:p>
-    <w:p>
-      <w:pPr>
-        <w:autoSpaceDE w:val="0"/>
-        <w:autoSpaceDN w:val="0"/>
-        <w:adjustRightInd w:val="0"/>
-        <w:ind w:firstLine="708"/>
-        <w:rPr>
-          <w:rFonts w:ascii="Cascadia Mono" w:hAnsi="Cascadia Mono" w:cs="Cascadia Mono"/>
-          <w:color w:val="000000"/>
-          <w:sz w:val="19"/>
-          <w:szCs w:val="19"/>
-          <w:lang w:val="en-US" w:eastAsia="en-GB"/>
-        </w:rPr>
-      </w:pPr>
-      <w:r>
-        <w:rPr>
-          <w:rFonts w:ascii="Cascadia Mono" w:hAnsi="Cascadia Mono" w:cs="Cascadia Mono"/>
-          <w:color w:val="000000"/>
-          <w:sz w:val="19"/>
-          <w:szCs w:val="19"/>
-          <w:lang w:val="en-US" w:eastAsia="en-GB"/>
-        </w:rPr>
-        <w:t>Applicant = applicant;</w:t>
-      </w:r>
-    </w:p>
-    <w:p>
-      <w:pPr>
-        <w:autoSpaceDE w:val="0"/>
-        <w:autoSpaceDN w:val="0"/>
-        <w:adjustRightInd w:val="0"/>
-        <w:ind w:firstLine="708"/>
-        <w:rPr>
-          <w:rFonts w:ascii="Cascadia Mono" w:hAnsi="Cascadia Mono" w:cs="Cascadia Mono"/>
-          <w:color w:val="000000"/>
-          <w:sz w:val="19"/>
-          <w:szCs w:val="19"/>
-          <w:lang w:val="en-US" w:eastAsia="en-GB"/>
-        </w:rPr>
-      </w:pPr>
-      <w:proofErr w:type="spellStart"/>
-      <w:proofErr w:type="gramStart"/>
-      <w:r>
-        <w:rPr>
-          <w:rFonts w:ascii="Cascadia Mono" w:hAnsi="Cascadia Mono" w:cs="Cascadia Mono"/>
-          <w:color w:val="000000"/>
-          <w:sz w:val="19"/>
-          <w:szCs w:val="19"/>
-          <w:lang w:val="en-US" w:eastAsia="en-GB"/>
-        </w:rPr>
-        <w:t>InitializeControls</w:t>
-      </w:r>
-      <w:proofErr w:type="spellEnd"/>
-      <w:r>
-        <w:rPr>
-          <w:rFonts w:ascii="Cascadia Mono" w:hAnsi="Cascadia Mono" w:cs="Cascadia Mono"/>
-          <w:color w:val="000000"/>
-          <w:sz w:val="19"/>
-          <w:szCs w:val="19"/>
-          <w:lang w:val="en-US" w:eastAsia="en-GB"/>
-        </w:rPr>
-        <w:t>(</w:t>
-      </w:r>
-      <w:proofErr w:type="gramEnd"/>
-      <w:r>
-        <w:rPr>
-          <w:rFonts w:ascii="Cascadia Mono" w:hAnsi="Cascadia Mono" w:cs="Cascadia Mono"/>
-          <w:color w:val="000000"/>
-          <w:sz w:val="19"/>
-          <w:szCs w:val="19"/>
-          <w:lang w:val="en-US" w:eastAsia="en-GB"/>
-        </w:rPr>
-        <w:t>);</w:t>
-      </w:r>
-    </w:p>
-    <w:p>
-      <w:pPr>
-        <w:autoSpaceDE w:val="0"/>
-        <w:autoSpaceDN w:val="0"/>
-        <w:adjustRightInd w:val="0"/>
-        <w:ind w:firstLine="708"/>
-        <w:rPr>
-          <w:rFonts w:ascii="Cascadia Mono" w:hAnsi="Cascadia Mono" w:cs="Cascadia Mono"/>
-          <w:color w:val="000000"/>
-          <w:sz w:val="19"/>
-          <w:szCs w:val="19"/>
-          <w:lang w:val="en-US" w:eastAsia="en-GB"/>
-        </w:rPr>
-      </w:pPr>
-      <w:proofErr w:type="spellStart"/>
-      <w:proofErr w:type="gramStart"/>
-      <w:r>
-        <w:rPr>
-          <w:rFonts w:ascii="Cascadia Mono" w:hAnsi="Cascadia Mono" w:cs="Cascadia Mono"/>
-          <w:color w:val="000000"/>
-          <w:sz w:val="19"/>
-          <w:szCs w:val="19"/>
-          <w:lang w:val="en-US" w:eastAsia="en-GB"/>
-        </w:rPr>
-        <w:t>ShowApplicantInControls</w:t>
-      </w:r>
-      <w:proofErr w:type="spellEnd"/>
-      <w:r>
-        <w:rPr>
-          <w:rFonts w:ascii="Cascadia Mono" w:hAnsi="Cascadia Mono" w:cs="Cascadia Mono"/>
-          <w:color w:val="000000"/>
-          <w:sz w:val="19"/>
-          <w:szCs w:val="19"/>
-          <w:lang w:val="en-US" w:eastAsia="en-GB"/>
-        </w:rPr>
-        <w:t>(</w:t>
-      </w:r>
-      <w:proofErr w:type="gramEnd"/>
-      <w:r>
-        <w:rPr>
-          <w:rFonts w:ascii="Cascadia Mono" w:hAnsi="Cascadia Mono" w:cs="Cascadia Mono"/>
-          <w:color w:val="000000"/>
-          <w:sz w:val="19"/>
-          <w:szCs w:val="19"/>
-          <w:lang w:val="en-US" w:eastAsia="en-GB"/>
-        </w:rPr>
-        <w:t>);</w:t>
-      </w:r>
-    </w:p>
-    <w:p>
-      <w:pPr>
-        <w:autoSpaceDE w:val="0"/>
-        <w:autoSpaceDN w:val="0"/>
-        <w:adjustRightInd w:val="0"/>
-        <w:rPr>
-          <w:rFonts w:ascii="Cascadia Mono" w:hAnsi="Cascadia Mono" w:cs="Cascadia Mono"/>
-          <w:color w:val="000000"/>
-          <w:sz w:val="19"/>
-          <w:szCs w:val="19"/>
-          <w:lang w:val="en-US" w:eastAsia="en-GB"/>
-        </w:rPr>
-      </w:pPr>
-      <w:r>
-        <w:rPr>
-          <w:rFonts w:ascii="Cascadia Mono" w:hAnsi="Cascadia Mono" w:cs="Cascadia Mono"/>
-          <w:color w:val="000000"/>
-          <w:sz w:val="19"/>
-          <w:szCs w:val="19"/>
-          <w:lang w:val="en-US" w:eastAsia="en-GB"/>
-        </w:rPr>
-        <w:t xml:space="preserve"> </w:t>
-      </w:r>
-      <w:r>
-        <w:rPr>
-          <w:rFonts w:ascii="Cascadia Mono" w:hAnsi="Cascadia Mono" w:cs="Cascadia Mono"/>
-          <w:color w:val="000000"/>
-          <w:sz w:val="19"/>
-          <w:szCs w:val="19"/>
-          <w:lang w:val="en-US" w:eastAsia="en-GB"/>
-        </w:rPr>
-        <w:tab/>
-      </w:r>
-      <w:proofErr w:type="spellStart"/>
-      <w:r>
-        <w:rPr>
-          <w:rFonts w:ascii="Cascadia Mono" w:hAnsi="Cascadia Mono" w:cs="Cascadia Mono"/>
-          <w:color w:val="000000"/>
-          <w:sz w:val="19"/>
-          <w:szCs w:val="19"/>
-          <w:lang w:val="en-US" w:eastAsia="en-GB"/>
-        </w:rPr>
-        <w:t>MdiParent</w:t>
-      </w:r>
-      <w:proofErr w:type="spellEnd"/>
-      <w:r>
-        <w:rPr>
-          <w:rFonts w:ascii="Cascadia Mono" w:hAnsi="Cascadia Mono" w:cs="Cascadia Mono"/>
-          <w:color w:val="000000"/>
-          <w:sz w:val="19"/>
-          <w:szCs w:val="19"/>
-          <w:lang w:val="en-US" w:eastAsia="en-GB"/>
-        </w:rPr>
-        <w:t xml:space="preserve"> = </w:t>
-      </w:r>
-      <w:proofErr w:type="spellStart"/>
-      <w:r>
-        <w:rPr>
-          <w:rFonts w:ascii="Cascadia Mono" w:hAnsi="Cascadia Mono" w:cs="Cascadia Mono"/>
-          <w:color w:val="000000"/>
-          <w:sz w:val="19"/>
-          <w:szCs w:val="19"/>
-          <w:lang w:val="en-US" w:eastAsia="en-GB"/>
-        </w:rPr>
-        <w:t>MyForms.GetForm</w:t>
-      </w:r>
-      <w:proofErr w:type="spellEnd"/>
-      <w:r>
-        <w:rPr>
-          <w:rFonts w:ascii="Cascadia Mono" w:hAnsi="Cascadia Mono" w:cs="Cascadia Mono"/>
-          <w:color w:val="000000"/>
-          <w:sz w:val="19"/>
-          <w:szCs w:val="19"/>
-          <w:lang w:val="en-US" w:eastAsia="en-GB"/>
-        </w:rPr>
-        <w:t>&lt;</w:t>
-      </w:r>
-      <w:proofErr w:type="spellStart"/>
-      <w:r>
-        <w:rPr>
-          <w:rFonts w:ascii="Cascadia Mono" w:hAnsi="Cascadia Mono" w:cs="Cascadia Mono"/>
-          <w:color w:val="000000"/>
-          <w:sz w:val="19"/>
-          <w:szCs w:val="19"/>
-          <w:lang w:val="en-US" w:eastAsia="en-GB"/>
-        </w:rPr>
-        <w:t>ParentForm</w:t>
-      </w:r>
-      <w:proofErr w:type="spellEnd"/>
-      <w:proofErr w:type="gramStart"/>
-      <w:r>
-        <w:rPr>
-          <w:rFonts w:ascii="Cascadia Mono" w:hAnsi="Cascadia Mono" w:cs="Cascadia Mono"/>
-          <w:color w:val="000000"/>
-          <w:sz w:val="19"/>
-          <w:szCs w:val="19"/>
-          <w:lang w:val="en-US" w:eastAsia="en-GB"/>
-        </w:rPr>
-        <w:t>&gt;(</w:t>
-      </w:r>
-      <w:proofErr w:type="gramEnd"/>
-      <w:r>
-        <w:rPr>
-          <w:rFonts w:ascii="Cascadia Mono" w:hAnsi="Cascadia Mono" w:cs="Cascadia Mono"/>
-          <w:color w:val="000000"/>
-          <w:sz w:val="19"/>
-          <w:szCs w:val="19"/>
-          <w:lang w:val="en-US" w:eastAsia="en-GB"/>
-        </w:rPr>
-        <w:t>);</w:t>
-      </w:r>
-    </w:p>
-    <w:p>
-      <w:pPr>
-        <w:autoSpaceDE w:val="0"/>
-        <w:autoSpaceDN w:val="0"/>
-        <w:adjustRightInd w:val="0"/>
-        <w:ind w:firstLine="708"/>
-        <w:rPr>
-          <w:rFonts w:ascii="Cascadia Mono" w:hAnsi="Cascadia Mono" w:cs="Cascadia Mono"/>
-          <w:color w:val="000000"/>
-          <w:sz w:val="19"/>
-          <w:szCs w:val="19"/>
-          <w:lang w:val="en-US" w:eastAsia="en-GB"/>
-        </w:rPr>
-      </w:pPr>
-      <w:proofErr w:type="gramStart"/>
-      <w:r>
-        <w:rPr>
-          <w:rFonts w:ascii="Cascadia Mono" w:hAnsi="Cascadia Mono" w:cs="Cascadia Mono"/>
-          <w:color w:val="000000"/>
-          <w:sz w:val="19"/>
-          <w:szCs w:val="19"/>
-          <w:lang w:val="en-US" w:eastAsia="en-GB"/>
-        </w:rPr>
-        <w:t>Show(</w:t>
-      </w:r>
-      <w:proofErr w:type="gramEnd"/>
-      <w:r>
-        <w:rPr>
-          <w:rFonts w:ascii="Cascadia Mono" w:hAnsi="Cascadia Mono" w:cs="Cascadia Mono"/>
-          <w:color w:val="000000"/>
-          <w:sz w:val="19"/>
-          <w:szCs w:val="19"/>
-          <w:lang w:val="en-US" w:eastAsia="en-GB"/>
-        </w:rPr>
-        <w:t>);</w:t>
-      </w:r>
-    </w:p>
-    <w:p>
-      <w:pPr>
-        <w:autoSpaceDE w:val="0"/>
-        <w:autoSpaceDN w:val="0"/>
-        <w:adjustRightInd w:val="0"/>
-        <w:rPr>
-          <w:rFonts w:ascii="Cascadia Mono" w:hAnsi="Cascadia Mono" w:cs="Cascadia Mono"/>
-          <w:color w:val="000000"/>
-          <w:sz w:val="19"/>
-          <w:szCs w:val="19"/>
-          <w:lang w:val="en-US" w:eastAsia="en-GB"/>
-        </w:rPr>
-      </w:pPr>
-      <w:r>
-        <w:rPr>
-          <w:rFonts w:ascii="Cascadia Mono" w:hAnsi="Cascadia Mono" w:cs="Cascadia Mono"/>
-          <w:color w:val="000000"/>
-          <w:sz w:val="19"/>
-          <w:szCs w:val="19"/>
-          <w:lang w:val="en-US" w:eastAsia="en-GB"/>
-        </w:rPr>
-        <w:t>}</w:t>
-      </w:r>
-    </w:p>
-    <w:p>
-      <w:pPr>
-        <w:autoSpaceDE w:val="0"/>
-        <w:autoSpaceDN w:val="0"/>
-        <w:adjustRightInd w:val="0"/>
-        <w:rPr>
-          <w:rFonts w:ascii="Cascadia Mono" w:hAnsi="Cascadia Mono" w:cs="Cascadia Mono"/>
-          <w:color w:val="000000"/>
-          <w:sz w:val="19"/>
-          <w:szCs w:val="19"/>
-          <w:lang w:val="en-US" w:eastAsia="en-GB"/>
-        </w:rPr>
-      </w:pPr>
-    </w:p>
-    <w:p>
-      <w:pPr>
-        <w:autoSpaceDE w:val="0"/>
-        <w:autoSpaceDN w:val="0"/>
-        <w:adjustRightInd w:val="0"/>
-        <w:rPr>
-          <w:rFonts w:ascii="Cascadia Mono" w:hAnsi="Cascadia Mono" w:cs="Cascadia Mono"/>
-          <w:color w:val="000000"/>
-          <w:sz w:val="19"/>
-          <w:szCs w:val="19"/>
-          <w:lang w:val="en-US" w:eastAsia="en-GB"/>
-        </w:rPr>
-      </w:pPr>
-      <w:r>
-        <w:rPr>
-          <w:rFonts w:ascii="Cascadia Mono" w:hAnsi="Cascadia Mono" w:cs="Cascadia Mono"/>
-          <w:color w:val="0000FF"/>
-          <w:sz w:val="19"/>
-          <w:szCs w:val="19"/>
-          <w:lang w:val="en-US" w:eastAsia="en-GB"/>
-        </w:rPr>
-        <w:t>private</w:t>
-      </w:r>
-      <w:r>
-        <w:rPr>
-          <w:rFonts w:ascii="Cascadia Mono" w:hAnsi="Cascadia Mono" w:cs="Cascadia Mono"/>
-          <w:color w:val="000000"/>
-          <w:sz w:val="19"/>
-          <w:szCs w:val="19"/>
-          <w:lang w:val="en-US" w:eastAsia="en-GB"/>
-        </w:rPr>
-        <w:t xml:space="preserve"> </w:t>
-      </w:r>
-      <w:r>
-        <w:rPr>
-          <w:rFonts w:ascii="Cascadia Mono" w:hAnsi="Cascadia Mono" w:cs="Cascadia Mono"/>
-          <w:color w:val="0000FF"/>
-          <w:sz w:val="19"/>
-          <w:szCs w:val="19"/>
-          <w:lang w:val="en-US" w:eastAsia="en-GB"/>
-        </w:rPr>
-        <w:t>void</w:t>
-      </w:r>
-      <w:r>
-        <w:rPr>
-          <w:rFonts w:ascii="Cascadia Mono" w:hAnsi="Cascadia Mono" w:cs="Cascadia Mono"/>
-          <w:color w:val="000000"/>
-          <w:sz w:val="19"/>
-          <w:szCs w:val="19"/>
-          <w:lang w:val="en-US" w:eastAsia="en-GB"/>
-        </w:rPr>
-        <w:t xml:space="preserve"> </w:t>
-      </w:r>
-      <w:proofErr w:type="spellStart"/>
-      <w:proofErr w:type="gramStart"/>
-      <w:r>
-        <w:rPr>
-          <w:rFonts w:ascii="Cascadia Mono" w:hAnsi="Cascadia Mono" w:cs="Cascadia Mono"/>
-          <w:color w:val="000000"/>
-          <w:sz w:val="19"/>
-          <w:szCs w:val="19"/>
-          <w:lang w:val="en-US" w:eastAsia="en-GB"/>
-        </w:rPr>
-        <w:t>InitializeControls</w:t>
-      </w:r>
-      <w:proofErr w:type="spellEnd"/>
-      <w:r>
-        <w:rPr>
-          <w:rFonts w:ascii="Cascadia Mono" w:hAnsi="Cascadia Mono" w:cs="Cascadia Mono"/>
-          <w:color w:val="000000"/>
-          <w:sz w:val="19"/>
-          <w:szCs w:val="19"/>
-          <w:lang w:val="en-US" w:eastAsia="en-GB"/>
-        </w:rPr>
-        <w:t>(</w:t>
-      </w:r>
-      <w:proofErr w:type="gramEnd"/>
-      <w:r>
-        <w:rPr>
-          <w:rFonts w:ascii="Cascadia Mono" w:hAnsi="Cascadia Mono" w:cs="Cascadia Mono"/>
-          <w:color w:val="000000"/>
-          <w:sz w:val="19"/>
-          <w:szCs w:val="19"/>
-          <w:lang w:val="en-US" w:eastAsia="en-GB"/>
-        </w:rPr>
-        <w:t>)</w:t>
-      </w:r>
-    </w:p>
-    <w:p>
-      <w:pPr>
-        <w:autoSpaceDE w:val="0"/>
-        <w:autoSpaceDN w:val="0"/>
-        <w:adjustRightInd w:val="0"/>
-        <w:rPr>
-          <w:rFonts w:ascii="Cascadia Mono" w:hAnsi="Cascadia Mono" w:cs="Cascadia Mono"/>
-          <w:color w:val="000000"/>
-          <w:sz w:val="19"/>
-          <w:szCs w:val="19"/>
-          <w:lang w:val="en-US" w:eastAsia="en-GB"/>
-        </w:rPr>
-      </w:pPr>
-      <w:r>
-        <w:rPr>
-          <w:rFonts w:ascii="Cascadia Mono" w:hAnsi="Cascadia Mono" w:cs="Cascadia Mono"/>
-          <w:color w:val="000000"/>
-          <w:sz w:val="19"/>
-          <w:szCs w:val="19"/>
-          <w:lang w:val="en-US" w:eastAsia="en-GB"/>
-        </w:rPr>
-        <w:t>{</w:t>
-      </w:r>
-    </w:p>
-    <w:p>
-      <w:pPr>
-        <w:autoSpaceDE w:val="0"/>
-        <w:autoSpaceDN w:val="0"/>
-        <w:adjustRightInd w:val="0"/>
-        <w:ind w:firstLine="708"/>
-        <w:rPr>
-          <w:rFonts w:ascii="Cascadia Mono" w:hAnsi="Cascadia Mono" w:cs="Cascadia Mono"/>
-          <w:color w:val="000000"/>
-          <w:sz w:val="19"/>
-          <w:szCs w:val="19"/>
-          <w:lang w:val="en-US" w:eastAsia="en-GB"/>
-        </w:rPr>
-      </w:pPr>
-      <w:proofErr w:type="spellStart"/>
-      <w:r>
-        <w:rPr>
-          <w:rFonts w:ascii="Cascadia Mono" w:hAnsi="Cascadia Mono" w:cs="Cascadia Mono"/>
-          <w:color w:val="000000"/>
-          <w:sz w:val="19"/>
-          <w:szCs w:val="19"/>
-          <w:lang w:val="en-US" w:eastAsia="en-GB"/>
-        </w:rPr>
-        <w:t>cbxCourse.DataSource</w:t>
-      </w:r>
-      <w:proofErr w:type="spellEnd"/>
-      <w:r>
-        <w:rPr>
-          <w:rFonts w:ascii="Cascadia Mono" w:hAnsi="Cascadia Mono" w:cs="Cascadia Mono"/>
-          <w:color w:val="000000"/>
-          <w:sz w:val="19"/>
-          <w:szCs w:val="19"/>
-          <w:lang w:val="en-US" w:eastAsia="en-GB"/>
-        </w:rPr>
-        <w:t xml:space="preserve"> = </w:t>
-      </w:r>
-      <w:r>
-        <w:rPr>
-          <w:rFonts w:ascii="Cascadia Mono" w:hAnsi="Cascadia Mono" w:cs="Cascadia Mono"/>
-          <w:color w:val="0000FF"/>
-          <w:sz w:val="19"/>
-          <w:szCs w:val="19"/>
-          <w:lang w:val="en-US" w:eastAsia="en-GB"/>
-        </w:rPr>
-        <w:t>new</w:t>
-      </w:r>
-      <w:r>
-        <w:rPr>
-          <w:rFonts w:ascii="Cascadia Mono" w:hAnsi="Cascadia Mono" w:cs="Cascadia Mono"/>
-          <w:color w:val="000000"/>
-          <w:sz w:val="19"/>
-          <w:szCs w:val="19"/>
-          <w:lang w:val="en-US" w:eastAsia="en-GB"/>
-        </w:rPr>
-        <w:t xml:space="preserve"> </w:t>
-      </w:r>
-      <w:proofErr w:type="spellStart"/>
-      <w:r>
-        <w:rPr>
-          <w:rFonts w:ascii="Cascadia Mono" w:hAnsi="Cascadia Mono" w:cs="Cascadia Mono"/>
-          <w:color w:val="000000"/>
-          <w:sz w:val="19"/>
-          <w:szCs w:val="19"/>
-          <w:lang w:val="en-US" w:eastAsia="en-GB"/>
-        </w:rPr>
-        <w:t>CourseManager</w:t>
-      </w:r>
-      <w:proofErr w:type="spellEnd"/>
-      <w:r>
-        <w:rPr>
-          <w:rFonts w:ascii="Cascadia Mono" w:hAnsi="Cascadia Mono" w:cs="Cascadia Mono"/>
-          <w:color w:val="000000"/>
-          <w:sz w:val="19"/>
-          <w:szCs w:val="19"/>
-          <w:lang w:val="en-US" w:eastAsia="en-GB"/>
-        </w:rPr>
-        <w:t>(</w:t>
-      </w:r>
-      <w:proofErr w:type="gramStart"/>
-      <w:r>
-        <w:rPr>
-          <w:rFonts w:ascii="Cascadia Mono" w:hAnsi="Cascadia Mono" w:cs="Cascadia Mono"/>
-          <w:color w:val="000000"/>
-          <w:sz w:val="19"/>
-          <w:szCs w:val="19"/>
-          <w:lang w:val="en-US" w:eastAsia="en-GB"/>
-        </w:rPr>
-        <w:t>).</w:t>
-      </w:r>
-      <w:proofErr w:type="spellStart"/>
-      <w:r>
-        <w:rPr>
-          <w:rFonts w:ascii="Cascadia Mono" w:hAnsi="Cascadia Mono" w:cs="Cascadia Mono"/>
-          <w:color w:val="000000"/>
-          <w:sz w:val="19"/>
-          <w:szCs w:val="19"/>
-          <w:lang w:val="en-US" w:eastAsia="en-GB"/>
-        </w:rPr>
-        <w:t>GetAll</w:t>
-      </w:r>
-      <w:proofErr w:type="spellEnd"/>
-      <w:proofErr w:type="gramEnd"/>
-      <w:r>
-        <w:rPr>
-          <w:rFonts w:ascii="Cascadia Mono" w:hAnsi="Cascadia Mono" w:cs="Cascadia Mono"/>
-          <w:color w:val="000000"/>
-          <w:sz w:val="19"/>
-          <w:szCs w:val="19"/>
-          <w:lang w:val="en-US" w:eastAsia="en-GB"/>
-        </w:rPr>
-        <w:t>();</w:t>
-      </w:r>
-    </w:p>
-    <w:p>
-      <w:pPr>
-        <w:autoSpaceDE w:val="0"/>
-        <w:autoSpaceDN w:val="0"/>
-        <w:adjustRightInd w:val="0"/>
-        <w:rPr>
-          <w:rFonts w:ascii="Cascadia Mono" w:hAnsi="Cascadia Mono" w:cs="Cascadia Mono"/>
-          <w:color w:val="000000"/>
-          <w:sz w:val="19"/>
-          <w:szCs w:val="19"/>
-          <w:lang w:val="en-US" w:eastAsia="en-GB"/>
-        </w:rPr>
-      </w:pPr>
-      <w:r>
-        <w:rPr>
-          <w:rFonts w:ascii="Cascadia Mono" w:hAnsi="Cascadia Mono" w:cs="Cascadia Mono"/>
-          <w:color w:val="000000"/>
-          <w:sz w:val="19"/>
-          <w:szCs w:val="19"/>
-          <w:lang w:val="en-US" w:eastAsia="en-GB"/>
-        </w:rPr>
-        <w:t>}</w:t>
-      </w:r>
-    </w:p>
-    <w:p>
-      <w:pPr>
-        <w:autoSpaceDE w:val="0"/>
-        <w:autoSpaceDN w:val="0"/>
-        <w:adjustRightInd w:val="0"/>
-        <w:rPr>
-          <w:rFonts w:ascii="Cascadia Mono" w:hAnsi="Cascadia Mono" w:cs="Cascadia Mono"/>
-          <w:color w:val="000000"/>
-          <w:sz w:val="19"/>
-          <w:szCs w:val="19"/>
-          <w:lang w:val="en-US" w:eastAsia="en-GB"/>
-        </w:rPr>
-      </w:pPr>
-    </w:p>
-    <w:p>
-      <w:pPr>
-        <w:autoSpaceDE w:val="0"/>
-        <w:autoSpaceDN w:val="0"/>
-        <w:adjustRightInd w:val="0"/>
-        <w:rPr>
-          <w:rFonts w:ascii="Cascadia Mono" w:hAnsi="Cascadia Mono" w:cs="Cascadia Mono"/>
-          <w:color w:val="000000"/>
-          <w:sz w:val="19"/>
-          <w:szCs w:val="19"/>
-          <w:lang w:val="en-US" w:eastAsia="en-GB"/>
-        </w:rPr>
-      </w:pPr>
-      <w:r>
-        <w:rPr>
-          <w:rFonts w:ascii="Cascadia Mono" w:hAnsi="Cascadia Mono" w:cs="Cascadia Mono"/>
-          <w:color w:val="0000FF"/>
-          <w:sz w:val="19"/>
-          <w:szCs w:val="19"/>
-          <w:lang w:val="en-US" w:eastAsia="en-GB"/>
-        </w:rPr>
-        <w:t>private</w:t>
-      </w:r>
-      <w:r>
-        <w:rPr>
-          <w:rFonts w:ascii="Cascadia Mono" w:hAnsi="Cascadia Mono" w:cs="Cascadia Mono"/>
-          <w:color w:val="000000"/>
-          <w:sz w:val="19"/>
-          <w:szCs w:val="19"/>
-          <w:lang w:val="en-US" w:eastAsia="en-GB"/>
-        </w:rPr>
-        <w:t xml:space="preserve"> </w:t>
-      </w:r>
-      <w:r>
-        <w:rPr>
-          <w:rFonts w:ascii="Cascadia Mono" w:hAnsi="Cascadia Mono" w:cs="Cascadia Mono"/>
-          <w:color w:val="0000FF"/>
-          <w:sz w:val="19"/>
-          <w:szCs w:val="19"/>
-          <w:lang w:val="en-US" w:eastAsia="en-GB"/>
-        </w:rPr>
-        <w:t>void</w:t>
-      </w:r>
-      <w:r>
-        <w:rPr>
-          <w:rFonts w:ascii="Cascadia Mono" w:hAnsi="Cascadia Mono" w:cs="Cascadia Mono"/>
-          <w:color w:val="000000"/>
-          <w:sz w:val="19"/>
-          <w:szCs w:val="19"/>
-          <w:lang w:val="en-US" w:eastAsia="en-GB"/>
-        </w:rPr>
-        <w:t xml:space="preserve"> </w:t>
-      </w:r>
-      <w:proofErr w:type="spellStart"/>
-      <w:proofErr w:type="gramStart"/>
-      <w:r>
-        <w:rPr>
-          <w:rFonts w:ascii="Cascadia Mono" w:hAnsi="Cascadia Mono" w:cs="Cascadia Mono"/>
-          <w:color w:val="000000"/>
-          <w:sz w:val="19"/>
-          <w:szCs w:val="19"/>
-          <w:lang w:val="en-US" w:eastAsia="en-GB"/>
-        </w:rPr>
-        <w:t>ShowApplicantInControls</w:t>
-      </w:r>
-      <w:proofErr w:type="spellEnd"/>
-      <w:r>
-        <w:rPr>
-          <w:rFonts w:ascii="Cascadia Mono" w:hAnsi="Cascadia Mono" w:cs="Cascadia Mono"/>
-          <w:color w:val="000000"/>
-          <w:sz w:val="19"/>
-          <w:szCs w:val="19"/>
-          <w:lang w:val="en-US" w:eastAsia="en-GB"/>
-        </w:rPr>
-        <w:t>(</w:t>
-      </w:r>
-      <w:proofErr w:type="gramEnd"/>
-      <w:r>
-        <w:rPr>
-          <w:rFonts w:ascii="Cascadia Mono" w:hAnsi="Cascadia Mono" w:cs="Cascadia Mono"/>
-          <w:color w:val="000000"/>
-          <w:sz w:val="19"/>
-          <w:szCs w:val="19"/>
-          <w:lang w:val="en-US" w:eastAsia="en-GB"/>
-        </w:rPr>
-        <w:t>)</w:t>
+        <w:t xml:space="preserve"> ShowApplicantInControls()</w:t>
       </w:r>
     </w:p>
     <w:p>
@@ -7408,41 +5035,7 @@
           <w:szCs w:val="19"/>
           <w:lang w:val="en-US" w:eastAsia="en-GB"/>
         </w:rPr>
-        <w:t xml:space="preserve"> </w:t>
-      </w:r>
-      <w:proofErr w:type="spellStart"/>
-      <w:proofErr w:type="gramStart"/>
-      <w:r>
-        <w:rPr>
-          <w:rFonts w:ascii="Cascadia Mono" w:hAnsi="Cascadia Mono" w:cs="Cascadia Mono"/>
-          <w:color w:val="000000"/>
-          <w:sz w:val="19"/>
-          <w:szCs w:val="19"/>
-          <w:lang w:val="en-US" w:eastAsia="en-GB"/>
-        </w:rPr>
-        <w:t>GrabUserInput</w:t>
-      </w:r>
-      <w:proofErr w:type="spellEnd"/>
-      <w:r>
-        <w:rPr>
-          <w:rFonts w:ascii="Cascadia Mono" w:hAnsi="Cascadia Mono" w:cs="Cascadia Mono"/>
-          <w:color w:val="000000"/>
-          <w:sz w:val="19"/>
-          <w:szCs w:val="19"/>
-          <w:lang w:val="en-US" w:eastAsia="en-GB"/>
-        </w:rPr>
-        <w:t>(</w:t>
-      </w:r>
-      <w:proofErr w:type="gramEnd"/>
-      <w:r>
-        <w:rPr>
-          <w:rFonts w:ascii="Cascadia Mono" w:hAnsi="Cascadia Mono" w:cs="Cascadia Mono"/>
-          <w:color w:val="000000"/>
-          <w:sz w:val="19"/>
-          <w:szCs w:val="19"/>
-          <w:lang w:val="en-US" w:eastAsia="en-GB"/>
-        </w:rPr>
-        <w:t>)</w:t>
+        <w:t xml:space="preserve"> GrabUserInput()</w:t>
       </w:r>
     </w:p>
     <w:p>
@@ -9050,6 +6643,119 @@
     </w:lvl>
   </w:abstractNum>
   <w:abstractNum w:abstractNumId="13" w15:restartNumberingAfterBreak="0">
+    <w:nsid w:val="3A754ACC"/>
+    <w:multiLevelType w:val="hybridMultilevel"/>
+    <w:tmpl w:val="E78A1C86"/>
+    <w:lvl w:ilvl="0" w:tplc="0419000F">
+      <w:start w:val="1"/>
+      <w:numFmt w:val="decimal"/>
+      <w:lvlText w:val="%1."/>
+      <w:lvlJc w:val="left"/>
+      <w:pPr>
+        <w:tabs>
+          <w:tab w:val="num" w:pos="720"/>
+        </w:tabs>
+        <w:ind w:left="720" w:hanging="360"/>
+      </w:pPr>
+    </w:lvl>
+    <w:lvl w:ilvl="1" w:tplc="04190019" w:tentative="1">
+      <w:start w:val="1"/>
+      <w:numFmt w:val="lowerLetter"/>
+      <w:lvlText w:val="%2."/>
+      <w:lvlJc w:val="left"/>
+      <w:pPr>
+        <w:tabs>
+          <w:tab w:val="num" w:pos="1440"/>
+        </w:tabs>
+        <w:ind w:left="1440" w:hanging="360"/>
+      </w:pPr>
+    </w:lvl>
+    <w:lvl w:ilvl="2" w:tplc="0419001B" w:tentative="1">
+      <w:start w:val="1"/>
+      <w:numFmt w:val="lowerRoman"/>
+      <w:lvlText w:val="%3."/>
+      <w:lvlJc w:val="right"/>
+      <w:pPr>
+        <w:tabs>
+          <w:tab w:val="num" w:pos="2160"/>
+        </w:tabs>
+        <w:ind w:left="2160" w:hanging="180"/>
+      </w:pPr>
+    </w:lvl>
+    <w:lvl w:ilvl="3" w:tplc="0419000F" w:tentative="1">
+      <w:start w:val="1"/>
+      <w:numFmt w:val="decimal"/>
+      <w:lvlText w:val="%4."/>
+      <w:lvlJc w:val="left"/>
+      <w:pPr>
+        <w:tabs>
+          <w:tab w:val="num" w:pos="2880"/>
+        </w:tabs>
+        <w:ind w:left="2880" w:hanging="360"/>
+      </w:pPr>
+    </w:lvl>
+    <w:lvl w:ilvl="4" w:tplc="04190019" w:tentative="1">
+      <w:start w:val="1"/>
+      <w:numFmt w:val="lowerLetter"/>
+      <w:lvlText w:val="%5."/>
+      <w:lvlJc w:val="left"/>
+      <w:pPr>
+        <w:tabs>
+          <w:tab w:val="num" w:pos="3600"/>
+        </w:tabs>
+        <w:ind w:left="3600" w:hanging="360"/>
+      </w:pPr>
+    </w:lvl>
+    <w:lvl w:ilvl="5" w:tplc="0419001B" w:tentative="1">
+      <w:start w:val="1"/>
+      <w:numFmt w:val="lowerRoman"/>
+      <w:lvlText w:val="%6."/>
+      <w:lvlJc w:val="right"/>
+      <w:pPr>
+        <w:tabs>
+          <w:tab w:val="num" w:pos="4320"/>
+        </w:tabs>
+        <w:ind w:left="4320" w:hanging="180"/>
+      </w:pPr>
+    </w:lvl>
+    <w:lvl w:ilvl="6" w:tplc="0419000F" w:tentative="1">
+      <w:start w:val="1"/>
+      <w:numFmt w:val="decimal"/>
+      <w:lvlText w:val="%7."/>
+      <w:lvlJc w:val="left"/>
+      <w:pPr>
+        <w:tabs>
+          <w:tab w:val="num" w:pos="5040"/>
+        </w:tabs>
+        <w:ind w:left="5040" w:hanging="360"/>
+      </w:pPr>
+    </w:lvl>
+    <w:lvl w:ilvl="7" w:tplc="04190019" w:tentative="1">
+      <w:start w:val="1"/>
+      <w:numFmt w:val="lowerLetter"/>
+      <w:lvlText w:val="%8."/>
+      <w:lvlJc w:val="left"/>
+      <w:pPr>
+        <w:tabs>
+          <w:tab w:val="num" w:pos="5760"/>
+        </w:tabs>
+        <w:ind w:left="5760" w:hanging="360"/>
+      </w:pPr>
+    </w:lvl>
+    <w:lvl w:ilvl="8" w:tplc="0419001B" w:tentative="1">
+      <w:start w:val="1"/>
+      <w:numFmt w:val="lowerRoman"/>
+      <w:lvlText w:val="%9."/>
+      <w:lvlJc w:val="right"/>
+      <w:pPr>
+        <w:tabs>
+          <w:tab w:val="num" w:pos="6480"/>
+        </w:tabs>
+        <w:ind w:left="6480" w:hanging="180"/>
+      </w:pPr>
+    </w:lvl>
+  </w:abstractNum>
+  <w:abstractNum w:abstractNumId="14" w15:restartNumberingAfterBreak="0">
     <w:nsid w:val="43B54AB3"/>
     <w:multiLevelType w:val="multilevel"/>
     <w:tmpl w:val="EC6C965A"/>
@@ -9198,7 +6904,7 @@
       </w:rPr>
     </w:lvl>
   </w:abstractNum>
-  <w:abstractNum w:abstractNumId="14" w15:restartNumberingAfterBreak="0">
+  <w:abstractNum w:abstractNumId="15" w15:restartNumberingAfterBreak="0">
     <w:nsid w:val="45D121A4"/>
     <w:multiLevelType w:val="hybridMultilevel"/>
     <w:tmpl w:val="79EA7556"/>
@@ -9311,7 +7017,7 @@
       </w:pPr>
     </w:lvl>
   </w:abstractNum>
-  <w:abstractNum w:abstractNumId="15" w15:restartNumberingAfterBreak="0">
+  <w:abstractNum w:abstractNumId="16" w15:restartNumberingAfterBreak="0">
     <w:nsid w:val="48DC73D3"/>
     <w:multiLevelType w:val="hybridMultilevel"/>
     <w:tmpl w:val="57E4186C"/>
@@ -9397,7 +7103,7 @@
       </w:pPr>
     </w:lvl>
   </w:abstractNum>
-  <w:abstractNum w:abstractNumId="16" w15:restartNumberingAfterBreak="0">
+  <w:abstractNum w:abstractNumId="17" w15:restartNumberingAfterBreak="0">
     <w:nsid w:val="4D4A4A91"/>
     <w:multiLevelType w:val="hybridMultilevel"/>
     <w:tmpl w:val="BCE65A5C"/>
@@ -9510,7 +7216,7 @@
       </w:pPr>
     </w:lvl>
   </w:abstractNum>
-  <w:abstractNum w:abstractNumId="17" w15:restartNumberingAfterBreak="0">
+  <w:abstractNum w:abstractNumId="18" w15:restartNumberingAfterBreak="0">
     <w:nsid w:val="52D201F2"/>
     <w:multiLevelType w:val="hybridMultilevel"/>
     <w:tmpl w:val="9B4AD6B0"/>
@@ -9623,7 +7329,7 @@
       </w:pPr>
     </w:lvl>
   </w:abstractNum>
-  <w:abstractNum w:abstractNumId="18" w15:restartNumberingAfterBreak="0">
+  <w:abstractNum w:abstractNumId="19" w15:restartNumberingAfterBreak="0">
     <w:nsid w:val="55851F1F"/>
     <w:multiLevelType w:val="hybridMultilevel"/>
     <w:tmpl w:val="1FD6D5F0"/>
@@ -9736,7 +7442,7 @@
       </w:rPr>
     </w:lvl>
   </w:abstractNum>
-  <w:abstractNum w:abstractNumId="19" w15:restartNumberingAfterBreak="0">
+  <w:abstractNum w:abstractNumId="20" w15:restartNumberingAfterBreak="0">
     <w:nsid w:val="5887736F"/>
     <w:multiLevelType w:val="hybridMultilevel"/>
     <w:tmpl w:val="621EB3BE"/>
@@ -9849,7 +7555,7 @@
       </w:pPr>
     </w:lvl>
   </w:abstractNum>
-  <w:abstractNum w:abstractNumId="20" w15:restartNumberingAfterBreak="0">
+  <w:abstractNum w:abstractNumId="21" w15:restartNumberingAfterBreak="0">
     <w:nsid w:val="59B12622"/>
     <w:multiLevelType w:val="hybridMultilevel"/>
     <w:tmpl w:val="2072341C"/>
@@ -9962,7 +7668,7 @@
       </w:pPr>
     </w:lvl>
   </w:abstractNum>
-  <w:abstractNum w:abstractNumId="21" w15:restartNumberingAfterBreak="0">
+  <w:abstractNum w:abstractNumId="22" w15:restartNumberingAfterBreak="0">
     <w:nsid w:val="617521A1"/>
     <w:multiLevelType w:val="hybridMultilevel"/>
     <w:tmpl w:val="9A564AEC"/>
@@ -10075,7 +7781,7 @@
       </w:pPr>
     </w:lvl>
   </w:abstractNum>
-  <w:abstractNum w:abstractNumId="22" w15:restartNumberingAfterBreak="0">
+  <w:abstractNum w:abstractNumId="23" w15:restartNumberingAfterBreak="0">
     <w:nsid w:val="65B651A4"/>
     <w:multiLevelType w:val="hybridMultilevel"/>
     <w:tmpl w:val="A8C6682A"/>
@@ -10191,7 +7897,7 @@
       </w:pPr>
     </w:lvl>
   </w:abstractNum>
-  <w:abstractNum w:abstractNumId="23" w15:restartNumberingAfterBreak="0">
+  <w:abstractNum w:abstractNumId="24" w15:restartNumberingAfterBreak="0">
     <w:nsid w:val="6BEC1114"/>
     <w:multiLevelType w:val="hybridMultilevel"/>
     <w:tmpl w:val="AEB4A6A6"/>
@@ -10311,7 +8017,7 @@
       </w:pPr>
     </w:lvl>
   </w:abstractNum>
-  <w:abstractNum w:abstractNumId="24" w15:restartNumberingAfterBreak="0">
+  <w:abstractNum w:abstractNumId="25" w15:restartNumberingAfterBreak="0">
     <w:nsid w:val="6C3C09FC"/>
     <w:multiLevelType w:val="hybridMultilevel"/>
     <w:tmpl w:val="1A0A4E36"/>
@@ -10427,7 +8133,7 @@
       </w:pPr>
     </w:lvl>
   </w:abstractNum>
-  <w:abstractNum w:abstractNumId="25" w15:restartNumberingAfterBreak="0">
+  <w:abstractNum w:abstractNumId="26" w15:restartNumberingAfterBreak="0">
     <w:nsid w:val="6DF93194"/>
     <w:multiLevelType w:val="hybridMultilevel"/>
     <w:tmpl w:val="7BFA83F2"/>
@@ -10540,7 +8246,7 @@
       </w:pPr>
     </w:lvl>
   </w:abstractNum>
-  <w:abstractNum w:abstractNumId="26" w15:restartNumberingAfterBreak="0">
+  <w:abstractNum w:abstractNumId="27" w15:restartNumberingAfterBreak="0">
     <w:nsid w:val="78AE10A7"/>
     <w:multiLevelType w:val="hybridMultilevel"/>
     <w:tmpl w:val="E78A1C86"/>
@@ -10653,7 +8359,7 @@
       </w:pPr>
     </w:lvl>
   </w:abstractNum>
-  <w:abstractNum w:abstractNumId="27" w15:restartNumberingAfterBreak="0">
+  <w:abstractNum w:abstractNumId="28" w15:restartNumberingAfterBreak="0">
     <w:nsid w:val="7C22090E"/>
     <w:multiLevelType w:val="hybridMultilevel"/>
     <w:tmpl w:val="BF12CBC4"/>
@@ -10767,7 +8473,7 @@
     </w:lvl>
   </w:abstractNum>
   <w:num w:numId="1">
-    <w:abstractNumId w:val="24"/>
+    <w:abstractNumId w:val="25"/>
   </w:num>
   <w:num w:numId="2">
     <w:abstractNumId w:val="11"/>
@@ -10776,16 +8482,16 @@
     <w:abstractNumId w:val="9"/>
   </w:num>
   <w:num w:numId="4">
-    <w:abstractNumId w:val="19"/>
+    <w:abstractNumId w:val="20"/>
   </w:num>
   <w:num w:numId="5">
-    <w:abstractNumId w:val="13"/>
+    <w:abstractNumId w:val="14"/>
   </w:num>
   <w:num w:numId="6">
     <w:abstractNumId w:val="8"/>
   </w:num>
   <w:num w:numId="7">
-    <w:abstractNumId w:val="16"/>
+    <w:abstractNumId w:val="17"/>
   </w:num>
   <w:num w:numId="8">
     <w:abstractNumId w:val="3"/>
@@ -10794,10 +8500,10 @@
     <w:abstractNumId w:val="10"/>
   </w:num>
   <w:num w:numId="10">
-    <w:abstractNumId w:val="23"/>
+    <w:abstractNumId w:val="24"/>
   </w:num>
   <w:num w:numId="11">
-    <w:abstractNumId w:val="21"/>
+    <w:abstractNumId w:val="22"/>
   </w:num>
   <w:num w:numId="12">
     <w:abstractNumId w:val="6"/>
@@ -10806,22 +8512,22 @@
     <w:abstractNumId w:val="12"/>
   </w:num>
   <w:num w:numId="14">
-    <w:abstractNumId w:val="22"/>
+    <w:abstractNumId w:val="23"/>
   </w:num>
   <w:num w:numId="15">
-    <w:abstractNumId w:val="20"/>
+    <w:abstractNumId w:val="21"/>
   </w:num>
   <w:num w:numId="16">
-    <w:abstractNumId w:val="14"/>
+    <w:abstractNumId w:val="15"/>
   </w:num>
   <w:num w:numId="17">
-    <w:abstractNumId w:val="17"/>
+    <w:abstractNumId w:val="18"/>
   </w:num>
   <w:num w:numId="18">
     <w:abstractNumId w:val="7"/>
   </w:num>
   <w:num w:numId="19">
-    <w:abstractNumId w:val="16"/>
+    <w:abstractNumId w:val="17"/>
     <w:lvlOverride w:ilvl="0">
       <w:startOverride w:val="1"/>
     </w:lvlOverride>
@@ -10881,7 +8587,7 @@
     </w:lvlOverride>
   </w:num>
   <w:num w:numId="21">
-    <w:abstractNumId w:val="14"/>
+    <w:abstractNumId w:val="15"/>
     <w:lvlOverride w:ilvl="0">
       <w:startOverride w:val="1"/>
     </w:lvlOverride>
@@ -10914,7 +8620,7 @@
     <w:abstractNumId w:val="0"/>
   </w:num>
   <w:num w:numId="23">
-    <w:abstractNumId w:val="18"/>
+    <w:abstractNumId w:val="19"/>
   </w:num>
   <w:num w:numId="24">
     <w:abstractNumId w:val="5"/>
@@ -10923,22 +8629,25 @@
     <w:abstractNumId w:val="2"/>
   </w:num>
   <w:num w:numId="26">
-    <w:abstractNumId w:val="15"/>
+    <w:abstractNumId w:val="16"/>
   </w:num>
   <w:num w:numId="27">
-    <w:abstractNumId w:val="25"/>
+    <w:abstractNumId w:val="26"/>
   </w:num>
   <w:num w:numId="28">
-    <w:abstractNumId w:val="26"/>
+    <w:abstractNumId w:val="27"/>
   </w:num>
   <w:num w:numId="29">
     <w:abstractNumId w:val="4"/>
   </w:num>
   <w:num w:numId="30">
-    <w:abstractNumId w:val="27"/>
+    <w:abstractNumId w:val="28"/>
   </w:num>
   <w:num w:numId="31">
     <w:abstractNumId w:val="1"/>
+  </w:num>
+  <w:num w:numId="32">
+    <w:abstractNumId w:val="13"/>
   </w:num>
 </w:numbering>
 </file>
@@ -11707,19 +9416,12 @@
 </file>
 
 <file path=customXml/item1.xml><?xml version="1.0" encoding="utf-8"?>
-<b:Sources xmlns:b="http://schemas.openxmlformats.org/officeDocument/2006/bibliography" xmlns="http://schemas.openxmlformats.org/officeDocument/2006/bibliography" SelectedStyle="\APA.XSL" StyleName="APA"/>
+<p:properties xmlns:p="http://schemas.microsoft.com/office/2006/metadata/properties" xmlns:xsi="http://www.w3.org/2001/XMLSchema-instance" xmlns:pc="http://schemas.microsoft.com/office/infopath/2007/PartnerControls">
+  <documentManagement/>
+</p:properties>
 </file>
 
 <file path=customXml/item2.xml><?xml version="1.0" encoding="utf-8"?>
-<?mso-contentType ?>
-<FormTemplates xmlns="http://schemas.microsoft.com/sharepoint/v3/contenttype/forms">
-  <Display>DocumentLibraryForm</Display>
-  <Edit>DocumentLibraryForm</Edit>
-  <New>DocumentLibraryForm</New>
-</FormTemplates>
-</file>
-
-<file path=customXml/item3.xml><?xml version="1.0" encoding="utf-8"?>
 <ct:contentTypeSchema xmlns:ct="http://schemas.microsoft.com/office/2006/metadata/contentType" xmlns:ma="http://schemas.microsoft.com/office/2006/metadata/properties/metaAttributes" ct:_="" ma:_="" ma:contentTypeName="Unknown Document Type" ma:contentTypeID="0x010104" ma:contentTypeVersion="0" ma:contentTypeDescription="" ma:contentTypeScope="" ma:versionID="05d83ceaa0bbd2e3bc716e6e66bd857a">
   <xsd:schema xmlns:xsd="http://www.w3.org/2001/XMLSchema" xmlns:xs="http://www.w3.org/2001/XMLSchema" xmlns:p="http://schemas.microsoft.com/office/2006/metadata/properties" targetNamespace="http://schemas.microsoft.com/office/2006/metadata/properties" ma:root="true" ma:fieldsID="b3d69fe45253d5ff147bb69036b756a7">
     <xsd:element name="properties">
@@ -11833,29 +9535,29 @@
 </ct:contentTypeSchema>
 </file>
 
+<file path=customXml/item3.xml><?xml version="1.0" encoding="utf-8"?>
+<?mso-contentType ?>
+<FormTemplates xmlns="http://schemas.microsoft.com/sharepoint/v3/contenttype/forms">
+  <Display>DocumentLibraryForm</Display>
+  <Edit>DocumentLibraryForm</Edit>
+  <New>DocumentLibraryForm</New>
+</FormTemplates>
+</file>
+
 <file path=customXml/item4.xml><?xml version="1.0" encoding="utf-8"?>
-<p:properties xmlns:p="http://schemas.microsoft.com/office/2006/metadata/properties" xmlns:xsi="http://www.w3.org/2001/XMLSchema-instance" xmlns:pc="http://schemas.microsoft.com/office/infopath/2007/PartnerControls">
-  <documentManagement/>
-</p:properties>
+<b:Sources xmlns:b="http://schemas.openxmlformats.org/officeDocument/2006/bibliography" xmlns="http://schemas.openxmlformats.org/officeDocument/2006/bibliography" SelectedStyle="\APA.XSL" StyleName="APA"/>
 </file>
 
 <file path=customXml/itemProps1.xml><?xml version="1.0" encoding="utf-8"?>
-<ds:datastoreItem xmlns:ds="http://schemas.openxmlformats.org/officeDocument/2006/customXml" ds:itemID="{6C5A8C2B-2AE1-4DEB-AD9B-6ED825B421BE}">
+<ds:datastoreItem xmlns:ds="http://schemas.openxmlformats.org/officeDocument/2006/customXml" ds:itemID="{42E55959-804C-4599-9856-C57EEC98ADAB}">
   <ds:schemaRefs>
-    <ds:schemaRef ds:uri="http://schemas.openxmlformats.org/officeDocument/2006/bibliography"/>
+    <ds:schemaRef ds:uri="http://schemas.microsoft.com/office/2006/metadata/properties"/>
+    <ds:schemaRef ds:uri="http://schemas.microsoft.com/office/infopath/2007/PartnerControls"/>
   </ds:schemaRefs>
 </ds:datastoreItem>
 </file>
 
 <file path=customXml/itemProps2.xml><?xml version="1.0" encoding="utf-8"?>
-<ds:datastoreItem xmlns:ds="http://schemas.openxmlformats.org/officeDocument/2006/customXml" ds:itemID="{42BAD47D-47A4-45A7-8EB1-77EC47F25C52}">
-  <ds:schemaRefs>
-    <ds:schemaRef ds:uri="http://schemas.microsoft.com/sharepoint/v3/contenttype/forms"/>
-  </ds:schemaRefs>
-</ds:datastoreItem>
-</file>
-
-<file path=customXml/itemProps3.xml><?xml version="1.0" encoding="utf-8"?>
 <ds:datastoreItem xmlns:ds="http://schemas.openxmlformats.org/officeDocument/2006/customXml" ds:itemID="{729A2C4D-309B-4696-9680-57C494B6C040}">
   <ds:schemaRefs>
     <ds:schemaRef ds:uri="http://schemas.microsoft.com/office/2006/metadata/contentType"/>
@@ -11871,11 +9573,18 @@
 </ds:datastoreItem>
 </file>
 
+<file path=customXml/itemProps3.xml><?xml version="1.0" encoding="utf-8"?>
+<ds:datastoreItem xmlns:ds="http://schemas.openxmlformats.org/officeDocument/2006/customXml" ds:itemID="{42BAD47D-47A4-45A7-8EB1-77EC47F25C52}">
+  <ds:schemaRefs>
+    <ds:schemaRef ds:uri="http://schemas.microsoft.com/sharepoint/v3/contenttype/forms"/>
+  </ds:schemaRefs>
+</ds:datastoreItem>
+</file>
+
 <file path=customXml/itemProps4.xml><?xml version="1.0" encoding="utf-8"?>
-<ds:datastoreItem xmlns:ds="http://schemas.openxmlformats.org/officeDocument/2006/customXml" ds:itemID="{42E55959-804C-4599-9856-C57EEC98ADAB}">
+<ds:datastoreItem xmlns:ds="http://schemas.openxmlformats.org/officeDocument/2006/customXml" ds:itemID="{6C5A8C2B-2AE1-4DEB-AD9B-6ED825B421BE}">
   <ds:schemaRefs>
-    <ds:schemaRef ds:uri="http://schemas.microsoft.com/office/2006/metadata/properties"/>
-    <ds:schemaRef ds:uri="http://schemas.microsoft.com/office/infopath/2007/PartnerControls"/>
+    <ds:schemaRef ds:uri="http://schemas.openxmlformats.org/officeDocument/2006/bibliography"/>
   </ds:schemaRefs>
 </ds:datastoreItem>
 </file>